--- a/08-传感器电路/12-其他传感器电路/触摸传感器电路/触摸传感器电路.docx
+++ b/08-传感器电路/12-其他传感器电路/触摸传感器电路/触摸传感器电路.docx
@@ -2263,6 +2263,20 @@
     </w:p>
     <w:bookmarkEnd w:id="26"/>
     <w:bookmarkEnd w:id="27"/>
+    <w:p>
+      <w:pPr>
+        <w:spacing w:before="360"/>
+        <w:jc w:val="center"/>
+      </w:pPr>
+      <w:r>
+        <w:rPr>
+          <w:rFonts w:ascii="Times New Roman" w:hAnsi="Times New Roman"/>
+          <w:color w:val="555555"/>
+          <w:sz w:val="21"/>
+        </w:rPr>
+        <w:t>材料收集者：杜文杰</w:t>
+      </w:r>
+    </w:p>
     <w:sectPr>
       <w:headerReference r:id="rId9" w:type="default"/>
       <w:footerReference r:id="rId10" w:type="default"/>

--- a/08-传感器电路/12-其他传感器电路/触摸传感器电路/触摸传感器电路.docx
+++ b/08-传感器电路/12-其他传感器电路/触摸传感器电路/触摸传感器电路.docx
@@ -1,6 +1,6 @@
 
 <file path=word/document.xml><?xml version="1.0" encoding="utf-8"?>
-<w:document xmlns:w="http://schemas.openxmlformats.org/wordprocessingml/2006/main" xmlns:m="http://schemas.openxmlformats.org/officeDocument/2006/math" xmlns:r="http://schemas.openxmlformats.org/officeDocument/2006/relationships" xmlns:o="urn:schemas-microsoft-com:office:office" xmlns:v="urn:schemas-microsoft-com:vml" xmlns:w10="urn:schemas-microsoft-com:office:word" xmlns:a="http://schemas.openxmlformats.org/drawingml/2006/main" xmlns:pic="http://schemas.openxmlformats.org/drawingml/2006/picture" xmlns:wp="http://schemas.openxmlformats.org/drawingml/2006/wordprocessingDrawing">
+<w:document xmlns:m="http://schemas.openxmlformats.org/officeDocument/2006/math" xmlns:r="http://schemas.openxmlformats.org/officeDocument/2006/relationships" xmlns:w="http://schemas.openxmlformats.org/wordprocessingml/2006/main" xmlns:o="urn:schemas-microsoft-com:office:office" xmlns:v="urn:schemas-microsoft-com:vml" xmlns:w10="urn:schemas-microsoft-com:office:word" xmlns:a="http://schemas.openxmlformats.org/drawingml/2006/main" xmlns:pic="http://schemas.openxmlformats.org/drawingml/2006/picture" xmlns:wp="http://schemas.openxmlformats.org/drawingml/2006/wordprocessingDrawing">
   <w:body>
     <w:bookmarkStart w:id="27" w:name="触摸传感器电路"/>
     <w:p>
@@ -9,7 +9,7 @@
       </w:pPr>
       <w:r>
         <w:rPr>
-          <w:rFonts w:hint="eastAsia"/>
+          <w:rFonts w:hint="eastAsia" w:eastAsia="黑体"/>
         </w:rPr>
         <w:t xml:space="preserve">触摸传感器电路</w:t>
       </w:r>
@@ -21,7 +21,7 @@
       </w:pPr>
       <w:r>
         <w:rPr>
-          <w:rFonts w:hint="eastAsia"/>
+          <w:rFonts w:hint="eastAsia" w:eastAsia="黑体"/>
         </w:rPr>
         <w:t xml:space="preserve">拓扑描述</w:t>
       </w:r>
@@ -32,16 +32,19 @@
       </w:pPr>
       <w:r>
         <w:rPr>
-          <w:rFonts w:hint="eastAsia"/>
+          <w:rFonts w:hint="eastAsia" w:eastAsia="黑体"/>
         </w:rPr>
         <w:t xml:space="preserve">由</w:t>
       </w:r>
       <w:r>
+        <w:rPr>
+          <w:rFonts w:eastAsia="黑体"/>
+        </w:rPr>
         <w:t xml:space="preserve"> </w:t>
       </w:r>
       <w:r>
         <w:rPr>
-          <w:rFonts w:hint="eastAsia"/>
+          <w:rFonts w:hint="eastAsia" w:eastAsia="黑体"/>
           <w:b/>
           <w:bCs/>
         </w:rPr>
@@ -69,18 +72,21 @@
       </m:oMath>
       <w:r>
         <w:rPr>
-          <w:rFonts w:hint="eastAsia"/>
+          <w:rFonts w:hint="eastAsia" w:eastAsia="黑体"/>
           <w:b/>
           <w:bCs/>
         </w:rPr>
         <w:t xml:space="preserve">）</w:t>
       </w:r>
       <w:r>
+        <w:rPr>
+          <w:rFonts w:eastAsia="黑体"/>
+        </w:rPr>
         <w:t xml:space="preserve">、</w:t>
       </w:r>
       <w:r>
         <w:rPr>
-          <w:rFonts w:hint="eastAsia"/>
+          <w:rFonts w:hint="eastAsia" w:eastAsia="黑体"/>
           <w:b/>
           <w:bCs/>
         </w:rPr>
@@ -88,6 +94,7 @@
       </w:r>
       <w:r>
         <w:rPr>
+          <w:rFonts w:eastAsia="黑体"/>
           <w:b/>
           <w:bCs/>
         </w:rPr>
@@ -95,7 +102,7 @@
       </w:r>
       <w:r>
         <w:rPr>
-          <w:rFonts w:hint="eastAsia"/>
+          <w:rFonts w:hint="eastAsia" w:eastAsia="黑体"/>
           <w:b/>
           <w:bCs/>
         </w:rPr>
@@ -103,6 +110,7 @@
       </w:r>
       <w:r>
         <w:rPr>
+          <w:rFonts w:eastAsia="黑体"/>
           <w:b/>
           <w:bCs/>
         </w:rPr>
@@ -110,7 +118,7 @@
       </w:r>
       <w:r>
         <w:rPr>
-          <w:rFonts w:hint="eastAsia"/>
+          <w:rFonts w:hint="eastAsia" w:eastAsia="黑体"/>
           <w:b/>
           <w:bCs/>
         </w:rPr>
@@ -118,6 +126,7 @@
       </w:r>
       <w:r>
         <w:rPr>
+          <w:rFonts w:eastAsia="黑体"/>
           <w:b/>
           <w:bCs/>
         </w:rPr>
@@ -125,7 +134,7 @@
       </w:r>
       <w:r>
         <w:rPr>
-          <w:rFonts w:hint="eastAsia"/>
+          <w:rFonts w:hint="eastAsia" w:eastAsia="黑体"/>
           <w:b/>
           <w:bCs/>
         </w:rPr>
@@ -133,6 +142,7 @@
       </w:r>
       <w:r>
         <w:rPr>
+          <w:rFonts w:eastAsia="黑体"/>
           <w:b/>
           <w:bCs/>
         </w:rPr>
@@ -145,7 +155,7 @@
       </m:oMath>
       <w:r>
         <w:rPr>
-          <w:rFonts w:hint="eastAsia"/>
+          <w:rFonts w:hint="eastAsia" w:eastAsia="黑体"/>
           <w:b/>
           <w:bCs/>
         </w:rPr>
@@ -153,6 +163,7 @@
       </w:r>
       <w:r>
         <w:rPr>
+          <w:rFonts w:eastAsia="黑体"/>
           <w:b/>
           <w:bCs/>
         </w:rPr>
@@ -174,7 +185,7 @@
       </m:oMath>
       <w:r>
         <w:rPr>
-          <w:rFonts w:hint="eastAsia"/>
+          <w:rFonts w:hint="eastAsia" w:eastAsia="黑体"/>
           <w:b/>
           <w:bCs/>
         </w:rPr>
@@ -182,6 +193,7 @@
       </w:r>
       <w:r>
         <w:rPr>
+          <w:rFonts w:eastAsia="黑体"/>
           <w:b/>
           <w:bCs/>
         </w:rPr>
@@ -189,7 +201,7 @@
       </w:r>
       <w:r>
         <w:rPr>
-          <w:rFonts w:hint="eastAsia"/>
+          <w:rFonts w:hint="eastAsia" w:eastAsia="黑体"/>
           <w:b/>
           <w:bCs/>
         </w:rPr>
@@ -197,6 +209,7 @@
       </w:r>
       <w:r>
         <w:rPr>
+          <w:rFonts w:eastAsia="黑体"/>
           <w:b/>
           <w:bCs/>
         </w:rPr>
@@ -204,53 +217,65 @@
       </w:r>
       <w:r>
         <w:rPr>
-          <w:rFonts w:hint="eastAsia"/>
+          <w:rFonts w:hint="eastAsia" w:eastAsia="黑体"/>
           <w:b/>
           <w:bCs/>
         </w:rPr>
         <w:t xml:space="preserve">AT42QT1010、TTP223、CAP1203）</w:t>
       </w:r>
       <w:r>
+        <w:rPr>
+          <w:rFonts w:eastAsia="黑体"/>
+        </w:rPr>
         <w:t xml:space="preserve"> </w:t>
       </w:r>
       <w:r>
         <w:rPr>
-          <w:rFonts w:hint="eastAsia"/>
+          <w:rFonts w:hint="eastAsia" w:eastAsia="黑体"/>
         </w:rPr>
         <w:t xml:space="preserve">与</w:t>
       </w:r>
       <w:r>
+        <w:rPr>
+          <w:rFonts w:eastAsia="黑体"/>
+        </w:rPr>
         <w:t xml:space="preserve"> </w:t>
       </w:r>
       <w:r>
         <w:rPr>
-          <w:rFonts w:hint="eastAsia"/>
+          <w:rFonts w:hint="eastAsia" w:eastAsia="黑体"/>
           <w:b/>
           <w:bCs/>
         </w:rPr>
         <w:t xml:space="preserve">输出接口（GPIO/I²C）</w:t>
       </w:r>
       <w:r>
+        <w:rPr>
+          <w:rFonts w:eastAsia="黑体"/>
+        </w:rPr>
         <w:t xml:space="preserve"> </w:t>
       </w:r>
       <w:r>
         <w:rPr>
-          <w:rFonts w:hint="eastAsia"/>
+          <w:rFonts w:hint="eastAsia" w:eastAsia="黑体"/>
         </w:rPr>
         <w:t xml:space="preserve">组成。电路共有</w:t>
       </w:r>
       <w:r>
+        <w:rPr>
+          <w:rFonts w:eastAsia="黑体"/>
+        </w:rPr>
         <w:t xml:space="preserve"> 5 </w:t>
       </w:r>
       <w:r>
         <w:rPr>
-          <w:rFonts w:hint="eastAsia"/>
+          <w:rFonts w:hint="eastAsia" w:eastAsia="黑体"/>
         </w:rPr>
         <w:t xml:space="preserve">个关键节点：</w:t>
       </w:r>
       <w:r>
         <w:rPr>
-          <w:rFonts w:hint="eastAsia"/>
+          <w:rFonts w:hint="eastAsia" w:eastAsia="黑体"/>
           <w:b/>
           <w:bCs/>
         </w:rPr>
@@ -258,6 +283,7 @@
       </w:r>
       <w:r>
         <w:rPr>
+          <w:rFonts w:eastAsia="黑体"/>
           <w:b/>
           <w:bCs/>
         </w:rPr>
@@ -265,7 +291,7 @@
       </w:r>
       <w:r>
         <w:rPr>
-          <w:rFonts w:hint="eastAsia"/>
+          <w:rFonts w:hint="eastAsia" w:eastAsia="黑体"/>
           <w:b/>
           <w:bCs/>
         </w:rPr>
@@ -273,7 +299,7 @@
       </w:r>
       <w:r>
         <w:rPr>
-          <w:rFonts w:hint="eastAsia"/>
+          <w:rFonts w:hint="eastAsia" w:eastAsia="黑体"/>
         </w:rPr>
         <w:t xml:space="preserve">（</w:t>
       </w:r>
@@ -298,17 +324,20 @@
         </m:sSub>
       </m:oMath>
       <w:r>
+        <w:rPr>
+          <w:rFonts w:eastAsia="黑体"/>
+        </w:rPr>
         <w:t xml:space="preserve"> </w:t>
       </w:r>
       <w:r>
         <w:rPr>
-          <w:rFonts w:hint="eastAsia"/>
+          <w:rFonts w:hint="eastAsia" w:eastAsia="黑体"/>
         </w:rPr>
         <w:t xml:space="preserve">的一端接检测电路或芯片感应输入脚）；</w:t>
       </w:r>
       <w:r>
         <w:rPr>
-          <w:rFonts w:hint="eastAsia"/>
+          <w:rFonts w:hint="eastAsia" w:eastAsia="黑体"/>
           <w:b/>
           <w:bCs/>
         </w:rPr>
@@ -316,6 +345,7 @@
       </w:r>
       <w:r>
         <w:rPr>
+          <w:rFonts w:eastAsia="黑体"/>
           <w:b/>
           <w:bCs/>
         </w:rPr>
@@ -323,7 +353,7 @@
       </w:r>
       <w:r>
         <w:rPr>
-          <w:rFonts w:hint="eastAsia"/>
+          <w:rFonts w:hint="eastAsia" w:eastAsia="黑体"/>
           <w:b/>
           <w:bCs/>
         </w:rPr>
@@ -331,7 +361,7 @@
       </w:r>
       <w:r>
         <w:rPr>
-          <w:rFonts w:hint="eastAsia"/>
+          <w:rFonts w:hint="eastAsia" w:eastAsia="黑体"/>
         </w:rPr>
         <w:t xml:space="preserve">（</w:t>
       </w:r>
@@ -341,15 +371,21 @@
         </m:r>
       </m:oMath>
       <w:r>
+        <w:rPr>
+          <w:rFonts w:eastAsia="黑体"/>
+        </w:rPr>
         <w:t xml:space="preserve"> </w:t>
       </w:r>
       <w:r>
         <w:rPr>
-          <w:rFonts w:hint="eastAsia"/>
+          <w:rFonts w:hint="eastAsia" w:eastAsia="黑体"/>
         </w:rPr>
         <w:t xml:space="preserve">与</w:t>
       </w:r>
       <w:r>
+        <w:rPr>
+          <w:rFonts w:eastAsia="黑体"/>
+        </w:rPr>
         <w:t xml:space="preserve"> </w:t>
       </w:r>
       <m:oMath>
@@ -373,15 +409,21 @@
         </m:sSub>
       </m:oMath>
       <w:r>
+        <w:rPr>
+          <w:rFonts w:eastAsia="黑体"/>
+        </w:rPr>
         <w:t xml:space="preserve"> </w:t>
       </w:r>
       <w:r>
         <w:rPr>
-          <w:rFonts w:hint="eastAsia"/>
+          <w:rFonts w:hint="eastAsia" w:eastAsia="黑体"/>
         </w:rPr>
         <w:t xml:space="preserve">或振荡回路</w:t>
       </w:r>
       <w:r>
+        <w:rPr>
+          <w:rFonts w:eastAsia="黑体"/>
+        </w:rPr>
         <w:t xml:space="preserve"> </w:t>
       </w:r>
       <m:oMath>
@@ -390,6 +432,9 @@
         </m:r>
       </m:oMath>
       <w:r>
+        <w:rPr>
+          <w:rFonts w:eastAsia="黑体"/>
+        </w:rPr>
         <w:t xml:space="preserve">、</w:t>
       </w:r>
       <m:oMath>
@@ -398,17 +443,20 @@
         </m:r>
       </m:oMath>
       <w:r>
+        <w:rPr>
+          <w:rFonts w:eastAsia="黑体"/>
+        </w:rPr>
         <w:t xml:space="preserve"> </w:t>
       </w:r>
       <w:r>
         <w:rPr>
-          <w:rFonts w:hint="eastAsia"/>
+          <w:rFonts w:hint="eastAsia" w:eastAsia="黑体"/>
         </w:rPr>
         <w:t xml:space="preserve">的定时/谐振点）；</w:t>
       </w:r>
       <w:r>
         <w:rPr>
-          <w:rFonts w:hint="eastAsia"/>
+          <w:rFonts w:hint="eastAsia" w:eastAsia="黑体"/>
           <w:b/>
           <w:bCs/>
         </w:rPr>
@@ -416,6 +464,7 @@
       </w:r>
       <w:r>
         <w:rPr>
+          <w:rFonts w:eastAsia="黑体"/>
           <w:b/>
           <w:bCs/>
         </w:rPr>
@@ -423,7 +472,7 @@
       </w:r>
       <w:r>
         <w:rPr>
-          <w:rFonts w:hint="eastAsia"/>
+          <w:rFonts w:hint="eastAsia" w:eastAsia="黑体"/>
           <w:b/>
           <w:bCs/>
         </w:rPr>
@@ -431,22 +480,25 @@
       </w:r>
       <w:r>
         <w:rPr>
-          <w:rFonts w:hint="eastAsia"/>
+          <w:rFonts w:hint="eastAsia" w:eastAsia="黑体"/>
         </w:rPr>
         <w:t xml:space="preserve">（A1</w:t>
       </w:r>
       <w:r>
+        <w:rPr>
+          <w:rFonts w:eastAsia="黑体"/>
+        </w:rPr>
         <w:t xml:space="preserve"> </w:t>
       </w:r>
       <w:r>
         <w:rPr>
-          <w:rFonts w:hint="eastAsia"/>
+          <w:rFonts w:hint="eastAsia" w:eastAsia="黑体"/>
         </w:rPr>
         <w:t xml:space="preserve">的比较阈值或分压基点）；</w:t>
       </w:r>
       <w:r>
         <w:rPr>
-          <w:rFonts w:hint="eastAsia"/>
+          <w:rFonts w:hint="eastAsia" w:eastAsia="黑体"/>
           <w:b/>
           <w:bCs/>
         </w:rPr>
@@ -454,6 +506,7 @@
       </w:r>
       <w:r>
         <w:rPr>
+          <w:rFonts w:eastAsia="黑体"/>
           <w:b/>
           <w:bCs/>
         </w:rPr>
@@ -461,7 +514,7 @@
       </w:r>
       <w:r>
         <w:rPr>
-          <w:rFonts w:hint="eastAsia"/>
+          <w:rFonts w:hint="eastAsia" w:eastAsia="黑体"/>
           <w:b/>
           <w:bCs/>
         </w:rPr>
@@ -469,40 +522,49 @@
       </w:r>
       <w:r>
         <w:rPr>
-          <w:rFonts w:hint="eastAsia"/>
+          <w:rFonts w:hint="eastAsia" w:eastAsia="黑体"/>
         </w:rPr>
         <w:t xml:space="preserve">（A1</w:t>
       </w:r>
       <w:r>
+        <w:rPr>
+          <w:rFonts w:eastAsia="黑体"/>
+        </w:rPr>
         <w:t xml:space="preserve"> </w:t>
       </w:r>
       <w:r>
         <w:rPr>
-          <w:rFonts w:hint="eastAsia"/>
+          <w:rFonts w:hint="eastAsia" w:eastAsia="黑体"/>
         </w:rPr>
         <w:t xml:space="preserve">的输出端</w:t>
       </w:r>
       <w:r>
+        <w:rPr>
+          <w:rFonts w:eastAsia="黑体"/>
+        </w:rPr>
         <w:t xml:space="preserve"> OUT </w:t>
       </w:r>
       <w:r>
         <w:rPr>
-          <w:rFonts w:hint="eastAsia"/>
+          <w:rFonts w:hint="eastAsia" w:eastAsia="黑体"/>
         </w:rPr>
         <w:t xml:space="preserve">或芯片</w:t>
       </w:r>
       <w:r>
+        <w:rPr>
+          <w:rFonts w:eastAsia="黑体"/>
+        </w:rPr>
         <w:t xml:space="preserve"> GPIO </w:t>
       </w:r>
       <w:r>
         <w:rPr>
-          <w:rFonts w:hint="eastAsia"/>
+          <w:rFonts w:hint="eastAsia" w:eastAsia="黑体"/>
         </w:rPr>
         <w:t xml:space="preserve">触摸输出脚）；</w:t>
       </w:r>
       <w:r>
         <w:rPr>
-          <w:rFonts w:hint="eastAsia"/>
+          <w:rFonts w:hint="eastAsia" w:eastAsia="黑体"/>
           <w:b/>
           <w:bCs/>
         </w:rPr>
@@ -510,6 +572,7 @@
       </w:r>
       <w:r>
         <w:rPr>
+          <w:rFonts w:eastAsia="黑体"/>
           <w:b/>
           <w:bCs/>
         </w:rPr>
@@ -517,7 +580,7 @@
       </w:r>
       <w:r>
         <w:rPr>
-          <w:rFonts w:hint="eastAsia"/>
+          <w:rFonts w:hint="eastAsia" w:eastAsia="黑体"/>
           <w:b/>
           <w:bCs/>
         </w:rPr>
@@ -525,43 +588,55 @@
       </w:r>
       <w:r>
         <w:rPr>
-          <w:rFonts w:hint="eastAsia"/>
+          <w:rFonts w:hint="eastAsia" w:eastAsia="黑体"/>
         </w:rPr>
         <w:t xml:space="preserve">（GPIO</w:t>
       </w:r>
       <w:r>
+        <w:rPr>
+          <w:rFonts w:eastAsia="黑体"/>
+        </w:rPr>
         <w:t xml:space="preserve"> </w:t>
       </w:r>
       <w:r>
         <w:rPr>
-          <w:rFonts w:hint="eastAsia"/>
+          <w:rFonts w:hint="eastAsia" w:eastAsia="黑体"/>
         </w:rPr>
         <w:t xml:space="preserve">接</w:t>
       </w:r>
       <w:r>
+        <w:rPr>
+          <w:rFonts w:eastAsia="黑体"/>
+        </w:rPr>
         <w:t xml:space="preserve"> </w:t>
       </w:r>
       <w:r>
         <w:rPr>
-          <w:rFonts w:hint="eastAsia"/>
+          <w:rFonts w:hint="eastAsia" w:eastAsia="黑体"/>
         </w:rPr>
         <w:t xml:space="preserve">MCU，或</w:t>
       </w:r>
       <w:r>
+        <w:rPr>
+          <w:rFonts w:eastAsia="黑体"/>
+        </w:rPr>
         <w:t xml:space="preserve"> I²C </w:t>
       </w:r>
       <w:r>
         <w:rPr>
-          <w:rFonts w:hint="eastAsia"/>
+          <w:rFonts w:hint="eastAsia" w:eastAsia="黑体"/>
         </w:rPr>
         <w:t xml:space="preserve">型芯片的</w:t>
       </w:r>
       <w:r>
+        <w:rPr>
+          <w:rFonts w:eastAsia="黑体"/>
+        </w:rPr>
         <w:t xml:space="preserve"> </w:t>
       </w:r>
       <w:r>
         <w:rPr>
-          <w:rFonts w:hint="eastAsia"/>
+          <w:rFonts w:hint="eastAsia" w:eastAsia="黑体"/>
         </w:rPr>
         <w:t xml:space="preserve">SDA/SCL）。</w:t>
       </w:r>
@@ -570,24 +645,27 @@
       <w:pPr/>
       <w:r>
         <w:rPr>
-          <w:rFonts w:hint="eastAsia"/>
+          <w:rFonts w:hint="eastAsia" w:eastAsia="黑体"/>
         </w:rPr>
         <w:t xml:space="preserve">各元件管脚连接：</w:t>
       </w:r>
       <w:r>
         <w:rPr>
-          <w:rFonts w:hint="eastAsia"/>
+          <w:rFonts w:hint="eastAsia" w:eastAsia="黑体"/>
           <w:b/>
           <w:bCs/>
         </w:rPr>
         <w:t xml:space="preserve">触摸电极</w:t>
       </w:r>
       <w:r>
+        <w:rPr>
+          <w:rFonts w:eastAsia="黑体"/>
+        </w:rPr>
         <w:t xml:space="preserve"> </w:t>
       </w:r>
       <w:r>
         <w:rPr>
-          <w:rFonts w:hint="eastAsia"/>
+          <w:rFonts w:hint="eastAsia" w:eastAsia="黑体"/>
         </w:rPr>
         <w:t xml:space="preserve">一端接节点①、另一端（人体/覆盖层）作耦合返回；</w:t>
       </w:r>
@@ -597,11 +675,14 @@
         </m:r>
       </m:oMath>
       <w:r>
+        <w:rPr>
+          <w:rFonts w:eastAsia="黑体"/>
+        </w:rPr>
         <w:t xml:space="preserve"> </w:t>
       </w:r>
       <w:r>
         <w:rPr>
-          <w:rFonts w:hint="eastAsia"/>
+          <w:rFonts w:hint="eastAsia" w:eastAsia="黑体"/>
         </w:rPr>
         <w:t xml:space="preserve">一端接节点①、另一端接节点②；</w:t>
       </w:r>
@@ -612,6 +693,7 @@
       </m:oMath>
       <w:r>
         <w:rPr>
+          <w:rFonts w:eastAsia="黑体"/>
           <w:b/>
           <w:bCs/>
         </w:rPr>
@@ -624,103 +706,131 @@
       </m:oMath>
       <w:r>
         <w:rPr>
-          <w:rFonts w:hint="eastAsia"/>
+          <w:rFonts w:hint="eastAsia" w:eastAsia="黑体"/>
         </w:rPr>
         <w:t xml:space="preserve">（LC</w:t>
       </w:r>
       <w:r>
+        <w:rPr>
+          <w:rFonts w:eastAsia="黑体"/>
+        </w:rPr>
         <w:t xml:space="preserve"> </w:t>
       </w:r>
       <w:r>
         <w:rPr>
-          <w:rFonts w:hint="eastAsia"/>
+          <w:rFonts w:hint="eastAsia" w:eastAsia="黑体"/>
         </w:rPr>
         <w:t xml:space="preserve">检波型）并联于节点②构成本振；</w:t>
       </w:r>
       <w:r>
         <w:rPr>
+          <w:rFonts w:eastAsia="黑体"/>
           <w:b/>
           <w:bCs/>
         </w:rPr>
         <w:t xml:space="preserve">A1</w:t>
       </w:r>
       <w:r>
+        <w:rPr>
+          <w:rFonts w:eastAsia="黑体"/>
+        </w:rPr>
         <w:t xml:space="preserve"> </w:t>
       </w:r>
       <w:r>
         <w:rPr>
-          <w:rFonts w:hint="eastAsia"/>
+          <w:rFonts w:hint="eastAsia" w:eastAsia="黑体"/>
         </w:rPr>
         <w:t xml:space="preserve">的</w:t>
       </w:r>
       <w:r>
+        <w:rPr>
+          <w:rFonts w:eastAsia="黑体"/>
+        </w:rPr>
         <w:t xml:space="preserve"> IN+ </w:t>
       </w:r>
       <w:r>
         <w:rPr>
-          <w:rFonts w:hint="eastAsia"/>
+          <w:rFonts w:hint="eastAsia" w:eastAsia="黑体"/>
         </w:rPr>
         <w:t xml:space="preserve">接节点③、IN−</w:t>
       </w:r>
       <w:r>
+        <w:rPr>
+          <w:rFonts w:eastAsia="黑体"/>
+        </w:rPr>
         <w:t xml:space="preserve"> </w:t>
       </w:r>
       <w:r>
         <w:rPr>
-          <w:rFonts w:hint="eastAsia"/>
+          <w:rFonts w:hint="eastAsia" w:eastAsia="黑体"/>
         </w:rPr>
         <w:t xml:space="preserve">接节点②、OUT</w:t>
       </w:r>
       <w:r>
+        <w:rPr>
+          <w:rFonts w:eastAsia="黑体"/>
+        </w:rPr>
         <w:t xml:space="preserve"> </w:t>
       </w:r>
       <w:r>
         <w:rPr>
-          <w:rFonts w:hint="eastAsia"/>
+          <w:rFonts w:hint="eastAsia" w:eastAsia="黑体"/>
         </w:rPr>
         <w:t xml:space="preserve">接节点④、正电源脚</w:t>
       </w:r>
       <w:r>
+        <w:rPr>
+          <w:rFonts w:eastAsia="黑体"/>
+        </w:rPr>
         <w:t xml:space="preserve"> V+ </w:t>
       </w:r>
       <w:r>
         <w:rPr>
-          <w:rFonts w:hint="eastAsia"/>
+          <w:rFonts w:hint="eastAsia" w:eastAsia="黑体"/>
         </w:rPr>
         <w:t xml:space="preserve">接</w:t>
       </w:r>
       <w:r>
+        <w:rPr>
+          <w:rFonts w:eastAsia="黑体"/>
+        </w:rPr>
         <w:t xml:space="preserve"> </w:t>
       </w:r>
       <w:r>
         <w:rPr>
-          <w:rFonts w:hint="eastAsia"/>
+          <w:rFonts w:hint="eastAsia" w:eastAsia="黑体"/>
         </w:rPr>
         <w:t xml:space="preserve">+VCC、负电源脚</w:t>
       </w:r>
       <w:r>
+        <w:rPr>
+          <w:rFonts w:eastAsia="黑体"/>
+        </w:rPr>
         <w:t xml:space="preserve"> V− </w:t>
       </w:r>
       <w:r>
         <w:rPr>
-          <w:rFonts w:hint="eastAsia"/>
+          <w:rFonts w:hint="eastAsia" w:eastAsia="黑体"/>
         </w:rPr>
         <w:t xml:space="preserve">接地；</w:t>
       </w:r>
       <w:r>
         <w:rPr>
-          <w:rFonts w:hint="eastAsia"/>
+          <w:rFonts w:hint="eastAsia" w:eastAsia="黑体"/>
           <w:b/>
           <w:bCs/>
         </w:rPr>
         <w:t xml:space="preserve">专用触摸芯片</w:t>
       </w:r>
       <w:r>
+        <w:rPr>
+          <w:rFonts w:eastAsia="黑体"/>
+        </w:rPr>
         <w:t xml:space="preserve"> </w:t>
       </w:r>
       <w:r>
         <w:rPr>
-          <w:rFonts w:hint="eastAsia"/>
+          <w:rFonts w:hint="eastAsia" w:eastAsia="黑体"/>
         </w:rPr>
         <w:t xml:space="preserve">的感应输入脚接节点①，</w:t>
       </w:r>
@@ -742,65 +852,86 @@
         </m:sSub>
       </m:oMath>
       <w:r>
+        <w:rPr>
+          <w:rFonts w:eastAsia="黑体"/>
+        </w:rPr>
         <w:t xml:space="preserve"> </w:t>
       </w:r>
       <w:r>
         <w:rPr>
-          <w:rFonts w:hint="eastAsia"/>
+          <w:rFonts w:hint="eastAsia" w:eastAsia="黑体"/>
         </w:rPr>
         <w:t xml:space="preserve">接电源、GND</w:t>
       </w:r>
       <w:r>
+        <w:rPr>
+          <w:rFonts w:eastAsia="黑体"/>
+        </w:rPr>
         <w:t xml:space="preserve"> </w:t>
       </w:r>
       <w:r>
         <w:rPr>
-          <w:rFonts w:hint="eastAsia"/>
+          <w:rFonts w:hint="eastAsia" w:eastAsia="黑体"/>
         </w:rPr>
         <w:t xml:space="preserve">接地、I²C</w:t>
       </w:r>
       <w:r>
+        <w:rPr>
+          <w:rFonts w:eastAsia="黑体"/>
+        </w:rPr>
         <w:t xml:space="preserve"> </w:t>
       </w:r>
       <w:r>
         <w:rPr>
-          <w:rFonts w:hint="eastAsia"/>
+          <w:rFonts w:hint="eastAsia" w:eastAsia="黑体"/>
         </w:rPr>
         <w:t xml:space="preserve">型</w:t>
       </w:r>
       <w:r>
+        <w:rPr>
+          <w:rFonts w:eastAsia="黑体"/>
+        </w:rPr>
         <w:t xml:space="preserve"> SDA/SCL </w:t>
       </w:r>
       <w:r>
         <w:rPr>
-          <w:rFonts w:hint="eastAsia"/>
+          <w:rFonts w:hint="eastAsia" w:eastAsia="黑体"/>
         </w:rPr>
         <w:t xml:space="preserve">接</w:t>
       </w:r>
       <w:r>
+        <w:rPr>
+          <w:rFonts w:eastAsia="黑体"/>
+        </w:rPr>
         <w:t xml:space="preserve"> MCU </w:t>
       </w:r>
       <w:r>
         <w:rPr>
-          <w:rFonts w:hint="eastAsia"/>
+          <w:rFonts w:hint="eastAsia" w:eastAsia="黑体"/>
         </w:rPr>
         <w:t xml:space="preserve">总线、GPIO</w:t>
       </w:r>
       <w:r>
+        <w:rPr>
+          <w:rFonts w:eastAsia="黑体"/>
+        </w:rPr>
         <w:t xml:space="preserve"> </w:t>
       </w:r>
       <w:r>
         <w:rPr>
-          <w:rFonts w:hint="eastAsia"/>
+          <w:rFonts w:hint="eastAsia" w:eastAsia="黑体"/>
         </w:rPr>
         <w:t xml:space="preserve">型</w:t>
       </w:r>
       <w:r>
+        <w:rPr>
+          <w:rFonts w:eastAsia="黑体"/>
+        </w:rPr>
         <w:t xml:space="preserve"> OUT </w:t>
       </w:r>
       <w:r>
         <w:rPr>
-          <w:rFonts w:hint="eastAsia"/>
+          <w:rFonts w:hint="eastAsia" w:eastAsia="黑体"/>
         </w:rPr>
         <w:t xml:space="preserve">接节点④（触摸时翻转）。</w:t>
       </w:r>
@@ -809,38 +940,50 @@
       <w:pPr/>
       <w:r>
         <w:rPr>
-          <w:rFonts w:hint="eastAsia"/>
+          <w:rFonts w:hint="eastAsia" w:eastAsia="黑体"/>
         </w:rPr>
         <w:t xml:space="preserve">由此构成”手指接触改变电极对地电容，检测电路（RC</w:t>
       </w:r>
       <w:r>
+        <w:rPr>
+          <w:rFonts w:eastAsia="黑体"/>
+        </w:rPr>
         <w:t xml:space="preserve"> </w:t>
       </w:r>
       <w:r>
         <w:rPr>
-          <w:rFonts w:hint="eastAsia"/>
+          <w:rFonts w:hint="eastAsia" w:eastAsia="黑体"/>
         </w:rPr>
         <w:t xml:space="preserve">计时或</w:t>
       </w:r>
       <w:r>
+        <w:rPr>
+          <w:rFonts w:eastAsia="黑体"/>
+        </w:rPr>
         <w:t xml:space="preserve"> LC </w:t>
       </w:r>
       <w:r>
         <w:rPr>
-          <w:rFonts w:hint="eastAsia"/>
+          <w:rFonts w:hint="eastAsia" w:eastAsia="黑体"/>
         </w:rPr>
         <w:t xml:space="preserve">振荡）或专用触摸芯片测得电容变化并与阈值比较、判定触摸，经</w:t>
       </w:r>
       <w:r>
+        <w:rPr>
+          <w:rFonts w:eastAsia="黑体"/>
+        </w:rPr>
         <w:t xml:space="preserve"> GPIO/I²C </w:t>
       </w:r>
       <w:r>
         <w:rPr>
-          <w:rFonts w:hint="eastAsia"/>
+          <w:rFonts w:hint="eastAsia" w:eastAsia="黑体"/>
         </w:rPr>
         <w:t xml:space="preserve">输出”的电容触摸检测组态，片内已完成充放电/振荡测量、阈值判决与漂移补偿，按</w:t>
       </w:r>
       <w:r>
+        <w:rPr>
+          <w:rFonts w:eastAsia="黑体"/>
+        </w:rPr>
         <w:t xml:space="preserve"> </w:t>
       </w:r>
       <m:oMath>
@@ -876,6 +1019,9 @@
         </m:r>
       </m:oMath>
       <w:r>
+        <w:rPr>
+          <w:rFonts w:eastAsia="黑体"/>
+        </w:rPr>
         <w:t xml:space="preserve">、</w:t>
       </w:r>
       <m:oMath>
@@ -931,11 +1077,14 @@
         </m:f>
       </m:oMath>
       <w:r>
+        <w:rPr>
+          <w:rFonts w:eastAsia="黑体"/>
+        </w:rPr>
         <w:t xml:space="preserve"> </w:t>
       </w:r>
       <w:r>
         <w:rPr>
-          <w:rFonts w:hint="eastAsia"/>
+          <w:rFonts w:hint="eastAsia" w:eastAsia="黑体"/>
         </w:rPr>
         <w:t xml:space="preserve">量化。</w:t>
       </w:r>
@@ -948,7 +1097,7 @@
       </w:pPr>
       <w:r>
         <w:rPr>
-          <w:rFonts w:hint="eastAsia"/>
+          <w:rFonts w:hint="eastAsia" w:eastAsia="黑体"/>
         </w:rPr>
         <w:t xml:space="preserve">工作原理</w:t>
       </w:r>
@@ -959,11 +1108,14 @@
       </w:pPr>
       <w:r>
         <w:rPr>
-          <w:rFonts w:hint="eastAsia"/>
+          <w:rFonts w:hint="eastAsia" w:eastAsia="黑体"/>
         </w:rPr>
         <w:t xml:space="preserve">人体作为导体，手指接触电极时引入额外的对地电容</w:t>
       </w:r>
       <w:r>
+        <w:rPr>
+          <w:rFonts w:eastAsia="黑体"/>
+        </w:rPr>
         <w:t xml:space="preserve"> </w:t>
       </w:r>
       <m:oMath>
@@ -986,7 +1138,7 @@
       </m:oMath>
       <w:r>
         <w:rPr>
-          <w:rFonts w:hint="eastAsia"/>
+          <w:rFonts w:hint="eastAsia" w:eastAsia="黑体"/>
         </w:rPr>
         <w:t xml:space="preserve">，使电极总电容增大；检测电路通过测量充放电时间、振荡频率或电荷转移量变化来识别触摸事件。</w:t>
       </w:r>
@@ -999,7 +1151,7 @@
       </w:pPr>
       <w:r>
         <w:rPr>
-          <w:rFonts w:hint="eastAsia"/>
+          <w:rFonts w:hint="eastAsia" w:eastAsia="黑体"/>
         </w:rPr>
         <w:t xml:space="preserve">关键计算公式</w:t>
       </w:r>
@@ -1012,11 +1164,14 @@
         </w:numPr>
       </w:pPr>
       <w:r>
+        <w:rPr>
+          <w:rFonts w:eastAsia="黑体"/>
+        </w:rPr>
         <w:t xml:space="preserve">RC </w:t>
       </w:r>
       <w:r>
         <w:rPr>
-          <w:rFonts w:hint="eastAsia"/>
+          <w:rFonts w:hint="eastAsia" w:eastAsia="黑体"/>
         </w:rPr>
         <w:t xml:space="preserve">充电时间常数：</w:t>
       </w:r>
@@ -1058,7 +1213,7 @@
       </w:pPr>
       <w:r>
         <w:rPr>
-          <w:rFonts w:hint="eastAsia"/>
+          <w:rFonts w:hint="eastAsia" w:eastAsia="黑体"/>
         </w:rPr>
         <w:t xml:space="preserve">充放电计时法电容变化：</w:t>
       </w:r>
@@ -1115,7 +1270,7 @@
       </w:pPr>
       <w:r>
         <w:rPr>
-          <w:rFonts w:hint="eastAsia"/>
+          <w:rFonts w:hint="eastAsia" w:eastAsia="黑体"/>
         </w:rPr>
         <w:t xml:space="preserve">振荡频率与电容关系：</w:t>
       </w:r>
@@ -1214,7 +1369,7 @@
             </w:pPr>
             <w:r>
               <w:rPr>
-                <w:rFonts w:hint="eastAsia"/>
+                <w:rFonts w:hint="eastAsia" w:eastAsia="黑体"/>
               </w:rPr>
               <w:t xml:space="preserve">符号</w:t>
             </w:r>
@@ -1228,7 +1383,7 @@
             </w:pPr>
             <w:r>
               <w:rPr>
-                <w:rFonts w:hint="eastAsia"/>
+                <w:rFonts w:hint="eastAsia" w:eastAsia="黑体"/>
               </w:rPr>
               <w:t xml:space="preserve">含义</w:t>
             </w:r>
@@ -1242,7 +1397,7 @@
             </w:pPr>
             <w:r>
               <w:rPr>
-                <w:rFonts w:hint="eastAsia"/>
+                <w:rFonts w:hint="eastAsia" w:eastAsia="黑体"/>
               </w:rPr>
               <w:t xml:space="preserve">单位</w:t>
             </w:r>
@@ -1262,6 +1417,9 @@
               </m:r>
             </m:oMath>
             <w:r>
+              <w:rPr>
+                <w:rFonts w:eastAsia="黑体"/>
+              </w:rPr>
               <w:t xml:space="preserve">​</w:t>
             </w:r>
           </w:p>
@@ -1274,7 +1432,7 @@
             </w:pPr>
             <w:r>
               <w:rPr>
-                <w:rFonts w:hint="eastAsia"/>
+                <w:rFonts w:hint="eastAsia" w:eastAsia="黑体"/>
               </w:rPr>
               <w:t xml:space="preserve">时间常数</w:t>
             </w:r>
@@ -1287,6 +1445,9 @@
               <w:pStyle w:val="Compact"/>
             </w:pPr>
             <w:r>
+              <w:rPr>
+                <w:rFonts w:eastAsia="黑体"/>
+              </w:rPr>
               <w:t xml:space="preserve">s</w:t>
             </w:r>
           </w:p>
@@ -1305,6 +1466,9 @@
               </m:r>
             </m:oMath>
             <w:r>
+              <w:rPr>
+                <w:rFonts w:eastAsia="黑体"/>
+              </w:rPr>
               <w:t xml:space="preserve">​</w:t>
             </w:r>
           </w:p>
@@ -1317,7 +1481,7 @@
             </w:pPr>
             <w:r>
               <w:rPr>
-                <w:rFonts w:hint="eastAsia"/>
+                <w:rFonts w:hint="eastAsia" w:eastAsia="黑体"/>
               </w:rPr>
               <w:t xml:space="preserve">检测电阻</w:t>
             </w:r>
@@ -1330,6 +1494,9 @@
               <w:pStyle w:val="Compact"/>
             </w:pPr>
             <w:r>
+              <w:rPr>
+                <w:rFonts w:eastAsia="黑体"/>
+              </w:rPr>
               <w:t xml:space="preserve">Ω</w:t>
             </w:r>
           </w:p>
@@ -1348,6 +1515,9 @@
               </m:r>
             </m:oMath>
             <w:r>
+              <w:rPr>
+                <w:rFonts w:eastAsia="黑体"/>
+              </w:rPr>
               <w:t xml:space="preserve">​</w:t>
             </w:r>
           </w:p>
@@ -1360,7 +1530,7 @@
             </w:pPr>
             <w:r>
               <w:rPr>
-                <w:rFonts w:hint="eastAsia"/>
+                <w:rFonts w:hint="eastAsia" w:eastAsia="黑体"/>
               </w:rPr>
               <w:t xml:space="preserve">电极电容</w:t>
             </w:r>
@@ -1373,6 +1543,9 @@
               <w:pStyle w:val="Compact"/>
             </w:pPr>
             <w:r>
+              <w:rPr>
+                <w:rFonts w:eastAsia="黑体"/>
+              </w:rPr>
               <w:t xml:space="preserve">F</w:t>
             </w:r>
           </w:p>
@@ -1397,6 +1570,9 @@
               </m:r>
             </m:oMath>
             <w:r>
+              <w:rPr>
+                <w:rFonts w:eastAsia="黑体"/>
+              </w:rPr>
               <w:t xml:space="preserve">​</w:t>
             </w:r>
           </w:p>
@@ -1409,7 +1585,7 @@
             </w:pPr>
             <w:r>
               <w:rPr>
-                <w:rFonts w:hint="eastAsia"/>
+                <w:rFonts w:hint="eastAsia" w:eastAsia="黑体"/>
               </w:rPr>
               <w:t xml:space="preserve">触摸引起的电容变化</w:t>
             </w:r>
@@ -1422,6 +1598,9 @@
               <w:pStyle w:val="Compact"/>
             </w:pPr>
             <w:r>
+              <w:rPr>
+                <w:rFonts w:eastAsia="黑体"/>
+              </w:rPr>
               <w:t xml:space="preserve">F</w:t>
             </w:r>
           </w:p>
@@ -1446,6 +1625,9 @@
               </m:r>
             </m:oMath>
             <w:r>
+              <w:rPr>
+                <w:rFonts w:eastAsia="黑体"/>
+              </w:rPr>
               <w:t xml:space="preserve">​</w:t>
             </w:r>
           </w:p>
@@ -1458,7 +1640,7 @@
             </w:pPr>
             <w:r>
               <w:rPr>
-                <w:rFonts w:hint="eastAsia"/>
+                <w:rFonts w:hint="eastAsia" w:eastAsia="黑体"/>
               </w:rPr>
               <w:t xml:space="preserve">时间变化量</w:t>
             </w:r>
@@ -1471,6 +1653,9 @@
               <w:pStyle w:val="Compact"/>
             </w:pPr>
             <w:r>
+              <w:rPr>
+                <w:rFonts w:eastAsia="黑体"/>
+              </w:rPr>
               <w:t xml:space="preserve">s</w:t>
             </w:r>
           </w:p>
@@ -1498,6 +1683,9 @@
               </m:sSub>
             </m:oMath>
             <w:r>
+              <w:rPr>
+                <w:rFonts w:eastAsia="黑体"/>
+              </w:rPr>
               <w:t xml:space="preserve">​</w:t>
             </w:r>
           </w:p>
@@ -1510,7 +1698,7 @@
             </w:pPr>
             <w:r>
               <w:rPr>
-                <w:rFonts w:hint="eastAsia"/>
+                <w:rFonts w:hint="eastAsia" w:eastAsia="黑体"/>
               </w:rPr>
               <w:t xml:space="preserve">振荡频率</w:t>
             </w:r>
@@ -1523,6 +1711,9 @@
               <w:pStyle w:val="Compact"/>
             </w:pPr>
             <w:r>
+              <w:rPr>
+                <w:rFonts w:eastAsia="黑体"/>
+              </w:rPr>
               <w:t xml:space="preserve">Hz</w:t>
             </w:r>
           </w:p>
@@ -1537,7 +1728,7 @@
       </w:pPr>
       <w:r>
         <w:rPr>
-          <w:rFonts w:hint="eastAsia"/>
+          <w:rFonts w:hint="eastAsia" w:eastAsia="黑体"/>
         </w:rPr>
         <w:t xml:space="preserve">元件调整影响</w:t>
       </w:r>
@@ -1552,7 +1743,7 @@
       </w:pPr>
       <w:r>
         <w:rPr>
-          <w:rFonts w:hint="eastAsia"/>
+          <w:rFonts w:hint="eastAsia" w:eastAsia="黑体"/>
           <w:b/>
           <w:bCs/>
         </w:rPr>
@@ -1560,6 +1751,7 @@
       </w:r>
       <w:r>
         <w:rPr>
+          <w:rFonts w:eastAsia="黑体"/>
           <w:b/>
           <w:bCs/>
         </w:rPr>
@@ -1572,6 +1764,7 @@
       </m:oMath>
       <w:r>
         <w:rPr>
+          <w:rFonts w:eastAsia="黑体"/>
           <w:b/>
           <w:bCs/>
         </w:rPr>
@@ -1579,21 +1772,27 @@
       </w:r>
       <w:r>
         <w:rPr>
-          <w:rFonts w:hint="eastAsia"/>
+          <w:rFonts w:hint="eastAsia" w:eastAsia="黑体"/>
           <w:b/>
           <w:bCs/>
         </w:rPr>
         <w:t xml:space="preserve">增大</w:t>
       </w:r>
       <w:r>
+        <w:rPr>
+          <w:rFonts w:eastAsia="黑体"/>
+        </w:rPr>
         <w:t xml:space="preserve"> </w:t>
       </w:r>
       <w:r>
+        <w:rPr>
+          <w:rFonts w:eastAsia="黑体"/>
+        </w:rPr>
         <w:t xml:space="preserve">→ </w:t>
       </w:r>
       <w:r>
         <w:rPr>
-          <w:rFonts w:hint="eastAsia"/>
+          <w:rFonts w:hint="eastAsia" w:eastAsia="黑体"/>
         </w:rPr>
         <w:t xml:space="preserve">充放电时间延长，对电容变化更敏感，但采样速度下降。</w:t>
       </w:r>
@@ -1608,21 +1807,27 @@
       </w:pPr>
       <w:r>
         <w:rPr>
-          <w:rFonts w:hint="eastAsia"/>
+          <w:rFonts w:hint="eastAsia" w:eastAsia="黑体"/>
           <w:b/>
           <w:bCs/>
         </w:rPr>
         <w:t xml:space="preserve">电极面积增大</w:t>
       </w:r>
       <w:r>
+        <w:rPr>
+          <w:rFonts w:eastAsia="黑体"/>
+        </w:rPr>
         <w:t xml:space="preserve"> </w:t>
       </w:r>
       <w:r>
+        <w:rPr>
+          <w:rFonts w:eastAsia="黑体"/>
+        </w:rPr>
         <w:t xml:space="preserve">→ </w:t>
       </w:r>
       <w:r>
         <w:rPr>
-          <w:rFonts w:hint="eastAsia"/>
+          <w:rFonts w:hint="eastAsia" w:eastAsia="黑体"/>
         </w:rPr>
         <w:t xml:space="preserve">基础电容与电容变化量增大，但易受干扰。</w:t>
       </w:r>
@@ -1637,21 +1842,27 @@
       </w:pPr>
       <w:r>
         <w:rPr>
-          <w:rFonts w:hint="eastAsia"/>
+          <w:rFonts w:hint="eastAsia" w:eastAsia="黑体"/>
           <w:b/>
           <w:bCs/>
         </w:rPr>
         <w:t xml:space="preserve">阈值提高</w:t>
       </w:r>
       <w:r>
+        <w:rPr>
+          <w:rFonts w:eastAsia="黑体"/>
+        </w:rPr>
         <w:t xml:space="preserve"> </w:t>
       </w:r>
       <w:r>
+        <w:rPr>
+          <w:rFonts w:eastAsia="黑体"/>
+        </w:rPr>
         <w:t xml:space="preserve">→ </w:t>
       </w:r>
       <w:r>
         <w:rPr>
-          <w:rFonts w:hint="eastAsia"/>
+          <w:rFonts w:hint="eastAsia" w:eastAsia="黑体"/>
         </w:rPr>
         <w:t xml:space="preserve">抗干扰增强，但灵敏度降低。</w:t>
       </w:r>
@@ -1666,21 +1877,27 @@
       </w:pPr>
       <w:r>
         <w:rPr>
-          <w:rFonts w:hint="eastAsia"/>
+          <w:rFonts w:hint="eastAsia" w:eastAsia="黑体"/>
           <w:b/>
           <w:bCs/>
         </w:rPr>
         <w:t xml:space="preserve">采样/滤波增强</w:t>
       </w:r>
       <w:r>
+        <w:rPr>
+          <w:rFonts w:eastAsia="黑体"/>
+        </w:rPr>
         <w:t xml:space="preserve"> </w:t>
       </w:r>
       <w:r>
+        <w:rPr>
+          <w:rFonts w:eastAsia="黑体"/>
+        </w:rPr>
         <w:t xml:space="preserve">→ </w:t>
       </w:r>
       <w:r>
         <w:rPr>
-          <w:rFonts w:hint="eastAsia"/>
+          <w:rFonts w:hint="eastAsia" w:eastAsia="黑体"/>
         </w:rPr>
         <w:t xml:space="preserve">更抗电源纹波与工频干扰。</w:t>
       </w:r>
@@ -1693,7 +1910,7 @@
       </w:pPr>
       <w:r>
         <w:rPr>
-          <w:rFonts w:hint="eastAsia"/>
+          <w:rFonts w:hint="eastAsia" w:eastAsia="黑体"/>
         </w:rPr>
         <w:t xml:space="preserve">典型参数示例</w:t>
       </w:r>
@@ -1708,11 +1925,14 @@
       </w:pPr>
       <w:r>
         <w:rPr>
-          <w:rFonts w:hint="eastAsia"/>
+          <w:rFonts w:hint="eastAsia" w:eastAsia="黑体"/>
         </w:rPr>
         <w:t xml:space="preserve">电极基础电容</w:t>
       </w:r>
       <w:r>
+        <w:rPr>
+          <w:rFonts w:eastAsia="黑体"/>
+        </w:rPr>
         <w:t xml:space="preserve"> </w:t>
       </w:r>
       <m:oMath>
@@ -1741,11 +1961,14 @@
       </m:oMath>
       <w:r>
         <w:rPr>
-          <w:rFonts w:hint="eastAsia"/>
+          <w:rFonts w:hint="eastAsia" w:eastAsia="黑体"/>
         </w:rPr>
         <w:t xml:space="preserve">，触摸变化</w:t>
       </w:r>
       <w:r>
+        <w:rPr>
+          <w:rFonts w:eastAsia="黑体"/>
+        </w:rPr>
         <w:t xml:space="preserve"> </w:t>
       </w:r>
       <m:oMath>
@@ -1780,11 +2003,14 @@
       </m:oMath>
       <w:r>
         <w:rPr>
-          <w:rFonts w:hint="eastAsia"/>
+          <w:rFonts w:hint="eastAsia" w:eastAsia="黑体"/>
         </w:rPr>
         <w:t xml:space="preserve">，取</w:t>
       </w:r>
       <w:r>
+        <w:rPr>
+          <w:rFonts w:eastAsia="黑体"/>
+        </w:rPr>
         <w:t xml:space="preserve"> </w:t>
       </w:r>
       <m:oMath>
@@ -1813,11 +2039,14 @@
       </m:oMath>
       <w:r>
         <w:rPr>
-          <w:rFonts w:hint="eastAsia"/>
+          <w:rFonts w:hint="eastAsia" w:eastAsia="黑体"/>
         </w:rPr>
         <w:t xml:space="preserve">：时间变化</w:t>
       </w:r>
       <w:r>
+        <w:rPr>
+          <w:rFonts w:eastAsia="黑体"/>
+        </w:rPr>
         <w:t xml:space="preserve"> </w:t>
       </w:r>
       <m:oMath>
@@ -1905,6 +2134,9 @@
         </m:r>
       </m:oMath>
       <w:r>
+        <w:rPr>
+          <w:rFonts w:eastAsia="黑体"/>
+        </w:rPr>
         <w:t xml:space="preserve">。</w:t>
       </w:r>
     </w:p>
@@ -1917,15 +2149,21 @@
         </w:numPr>
       </w:pPr>
       <w:r>
+        <w:rPr>
+          <w:rFonts w:eastAsia="黑体"/>
+        </w:rPr>
         <w:t xml:space="preserve">LC </w:t>
       </w:r>
       <w:r>
         <w:rPr>
-          <w:rFonts w:hint="eastAsia"/>
+          <w:rFonts w:hint="eastAsia" w:eastAsia="黑体"/>
         </w:rPr>
         <w:t xml:space="preserve">振荡检测取</w:t>
       </w:r>
       <w:r>
+        <w:rPr>
+          <w:rFonts w:eastAsia="黑体"/>
+        </w:rPr>
         <w:t xml:space="preserve"> </w:t>
       </w:r>
       <m:oMath>
@@ -1956,6 +2194,9 @@
         </m:r>
       </m:oMath>
       <w:r>
+        <w:rPr>
+          <w:rFonts w:eastAsia="黑体"/>
+        </w:rPr>
         <w:t xml:space="preserve">、</w:t>
       </w:r>
       <m:oMath>
@@ -1984,7 +2225,7 @@
       </m:oMath>
       <w:r>
         <w:rPr>
-          <w:rFonts w:hint="eastAsia"/>
+          <w:rFonts w:hint="eastAsia" w:eastAsia="黑体"/>
         </w:rPr>
         <w:t xml:space="preserve">：</w:t>
       </w:r>
@@ -2114,6 +2355,9 @@
         </m:r>
       </m:oMath>
       <w:r>
+        <w:rPr>
+          <w:rFonts w:eastAsia="黑体"/>
+        </w:rPr>
         <w:t xml:space="preserve">。</w:t>
       </w:r>
     </w:p>
@@ -2125,7 +2369,7 @@
       </w:pPr>
       <w:r>
         <w:rPr>
-          <w:rFonts w:hint="eastAsia"/>
+          <w:rFonts w:hint="eastAsia" w:eastAsia="黑体"/>
         </w:rPr>
         <w:t xml:space="preserve">常见器件型号</w:t>
       </w:r>
@@ -2140,7 +2384,7 @@
       </w:pPr>
       <w:r>
         <w:rPr>
-          <w:rFonts w:hint="eastAsia"/>
+          <w:rFonts w:hint="eastAsia" w:eastAsia="黑体"/>
         </w:rPr>
         <w:t xml:space="preserve">专用触摸芯片：TTP223、TTP229、AT42QT1010。</w:t>
       </w:r>
@@ -2155,7 +2399,7 @@
       </w:pPr>
       <w:r>
         <w:rPr>
-          <w:rFonts w:hint="eastAsia"/>
+          <w:rFonts w:hint="eastAsia" w:eastAsia="黑体"/>
         </w:rPr>
         <w:t xml:space="preserve">电容触摸控制器：CAP1203。</w:t>
       </w:r>
@@ -2168,7 +2412,7 @@
       </w:pPr>
       <w:r>
         <w:rPr>
-          <w:rFonts w:hint="eastAsia"/>
+          <w:rFonts w:hint="eastAsia" w:eastAsia="黑体"/>
         </w:rPr>
         <w:t xml:space="preserve">注意事项</w:t>
       </w:r>
@@ -2183,7 +2427,7 @@
       </w:pPr>
       <w:r>
         <w:rPr>
-          <w:rFonts w:hint="eastAsia"/>
+          <w:rFonts w:hint="eastAsia" w:eastAsia="黑体"/>
         </w:rPr>
         <w:t xml:space="preserve">触摸走线不宜过长，且远离高速数字与开关电源走线，减少耦合干扰。</w:t>
       </w:r>
@@ -2198,7 +2442,7 @@
       </w:pPr>
       <w:r>
         <w:rPr>
-          <w:rFonts w:hint="eastAsia"/>
+          <w:rFonts w:hint="eastAsia" w:eastAsia="黑体"/>
         </w:rPr>
         <w:t xml:space="preserve">需做漂移补偿与自动校正，适应温湿度变化引起的基础电容漂移。</w:t>
       </w:r>
@@ -2213,7 +2457,7 @@
       </w:pPr>
       <w:r>
         <w:rPr>
-          <w:rFonts w:hint="eastAsia"/>
+          <w:rFonts w:hint="eastAsia" w:eastAsia="黑体"/>
         </w:rPr>
         <w:t xml:space="preserve">电极覆盖层厚度影响灵敏度，介质层过厚会降低电容变化。</w:t>
       </w:r>
@@ -2226,7 +2470,7 @@
       </w:pPr>
       <w:r>
         <w:rPr>
-          <w:rFonts w:hint="eastAsia"/>
+          <w:rFonts w:hint="eastAsia" w:eastAsia="黑体"/>
         </w:rPr>
         <w:t xml:space="preserve">参考资料</w:t>
       </w:r>
@@ -2240,6 +2484,9 @@
         </w:numPr>
       </w:pPr>
       <w:r>
+        <w:rPr>
+          <w:rFonts w:eastAsia="黑体"/>
+        </w:rPr>
         <w:t xml:space="preserve">Wikipedia: Touch switch / Capacitive sensing。</w:t>
       </w:r>
     </w:p>
@@ -2252,11 +2499,14 @@
         </w:numPr>
       </w:pPr>
       <w:r>
+        <w:rPr>
+          <w:rFonts w:eastAsia="黑体"/>
+        </w:rPr>
         <w:t xml:space="preserve">Microchip AT42QT1010 </w:t>
       </w:r>
       <w:r>
         <w:rPr>
-          <w:rFonts w:hint="eastAsia"/>
+          <w:rFonts w:hint="eastAsia" w:eastAsia="黑体"/>
         </w:rPr>
         <w:t xml:space="preserve">数据手册。</w:t>
       </w:r>
@@ -2270,11 +2520,11 @@
       </w:pPr>
       <w:r>
         <w:rPr>
-          <w:rFonts w:ascii="Times New Roman" w:hAnsi="Times New Roman"/>
+          <w:rFonts w:ascii="Times New Roman" w:hAnsi="Times New Roman" w:eastAsia="黑体"/>
           <w:color w:val="555555"/>
           <w:sz w:val="21"/>
         </w:rPr>
-        <w:t>材料收集者：杜文杰</w:t>
+        <w:t>材料收集者：杜文杰，WX手机：19519196569，QQ:3478827729</w:t>
       </w:r>
     </w:p>
     <w:sectPr>
@@ -2294,7 +2544,7 @@
 </file>
 
 <file path=word/footer1.xml><?xml version="1.0" encoding="utf-8"?>
-<w:ftr xmlns:m="http://schemas.openxmlformats.org/officeDocument/2006/math" xmlns:mc="http://schemas.openxmlformats.org/markup-compatibility/2006" xmlns:mo="http://schemas.microsoft.com/office/mac/office/2008/main" xmlns:mv="urn:schemas-microsoft-com:mac:vml" xmlns:o="urn:schemas-microsoft-com:office:office" xmlns:r="http://schemas.openxmlformats.org/officeDocument/2006/relationships" xmlns:v="urn:schemas-microsoft-com:vml" xmlns:w10="urn:schemas-microsoft-com:office:word" xmlns:w14="http://schemas.microsoft.com/office/word/2010/wordml" xmlns:w="http://schemas.openxmlformats.org/wordprocessingml/2006/main" xmlns:wne="http://schemas.microsoft.com/office/word/2006/wordml" xmlns:wp14="http://schemas.microsoft.com/office/word/2010/wordprocessingDrawing" xmlns:wp="http://schemas.openxmlformats.org/drawingml/2006/wordprocessingDrawing" xmlns:wpc="http://schemas.microsoft.com/office/word/2010/wordprocessingCanvas" xmlns:wpg="http://schemas.microsoft.com/office/word/2010/wordprocessingGroup" xmlns:wpi="http://schemas.microsoft.com/office/word/2010/wordprocessingInk" xmlns:wps="http://schemas.microsoft.com/office/word/2010/wordprocessingShape" mc:Ignorable="w14 wp14">
+<w:ftr xmlns:mc="http://schemas.openxmlformats.org/markup-compatibility/2006" xmlns:w="http://schemas.openxmlformats.org/wordprocessingml/2006/main" xmlns:m="http://schemas.openxmlformats.org/officeDocument/2006/math" xmlns:mo="http://schemas.microsoft.com/office/mac/office/2008/main" xmlns:mv="urn:schemas-microsoft-com:mac:vml" xmlns:o="urn:schemas-microsoft-com:office:office" xmlns:r="http://schemas.openxmlformats.org/officeDocument/2006/relationships" xmlns:v="urn:schemas-microsoft-com:vml" xmlns:w10="urn:schemas-microsoft-com:office:word" xmlns:w14="http://schemas.microsoft.com/office/word/2010/wordml" xmlns:wne="http://schemas.microsoft.com/office/word/2006/wordml" xmlns:wp14="http://schemas.microsoft.com/office/word/2010/wordprocessingDrawing" xmlns:wp="http://schemas.openxmlformats.org/drawingml/2006/wordprocessingDrawing" xmlns:wpc="http://schemas.microsoft.com/office/word/2010/wordprocessingCanvas" xmlns:wpg="http://schemas.microsoft.com/office/word/2010/wordprocessingGroup" xmlns:wpi="http://schemas.microsoft.com/office/word/2010/wordprocessingInk" xmlns:wps="http://schemas.microsoft.com/office/word/2010/wordprocessingShape" mc:Ignorable="w14 wp14">
   <w:p>
     <w:pPr>
       <w:pStyle w:val="Footer"/>
@@ -2302,12 +2552,14 @@
     </w:pPr>
     <w:r>
       <w:rPr>
+        <w:rFonts w:eastAsia="黑体"/>
         <w:sz w:val="18"/>
       </w:rPr>
       <w:t xml:space="preserve">第 </w:t>
     </w:r>
     <w:r>
       <w:rPr>
+        <w:rFonts w:eastAsia="黑体"/>
         <w:sz w:val="18"/>
       </w:rPr>
       <w:fldChar w:fldCharType="begin"/>
@@ -2316,6 +2568,7 @@
     </w:r>
     <w:r>
       <w:rPr>
+        <w:rFonts w:eastAsia="黑体"/>
         <w:sz w:val="18"/>
       </w:rPr>
       <w:t xml:space="preserve"> 页</w:t>
@@ -2329,6 +2582,9 @@
   <w:footnote w:type="continuationSeparator" w:id="0">
     <w:p>
       <w:r>
+        <w:rPr>
+          <w:rFonts w:eastAsia="黑体"/>
+        </w:rPr>
         <w:continuationSeparator/>
       </w:r>
     </w:p>
@@ -2336,6 +2592,9 @@
   <w:footnote w:type="separator" w:id="-1">
     <w:p>
       <w:r>
+        <w:rPr>
+          <w:rFonts w:eastAsia="黑体"/>
+        </w:rPr>
         <w:separator/>
       </w:r>
     </w:p>
@@ -2344,7 +2603,7 @@
 </file>
 
 <file path=word/header1.xml><?xml version="1.0" encoding="utf-8"?>
-<w:hdr xmlns:m="http://schemas.openxmlformats.org/officeDocument/2006/math" xmlns:mc="http://schemas.openxmlformats.org/markup-compatibility/2006" xmlns:mo="http://schemas.microsoft.com/office/mac/office/2008/main" xmlns:mv="urn:schemas-microsoft-com:mac:vml" xmlns:o="urn:schemas-microsoft-com:office:office" xmlns:r="http://schemas.openxmlformats.org/officeDocument/2006/relationships" xmlns:v="urn:schemas-microsoft-com:vml" xmlns:w10="urn:schemas-microsoft-com:office:word" xmlns:w14="http://schemas.microsoft.com/office/word/2010/wordml" xmlns:w="http://schemas.openxmlformats.org/wordprocessingml/2006/main" xmlns:wne="http://schemas.microsoft.com/office/word/2006/wordml" xmlns:wp14="http://schemas.microsoft.com/office/word/2010/wordprocessingDrawing" xmlns:wp="http://schemas.openxmlformats.org/drawingml/2006/wordprocessingDrawing" xmlns:wpc="http://schemas.microsoft.com/office/word/2010/wordprocessingCanvas" xmlns:wpg="http://schemas.microsoft.com/office/word/2010/wordprocessingGroup" xmlns:wpi="http://schemas.microsoft.com/office/word/2010/wordprocessingInk" xmlns:wps="http://schemas.microsoft.com/office/word/2010/wordprocessingShape" mc:Ignorable="w14 wp14">
+<w:hdr xmlns:mc="http://schemas.openxmlformats.org/markup-compatibility/2006" xmlns:w="http://schemas.openxmlformats.org/wordprocessingml/2006/main" xmlns:m="http://schemas.openxmlformats.org/officeDocument/2006/math" xmlns:mo="http://schemas.microsoft.com/office/mac/office/2008/main" xmlns:mv="urn:schemas-microsoft-com:mac:vml" xmlns:o="urn:schemas-microsoft-com:office:office" xmlns:r="http://schemas.openxmlformats.org/officeDocument/2006/relationships" xmlns:v="urn:schemas-microsoft-com:vml" xmlns:w10="urn:schemas-microsoft-com:office:word" xmlns:w14="http://schemas.microsoft.com/office/word/2010/wordml" xmlns:wne="http://schemas.microsoft.com/office/word/2006/wordml" xmlns:wp14="http://schemas.microsoft.com/office/word/2010/wordprocessingDrawing" xmlns:wp="http://schemas.openxmlformats.org/drawingml/2006/wordprocessingDrawing" xmlns:wpc="http://schemas.microsoft.com/office/word/2010/wordprocessingCanvas" xmlns:wpg="http://schemas.microsoft.com/office/word/2010/wordprocessingGroup" xmlns:wpi="http://schemas.microsoft.com/office/word/2010/wordprocessingInk" xmlns:wps="http://schemas.microsoft.com/office/word/2010/wordprocessingShape" mc:Ignorable="w14 wp14">
   <w:p>
     <w:pPr>
       <w:pStyle w:val="Header"/>
@@ -2352,7 +2611,7 @@
     </w:pPr>
     <w:r>
       <w:rPr>
-        <w:rFonts w:ascii="Times New Roman" w:hAnsi="Times New Roman"/>
+        <w:rFonts w:ascii="Times New Roman" w:hAnsi="Times New Roman" w:eastAsia="黑体"/>
         <w:sz w:val="18"/>
         <w:rFonts w:eastAsia="黑体"/>
         <w:rFonts w:eastAsia="黑体"/>
@@ -2364,7 +2623,7 @@
 </file>
 
 <file path=word/numbering.xml><?xml version="1.0" encoding="utf-8"?>
-<w:numbering xmlns:m="http://schemas.openxmlformats.org/officeDocument/2006/math" xmlns:mc="http://schemas.openxmlformats.org/markup-compatibility/2006" xmlns:mo="http://schemas.microsoft.com/office/mac/office/2008/main" xmlns:mv="urn:schemas-microsoft-com:mac:vml" xmlns:o="urn:schemas-microsoft-com:office:office" xmlns:r="http://schemas.openxmlformats.org/officeDocument/2006/relationships" xmlns:v="urn:schemas-microsoft-com:vml" xmlns:w="http://schemas.openxmlformats.org/wordprocessingml/2006/main" xmlns:w10="urn:schemas-microsoft-com:office:word" xmlns:w14="http://schemas.microsoft.com/office/word/2010/wordml" xmlns:wne="http://schemas.microsoft.com/office/word/2006/wordml" xmlns:wp="http://schemas.openxmlformats.org/drawingml/2006/wordprocessingDrawing" xmlns:wp14="http://schemas.microsoft.com/office/word/2010/wordprocessingDrawing" xmlns:wpc="http://schemas.microsoft.com/office/word/2010/wordprocessingCanvas" xmlns:wpg="http://schemas.microsoft.com/office/word/2010/wordprocessingGroup" xmlns:wpi="http://schemas.microsoft.com/office/word/2010/wordprocessingInk" xmlns:wps="http://schemas.microsoft.com/office/word/2010/wordprocessingShape" mc:Ignorable="w14 wp14">
+<w:numbering xmlns:mc="http://schemas.openxmlformats.org/markup-compatibility/2006" xmlns:w="http://schemas.openxmlformats.org/wordprocessingml/2006/main" xmlns:m="http://schemas.openxmlformats.org/officeDocument/2006/math" xmlns:mo="http://schemas.microsoft.com/office/mac/office/2008/main" xmlns:mv="urn:schemas-microsoft-com:mac:vml" xmlns:o="urn:schemas-microsoft-com:office:office" xmlns:r="http://schemas.openxmlformats.org/officeDocument/2006/relationships" xmlns:v="urn:schemas-microsoft-com:vml" xmlns:w10="urn:schemas-microsoft-com:office:word" xmlns:w14="http://schemas.microsoft.com/office/word/2010/wordml" xmlns:wne="http://schemas.microsoft.com/office/word/2006/wordml" xmlns:wp="http://schemas.openxmlformats.org/drawingml/2006/wordprocessingDrawing" xmlns:wp14="http://schemas.microsoft.com/office/word/2010/wordprocessingDrawing" xmlns:wpc="http://schemas.microsoft.com/office/word/2010/wordprocessingCanvas" xmlns:wpg="http://schemas.microsoft.com/office/word/2010/wordprocessingGroup" xmlns:wpi="http://schemas.microsoft.com/office/word/2010/wordprocessingInk" xmlns:wps="http://schemas.microsoft.com/office/word/2010/wordprocessingShape" mc:Ignorable="w14 wp14">
   <w:abstractNum w:abstractNumId="0">
     <w:nsid w:val="FFFFFF7C"/>
     <w:multiLevelType w:val="singleLevel"/>
@@ -2451,7 +2710,7 @@
         <w:ind w:hanging="360" w:left="1440"/>
       </w:pPr>
       <w:rPr>
-        <w:rFonts w:ascii="Symbol" w:hAnsi="Symbol" w:hint="default"/>
+        <w:rFonts w:ascii="Symbol" w:hAnsi="Symbol" w:hint="default" w:eastAsia="黑体"/>
       </w:rPr>
     </w:lvl>
   </w:abstractNum>
@@ -2472,7 +2731,7 @@
         <w:ind w:hanging="360" w:left="1080"/>
       </w:pPr>
       <w:rPr>
-        <w:rFonts w:ascii="Symbol" w:hAnsi="Symbol" w:hint="default"/>
+        <w:rFonts w:ascii="Symbol" w:hAnsi="Symbol" w:hint="default" w:eastAsia="黑体"/>
       </w:rPr>
     </w:lvl>
   </w:abstractNum>
@@ -2493,7 +2752,7 @@
         <w:ind w:hanging="360" w:left="720"/>
       </w:pPr>
       <w:rPr>
-        <w:rFonts w:ascii="Symbol" w:hAnsi="Symbol" w:hint="default"/>
+        <w:rFonts w:ascii="Symbol" w:hAnsi="Symbol" w:hint="default" w:eastAsia="黑体"/>
       </w:rPr>
     </w:lvl>
   </w:abstractNum>
@@ -2532,7 +2791,7 @@
         <w:ind w:hanging="360" w:left="360"/>
       </w:pPr>
       <w:rPr>
-        <w:rFonts w:ascii="Symbol" w:hAnsi="Symbol" w:hint="default"/>
+        <w:rFonts w:ascii="Symbol" w:hAnsi="Symbol" w:hint="default" w:eastAsia="黑体"/>
       </w:rPr>
     </w:lvl>
   </w:abstractNum>
@@ -2623,7 +2882,7 @@
         <w:ind w:left="720" w:hanging="360"/>
       </w:pPr>
       <w:rPr>
-        <w:rFonts w:ascii="Symbol" w:hAnsi="Symbol" w:cs="Symbol" w:hint="default"/>
+        <w:rFonts w:ascii="Symbol" w:hAnsi="Symbol" w:cs="Symbol" w:hint="default" w:eastAsia="黑体"/>
       </w:rPr>
     </w:lvl>
     <w:lvl w:ilvl="1">
@@ -2634,7 +2893,7 @@
         <w:ind w:left="1440" w:hanging="360"/>
       </w:pPr>
       <w:rPr>
-        <w:rFonts w:ascii="Courier New" w:hAnsi="Courier New" w:cs="Courier New" w:hint="default"/>
+        <w:rFonts w:ascii="Courier New" w:hAnsi="Courier New" w:cs="Courier New" w:hint="default" w:eastAsia="黑体"/>
       </w:rPr>
     </w:lvl>
     <w:lvl w:ilvl="2">
@@ -2645,7 +2904,7 @@
         <w:ind w:left="2160" w:hanging="360"/>
       </w:pPr>
       <w:rPr>
-        <w:rFonts w:ascii="Wingdings" w:hAnsi="Wingdings" w:cs="Wingdings" w:hint="default"/>
+        <w:rFonts w:ascii="Wingdings" w:hAnsi="Wingdings" w:cs="Wingdings" w:hint="default" w:eastAsia="黑体"/>
       </w:rPr>
     </w:lvl>
     <w:lvl w:ilvl="3">
@@ -2656,7 +2915,7 @@
         <w:ind w:left="2880" w:hanging="360"/>
       </w:pPr>
       <w:rPr>
-        <w:rFonts w:ascii="Symbol" w:hAnsi="Symbol" w:cs="Symbol" w:hint="default"/>
+        <w:rFonts w:ascii="Symbol" w:hAnsi="Symbol" w:cs="Symbol" w:hint="default" w:eastAsia="黑体"/>
       </w:rPr>
     </w:lvl>
     <w:lvl w:ilvl="4">
@@ -2667,7 +2926,7 @@
         <w:ind w:left="3600" w:hanging="360"/>
       </w:pPr>
       <w:rPr>
-        <w:rFonts w:ascii="Courier New" w:hAnsi="Courier New" w:cs="Courier New" w:hint="default"/>
+        <w:rFonts w:ascii="Courier New" w:hAnsi="Courier New" w:cs="Courier New" w:hint="default" w:eastAsia="黑体"/>
       </w:rPr>
     </w:lvl>
     <w:lvl w:ilvl="5">
@@ -2678,7 +2937,7 @@
         <w:ind w:left="4320" w:hanging="360"/>
       </w:pPr>
       <w:rPr>
-        <w:rFonts w:ascii="Wingdings" w:hAnsi="Wingdings" w:cs="Wingdings" w:hint="default"/>
+        <w:rFonts w:ascii="Wingdings" w:hAnsi="Wingdings" w:cs="Wingdings" w:hint="default" w:eastAsia="黑体"/>
       </w:rPr>
     </w:lvl>
     <w:lvl w:ilvl="6">
@@ -2689,7 +2948,7 @@
         <w:ind w:left="5040" w:hanging="360"/>
       </w:pPr>
       <w:rPr>
-        <w:rFonts w:ascii="Symbol" w:hAnsi="Symbol" w:cs="Symbol" w:hint="default"/>
+        <w:rFonts w:ascii="Symbol" w:hAnsi="Symbol" w:cs="Symbol" w:hint="default" w:eastAsia="黑体"/>
       </w:rPr>
     </w:lvl>
     <w:lvl w:ilvl="7">
@@ -2700,7 +2959,7 @@
         <w:ind w:left="5760" w:hanging="360"/>
       </w:pPr>
       <w:rPr>
-        <w:rFonts w:ascii="Courier New" w:hAnsi="Courier New" w:cs="Courier New" w:hint="default"/>
+        <w:rFonts w:ascii="Courier New" w:hAnsi="Courier New" w:cs="Courier New" w:hint="default" w:eastAsia="黑体"/>
       </w:rPr>
     </w:lvl>
     <w:lvl w:ilvl="8">
@@ -2711,7 +2970,7 @@
         <w:ind w:left="6480" w:hanging="360"/>
       </w:pPr>
       <w:rPr>
-        <w:rFonts w:ascii="Wingdings" w:hAnsi="Wingdings" w:cs="Wingdings" w:hint="default"/>
+        <w:rFonts w:ascii="Wingdings" w:hAnsi="Wingdings" w:cs="Wingdings" w:hint="default" w:eastAsia="黑体"/>
       </w:rPr>
     </w:lvl>
   </w:abstractNum>
@@ -2767,11 +3026,11 @@
 </file>
 
 <file path=word/styles.xml><?xml version="1.0" encoding="utf-8"?>
-<w:styles xmlns:mc="http://schemas.openxmlformats.org/markup-compatibility/2006" xmlns:r="http://schemas.openxmlformats.org/officeDocument/2006/relationships" xmlns:w="http://schemas.openxmlformats.org/wordprocessingml/2006/main" xmlns:w14="http://schemas.microsoft.com/office/word/2010/wordml" mc:Ignorable="w14">
+<w:styles xmlns:mc="http://schemas.openxmlformats.org/markup-compatibility/2006" xmlns:w="http://schemas.openxmlformats.org/wordprocessingml/2006/main" xmlns:r="http://schemas.openxmlformats.org/officeDocument/2006/relationships" xmlns:w14="http://schemas.microsoft.com/office/word/2010/wordml" mc:Ignorable="w14">
   <w:docDefaults>
     <w:rPrDefault>
       <w:rPr>
-        <w:rFonts w:asciiTheme="minorHAnsi" w:cstheme="minorBidi" w:eastAsiaTheme="minorEastAsia" w:hAnsiTheme="minorHAnsi"/>
+        <w:rFonts w:asciiTheme="minorHAnsi" w:cstheme="minorBidi" w:hAnsiTheme="minorHAnsi" w:eastAsia="黑体"/>
         <w:sz w:val="22"/>
         <w:szCs w:val="22"/>
         <w:lang w:bidi="ar-SA" w:eastAsia="en-US" w:val="en-US"/>
@@ -2993,7 +3252,7 @@
       <w:outlineLvl w:val="0"/>
     </w:pPr>
     <w:rPr>
-      <w:rFonts w:ascii="Times New Roman" w:asciiTheme="majorHAnsi" w:cstheme="majorBidi" w:eastAsia="黑体" w:eastAsiaTheme="majorEastAsia" w:hAnsi="Times New Roman" w:hAnsiTheme="majorHAnsi"/>
+      <w:rFonts w:ascii="Times New Roman" w:asciiTheme="majorHAnsi" w:cstheme="majorBidi" w:eastAsia="黑体" w:hAnsi="Times New Roman" w:hAnsiTheme="majorHAnsi"/>
       <w:b/>
       <w:bCs/>
       <w:color w:val="1F3864"/>
@@ -3017,7 +3276,7 @@
       <w:outlineLvl w:val="1"/>
     </w:pPr>
     <w:rPr>
-      <w:rFonts w:ascii="Times New Roman" w:asciiTheme="majorHAnsi" w:cstheme="majorBidi" w:eastAsia="黑体" w:eastAsiaTheme="majorEastAsia" w:hAnsi="Times New Roman" w:hAnsiTheme="majorHAnsi"/>
+      <w:rFonts w:ascii="Times New Roman" w:asciiTheme="majorHAnsi" w:cstheme="majorBidi" w:eastAsia="黑体" w:hAnsi="Times New Roman" w:hAnsiTheme="majorHAnsi"/>
       <w:b/>
       <w:bCs/>
       <w:color w:val="2E4E7E"/>
@@ -3041,7 +3300,7 @@
       <w:outlineLvl w:val="2"/>
     </w:pPr>
     <w:rPr>
-      <w:rFonts w:ascii="Times New Roman" w:asciiTheme="majorHAnsi" w:cstheme="majorBidi" w:eastAsia="黑体" w:eastAsiaTheme="majorEastAsia" w:hAnsi="Times New Roman" w:hAnsiTheme="majorHAnsi"/>
+      <w:rFonts w:ascii="Times New Roman" w:asciiTheme="majorHAnsi" w:cstheme="majorBidi" w:eastAsia="黑体" w:hAnsi="Times New Roman" w:hAnsiTheme="majorHAnsi"/>
       <w:b/>
       <w:bCs/>
       <w:color w:val="2E4E7E"/>
@@ -3065,7 +3324,7 @@
       <w:outlineLvl w:val="3"/>
     </w:pPr>
     <w:rPr>
-      <w:rFonts w:ascii="Times New Roman" w:asciiTheme="majorHAnsi" w:cstheme="majorBidi" w:eastAsia="黑体" w:eastAsiaTheme="majorEastAsia" w:hAnsi="Times New Roman" w:hAnsiTheme="majorHAnsi"/>
+      <w:rFonts w:ascii="Times New Roman" w:asciiTheme="majorHAnsi" w:cstheme="majorBidi" w:eastAsia="黑体" w:hAnsi="Times New Roman" w:hAnsiTheme="majorHAnsi"/>
       <w:b/>
       <w:bCs/>
       <w:i/>
@@ -3091,7 +3350,7 @@
       <w:outlineLvl w:val="4"/>
     </w:pPr>
     <w:rPr>
-      <w:rFonts w:ascii="Times New Roman" w:asciiTheme="majorHAnsi" w:cstheme="majorBidi" w:eastAsia="黑体" w:eastAsiaTheme="majorEastAsia" w:hAnsi="Times New Roman" w:hAnsiTheme="majorHAnsi"/>
+      <w:rFonts w:ascii="Times New Roman" w:asciiTheme="majorHAnsi" w:cstheme="majorBidi" w:eastAsia="黑体" w:hAnsi="Times New Roman" w:hAnsiTheme="majorHAnsi"/>
       <w:b/>
       <w:color w:val="333333"/>
       <w:sz w:val="22"/>
@@ -3114,7 +3373,7 @@
       <w:outlineLvl w:val="5"/>
     </w:pPr>
     <w:rPr>
-      <w:rFonts w:asciiTheme="majorHAnsi" w:cstheme="majorBidi" w:eastAsiaTheme="majorEastAsia" w:hAnsiTheme="majorHAnsi"/>
+      <w:rFonts w:asciiTheme="majorHAnsi" w:cstheme="majorBidi" w:hAnsiTheme="majorHAnsi" w:eastAsia="黑体"/>
       <w:i/>
       <w:iCs/>
       <w:color w:themeColor="accent1" w:themeShade="7F" w:val="243F60"/>
@@ -3137,7 +3396,7 @@
       <w:outlineLvl w:val="6"/>
     </w:pPr>
     <w:rPr>
-      <w:rFonts w:asciiTheme="majorHAnsi" w:cstheme="majorBidi" w:eastAsiaTheme="majorEastAsia" w:hAnsiTheme="majorHAnsi"/>
+      <w:rFonts w:asciiTheme="majorHAnsi" w:cstheme="majorBidi" w:hAnsiTheme="majorHAnsi" w:eastAsia="黑体"/>
       <w:i/>
       <w:iCs/>
       <w:color w:themeColor="text1" w:themeTint="BF" w:val="404040"/>
@@ -3160,7 +3419,7 @@
       <w:outlineLvl w:val="7"/>
     </w:pPr>
     <w:rPr>
-      <w:rFonts w:asciiTheme="majorHAnsi" w:cstheme="majorBidi" w:eastAsiaTheme="majorEastAsia" w:hAnsiTheme="majorHAnsi"/>
+      <w:rFonts w:asciiTheme="majorHAnsi" w:cstheme="majorBidi" w:hAnsiTheme="majorHAnsi" w:eastAsia="黑体"/>
       <w:color w:themeColor="accent1" w:val="4F81BD"/>
       <w:sz w:val="20"/>
       <w:szCs w:val="20"/>
@@ -3183,7 +3442,7 @@
       <w:outlineLvl w:val="8"/>
     </w:pPr>
     <w:rPr>
-      <w:rFonts w:asciiTheme="majorHAnsi" w:cstheme="majorBidi" w:eastAsiaTheme="majorEastAsia" w:hAnsiTheme="majorHAnsi"/>
+      <w:rFonts w:asciiTheme="majorHAnsi" w:cstheme="majorBidi" w:hAnsiTheme="majorHAnsi" w:eastAsia="黑体"/>
       <w:i/>
       <w:iCs/>
       <w:color w:themeColor="text1" w:themeTint="BF" w:val="404040"/>
@@ -3234,7 +3493,7 @@
     <w:uiPriority w:val="9"/>
     <w:rsid w:val="00FC693F"/>
     <w:rPr>
-      <w:rFonts w:asciiTheme="majorHAnsi" w:cstheme="majorBidi" w:eastAsiaTheme="majorEastAsia" w:hAnsiTheme="majorHAnsi"/>
+      <w:rFonts w:asciiTheme="majorHAnsi" w:cstheme="majorBidi" w:hAnsiTheme="majorHAnsi" w:eastAsia="黑体"/>
       <w:b/>
       <w:bCs/>
       <w:color w:themeColor="accent1" w:themeShade="BF" w:val="365F91"/>
@@ -3249,7 +3508,7 @@
     <w:uiPriority w:val="9"/>
     <w:rsid w:val="00FC693F"/>
     <w:rPr>
-      <w:rFonts w:asciiTheme="majorHAnsi" w:cstheme="majorBidi" w:eastAsiaTheme="majorEastAsia" w:hAnsiTheme="majorHAnsi"/>
+      <w:rFonts w:asciiTheme="majorHAnsi" w:cstheme="majorBidi" w:hAnsiTheme="majorHAnsi" w:eastAsia="黑体"/>
       <w:b/>
       <w:bCs/>
       <w:color w:themeColor="accent1" w:val="4F81BD"/>
@@ -3264,7 +3523,7 @@
     <w:uiPriority w:val="9"/>
     <w:rsid w:val="00FC693F"/>
     <w:rPr>
-      <w:rFonts w:asciiTheme="majorHAnsi" w:cstheme="majorBidi" w:eastAsiaTheme="majorEastAsia" w:hAnsiTheme="majorHAnsi"/>
+      <w:rFonts w:asciiTheme="majorHAnsi" w:cstheme="majorBidi" w:hAnsiTheme="majorHAnsi" w:eastAsia="黑体"/>
       <w:b/>
       <w:bCs/>
       <w:color w:themeColor="accent1" w:val="4F81BD"/>
@@ -3287,7 +3546,7 @@
       <w:contextualSpacing/>
     </w:pPr>
     <w:rPr>
-      <w:rFonts w:ascii="Times New Roman" w:asciiTheme="majorHAnsi" w:cstheme="majorBidi" w:eastAsia="黑体" w:eastAsiaTheme="majorEastAsia" w:hAnsi="Times New Roman" w:hAnsiTheme="majorHAnsi"/>
+      <w:rFonts w:ascii="Times New Roman" w:asciiTheme="majorHAnsi" w:cstheme="majorBidi" w:eastAsia="黑体" w:hAnsi="Times New Roman" w:hAnsiTheme="majorHAnsi"/>
       <w:b/>
       <w:color w:val="1F3864"/>
       <w:spacing w:val="5"/>
@@ -3303,7 +3562,7 @@
     <w:uiPriority w:val="10"/>
     <w:rsid w:val="00FC693F"/>
     <w:rPr>
-      <w:rFonts w:asciiTheme="majorHAnsi" w:cstheme="majorBidi" w:eastAsiaTheme="majorEastAsia" w:hAnsiTheme="majorHAnsi"/>
+      <w:rFonts w:asciiTheme="majorHAnsi" w:cstheme="majorBidi" w:hAnsiTheme="majorHAnsi" w:eastAsia="黑体"/>
       <w:color w:themeColor="text2" w:themeShade="BF" w:val="17365D"/>
       <w:spacing w:val="5"/>
       <w:kern w:val="28"/>
@@ -3325,7 +3584,7 @@
       </w:numPr>
     </w:pPr>
     <w:rPr>
-      <w:rFonts w:asciiTheme="majorHAnsi" w:cstheme="majorBidi" w:eastAsiaTheme="majorEastAsia" w:hAnsiTheme="majorHAnsi"/>
+      <w:rFonts w:asciiTheme="majorHAnsi" w:cstheme="majorBidi" w:hAnsiTheme="majorHAnsi" w:eastAsia="黑体"/>
       <w:i/>
       <w:iCs/>
       <w:color w:themeColor="accent1" w:val="4F81BD"/>
@@ -3341,7 +3600,7 @@
     <w:uiPriority w:val="11"/>
     <w:rsid w:val="00FC693F"/>
     <w:rPr>
-      <w:rFonts w:asciiTheme="majorHAnsi" w:cstheme="majorBidi" w:eastAsiaTheme="majorEastAsia" w:hAnsiTheme="majorHAnsi"/>
+      <w:rFonts w:asciiTheme="majorHAnsi" w:cstheme="majorBidi" w:hAnsiTheme="majorHAnsi" w:eastAsia="黑体"/>
       <w:i/>
       <w:iCs/>
       <w:color w:themeColor="accent1" w:val="4F81BD"/>
@@ -3408,6 +3667,7 @@
       <w:spacing w:after="120"/>
     </w:pPr>
     <w:rPr>
+      <w:rFonts w:eastAsia="黑体"/>
       <w:sz w:val="16"/>
       <w:szCs w:val="16"/>
     </w:rPr>
@@ -3419,6 +3679,7 @@
     <w:uiPriority w:val="99"/>
     <w:rsid w:val="00AA1D8D"/>
     <w:rPr>
+      <w:rFonts w:eastAsia="黑体"/>
       <w:sz w:val="16"/>
       <w:szCs w:val="16"/>
     </w:rPr>
@@ -3588,7 +3849,7 @@
       </w:tabs>
     </w:pPr>
     <w:rPr>
-      <w:rFonts w:ascii="Courier" w:hAnsi="Courier"/>
+      <w:rFonts w:ascii="Courier" w:hAnsi="Courier" w:eastAsia="黑体"/>
       <w:sz w:val="20"/>
       <w:szCs w:val="20"/>
     </w:rPr>
@@ -3600,7 +3861,7 @@
     <w:uiPriority w:val="99"/>
     <w:rsid w:val="0029639D"/>
     <w:rPr>
-      <w:rFonts w:ascii="Courier" w:hAnsi="Courier"/>
+      <w:rFonts w:ascii="Courier" w:hAnsi="Courier" w:eastAsia="黑体"/>
       <w:sz w:val="20"/>
       <w:szCs w:val="20"/>
     </w:rPr>
@@ -3636,6 +3897,7 @@
     <w:uiPriority w:val="29"/>
     <w:rsid w:val="00FC693F"/>
     <w:rPr>
+      <w:rFonts w:eastAsia="黑体"/>
       <w:i/>
       <w:iCs/>
       <w:color w:themeColor="text1" w:val="000000"/>
@@ -3649,7 +3911,7 @@
     <w:semiHidden/>
     <w:rsid w:val="00FC693F"/>
     <w:rPr>
-      <w:rFonts w:asciiTheme="majorHAnsi" w:cstheme="majorBidi" w:eastAsiaTheme="majorEastAsia" w:hAnsiTheme="majorHAnsi"/>
+      <w:rFonts w:asciiTheme="majorHAnsi" w:cstheme="majorBidi" w:hAnsiTheme="majorHAnsi" w:eastAsia="黑体"/>
       <w:b/>
       <w:bCs/>
       <w:i/>
@@ -3665,7 +3927,7 @@
     <w:semiHidden/>
     <w:rsid w:val="00FC693F"/>
     <w:rPr>
-      <w:rFonts w:asciiTheme="majorHAnsi" w:cstheme="majorBidi" w:eastAsiaTheme="majorEastAsia" w:hAnsiTheme="majorHAnsi"/>
+      <w:rFonts w:asciiTheme="majorHAnsi" w:cstheme="majorBidi" w:hAnsiTheme="majorHAnsi" w:eastAsia="黑体"/>
       <w:color w:themeColor="accent1" w:themeShade="7F" w:val="243F60"/>
     </w:rPr>
   </w:style>
@@ -3677,7 +3939,7 @@
     <w:semiHidden/>
     <w:rsid w:val="00FC693F"/>
     <w:rPr>
-      <w:rFonts w:asciiTheme="majorHAnsi" w:cstheme="majorBidi" w:eastAsiaTheme="majorEastAsia" w:hAnsiTheme="majorHAnsi"/>
+      <w:rFonts w:asciiTheme="majorHAnsi" w:cstheme="majorBidi" w:hAnsiTheme="majorHAnsi" w:eastAsia="黑体"/>
       <w:i/>
       <w:iCs/>
       <w:color w:themeColor="accent1" w:themeShade="7F" w:val="243F60"/>
@@ -3691,7 +3953,7 @@
     <w:semiHidden/>
     <w:rsid w:val="00FC693F"/>
     <w:rPr>
-      <w:rFonts w:asciiTheme="majorHAnsi" w:cstheme="majorBidi" w:eastAsiaTheme="majorEastAsia" w:hAnsiTheme="majorHAnsi"/>
+      <w:rFonts w:asciiTheme="majorHAnsi" w:cstheme="majorBidi" w:hAnsiTheme="majorHAnsi" w:eastAsia="黑体"/>
       <w:i/>
       <w:iCs/>
       <w:color w:themeColor="text1" w:themeTint="BF" w:val="404040"/>
@@ -3705,7 +3967,7 @@
     <w:semiHidden/>
     <w:rsid w:val="00FC693F"/>
     <w:rPr>
-      <w:rFonts w:asciiTheme="majorHAnsi" w:cstheme="majorBidi" w:eastAsiaTheme="majorEastAsia" w:hAnsiTheme="majorHAnsi"/>
+      <w:rFonts w:asciiTheme="majorHAnsi" w:cstheme="majorBidi" w:hAnsiTheme="majorHAnsi" w:eastAsia="黑体"/>
       <w:color w:themeColor="accent1" w:val="4F81BD"/>
       <w:sz w:val="20"/>
       <w:szCs w:val="20"/>
@@ -3719,7 +3981,7 @@
     <w:semiHidden/>
     <w:rsid w:val="00FC693F"/>
     <w:rPr>
-      <w:rFonts w:asciiTheme="majorHAnsi" w:cstheme="majorBidi" w:eastAsiaTheme="majorEastAsia" w:hAnsiTheme="majorHAnsi"/>
+      <w:rFonts w:asciiTheme="majorHAnsi" w:cstheme="majorBidi" w:hAnsiTheme="majorHAnsi" w:eastAsia="黑体"/>
       <w:i/>
       <w:iCs/>
       <w:color w:themeColor="text1" w:themeTint="BF" w:val="404040"/>
@@ -3740,6 +4002,7 @@
       <w:spacing w:line="240" w:lineRule="auto"/>
     </w:pPr>
     <w:rPr>
+      <w:rFonts w:eastAsia="黑体"/>
       <w:b/>
       <w:bCs/>
       <w:color w:themeColor="accent1" w:val="4F81BD"/>
@@ -3754,6 +4017,7 @@
     <w:qFormat/>
     <w:rsid w:val="00FC693F"/>
     <w:rPr>
+      <w:rFonts w:eastAsia="黑体"/>
       <w:b/>
       <w:bCs/>
     </w:rPr>
@@ -3765,6 +4029,7 @@
     <w:qFormat/>
     <w:rsid w:val="00FC693F"/>
     <w:rPr>
+      <w:rFonts w:eastAsia="黑体"/>
       <w:i/>
       <w:iCs/>
     </w:rPr>
@@ -3785,6 +4050,7 @@
       <w:ind w:left="936" w:right="936"/>
     </w:pPr>
     <w:rPr>
+      <w:rFonts w:eastAsia="黑体"/>
       <w:b/>
       <w:bCs/>
       <w:i/>
@@ -3799,6 +4065,7 @@
     <w:uiPriority w:val="30"/>
     <w:rsid w:val="00FC693F"/>
     <w:rPr>
+      <w:rFonts w:eastAsia="黑体"/>
       <w:b/>
       <w:bCs/>
       <w:i/>
@@ -3813,6 +4080,7 @@
     <w:qFormat/>
     <w:rsid w:val="00FC693F"/>
     <w:rPr>
+      <w:rFonts w:eastAsia="黑体"/>
       <w:i/>
       <w:iCs/>
       <w:color w:themeColor="text1" w:themeTint="7F" w:val="808080"/>
@@ -3825,6 +4093,7 @@
     <w:qFormat/>
     <w:rsid w:val="00FC693F"/>
     <w:rPr>
+      <w:rFonts w:eastAsia="黑体"/>
       <w:b/>
       <w:bCs/>
       <w:i/>
@@ -3839,6 +4108,7 @@
     <w:qFormat/>
     <w:rsid w:val="00FC693F"/>
     <w:rPr>
+      <w:rFonts w:eastAsia="黑体"/>
       <w:smallCaps/>
       <w:color w:themeColor="accent2" w:val="C0504D"/>
       <w:u w:val="single"/>
@@ -3851,6 +4121,7 @@
     <w:qFormat/>
     <w:rsid w:val="00FC693F"/>
     <w:rPr>
+      <w:rFonts w:eastAsia="黑体"/>
       <w:b/>
       <w:bCs/>
       <w:smallCaps/>
@@ -3866,6 +4137,7 @@
     <w:qFormat/>
     <w:rsid w:val="00FC693F"/>
     <w:rPr>
+      <w:rFonts w:eastAsia="黑体"/>
       <w:b/>
       <w:bCs/>
       <w:smallCaps/>
@@ -3920,6 +4192,7 @@
       <w:spacing w:after="0" w:line="240" w:lineRule="auto"/>
     </w:pPr>
     <w:rPr>
+      <w:rFonts w:eastAsia="黑体"/>
       <w:color w:themeColor="text1" w:themeShade="BF" w:val="000000"/>
     </w:rPr>
     <w:tblPr>
@@ -3942,6 +4215,7 @@
         <w:spacing w:after="0" w:before="0" w:line="240" w:lineRule="auto"/>
       </w:pPr>
       <w:rPr>
+        <w:rFonts w:eastAsia="黑体"/>
         <w:b/>
         <w:bCs/>
       </w:rPr>
@@ -3962,6 +4236,7 @@
         <w:spacing w:after="0" w:before="0" w:line="240" w:lineRule="auto"/>
       </w:pPr>
       <w:rPr>
+        <w:rFonts w:eastAsia="黑体"/>
         <w:b/>
         <w:bCs/>
       </w:rPr>
@@ -3979,12 +4254,14 @@
     </w:tblStylePr>
     <w:tblStylePr w:type="firstCol">
       <w:rPr>
+        <w:rFonts w:eastAsia="黑体"/>
         <w:b/>
         <w:bCs/>
       </w:rPr>
     </w:tblStylePr>
     <w:tblStylePr w:type="lastCol">
       <w:rPr>
+        <w:rFonts w:eastAsia="黑体"/>
         <w:b/>
         <w:bCs/>
       </w:rPr>
@@ -4023,6 +4300,7 @@
       <w:spacing w:after="0" w:line="240" w:lineRule="auto"/>
     </w:pPr>
     <w:rPr>
+      <w:rFonts w:eastAsia="黑体"/>
       <w:color w:themeColor="accent1" w:themeShade="BF" w:val="365F91"/>
     </w:rPr>
     <w:tblPr>
@@ -4045,6 +4323,7 @@
         <w:spacing w:after="0" w:before="0" w:line="240" w:lineRule="auto"/>
       </w:pPr>
       <w:rPr>
+        <w:rFonts w:eastAsia="黑体"/>
         <w:b/>
         <w:bCs/>
       </w:rPr>
@@ -4065,6 +4344,7 @@
         <w:spacing w:after="0" w:before="0" w:line="240" w:lineRule="auto"/>
       </w:pPr>
       <w:rPr>
+        <w:rFonts w:eastAsia="黑体"/>
         <w:b/>
         <w:bCs/>
       </w:rPr>
@@ -4082,12 +4362,14 @@
     </w:tblStylePr>
     <w:tblStylePr w:type="firstCol">
       <w:rPr>
+        <w:rFonts w:eastAsia="黑体"/>
         <w:b/>
         <w:bCs/>
       </w:rPr>
     </w:tblStylePr>
     <w:tblStylePr w:type="lastCol">
       <w:rPr>
+        <w:rFonts w:eastAsia="黑体"/>
         <w:b/>
         <w:bCs/>
       </w:rPr>
@@ -4126,6 +4408,7 @@
       <w:spacing w:after="0" w:line="240" w:lineRule="auto"/>
     </w:pPr>
     <w:rPr>
+      <w:rFonts w:eastAsia="黑体"/>
       <w:color w:themeColor="accent2" w:themeShade="BF" w:val="943634"/>
     </w:rPr>
     <w:tblPr>
@@ -4148,6 +4431,7 @@
         <w:spacing w:after="0" w:before="0" w:line="240" w:lineRule="auto"/>
       </w:pPr>
       <w:rPr>
+        <w:rFonts w:eastAsia="黑体"/>
         <w:b/>
         <w:bCs/>
       </w:rPr>
@@ -4168,6 +4452,7 @@
         <w:spacing w:after="0" w:before="0" w:line="240" w:lineRule="auto"/>
       </w:pPr>
       <w:rPr>
+        <w:rFonts w:eastAsia="黑体"/>
         <w:b/>
         <w:bCs/>
       </w:rPr>
@@ -4185,12 +4470,14 @@
     </w:tblStylePr>
     <w:tblStylePr w:type="firstCol">
       <w:rPr>
+        <w:rFonts w:eastAsia="黑体"/>
         <w:b/>
         <w:bCs/>
       </w:rPr>
     </w:tblStylePr>
     <w:tblStylePr w:type="lastCol">
       <w:rPr>
+        <w:rFonts w:eastAsia="黑体"/>
         <w:b/>
         <w:bCs/>
       </w:rPr>
@@ -4229,6 +4516,7 @@
       <w:spacing w:after="0" w:line="240" w:lineRule="auto"/>
     </w:pPr>
     <w:rPr>
+      <w:rFonts w:eastAsia="黑体"/>
       <w:color w:themeColor="accent3" w:themeShade="BF" w:val="76923C"/>
     </w:rPr>
     <w:tblPr>
@@ -4251,6 +4539,7 @@
         <w:spacing w:after="0" w:before="0" w:line="240" w:lineRule="auto"/>
       </w:pPr>
       <w:rPr>
+        <w:rFonts w:eastAsia="黑体"/>
         <w:b/>
         <w:bCs/>
       </w:rPr>
@@ -4271,6 +4560,7 @@
         <w:spacing w:after="0" w:before="0" w:line="240" w:lineRule="auto"/>
       </w:pPr>
       <w:rPr>
+        <w:rFonts w:eastAsia="黑体"/>
         <w:b/>
         <w:bCs/>
       </w:rPr>
@@ -4288,12 +4578,14 @@
     </w:tblStylePr>
     <w:tblStylePr w:type="firstCol">
       <w:rPr>
+        <w:rFonts w:eastAsia="黑体"/>
         <w:b/>
         <w:bCs/>
       </w:rPr>
     </w:tblStylePr>
     <w:tblStylePr w:type="lastCol">
       <w:rPr>
+        <w:rFonts w:eastAsia="黑体"/>
         <w:b/>
         <w:bCs/>
       </w:rPr>
@@ -4332,6 +4624,7 @@
       <w:spacing w:after="0" w:line="240" w:lineRule="auto"/>
     </w:pPr>
     <w:rPr>
+      <w:rFonts w:eastAsia="黑体"/>
       <w:color w:themeColor="accent4" w:themeShade="BF" w:val="5F497A"/>
     </w:rPr>
     <w:tblPr>
@@ -4354,6 +4647,7 @@
         <w:spacing w:after="0" w:before="0" w:line="240" w:lineRule="auto"/>
       </w:pPr>
       <w:rPr>
+        <w:rFonts w:eastAsia="黑体"/>
         <w:b/>
         <w:bCs/>
       </w:rPr>
@@ -4374,6 +4668,7 @@
         <w:spacing w:after="0" w:before="0" w:line="240" w:lineRule="auto"/>
       </w:pPr>
       <w:rPr>
+        <w:rFonts w:eastAsia="黑体"/>
         <w:b/>
         <w:bCs/>
       </w:rPr>
@@ -4391,12 +4686,14 @@
     </w:tblStylePr>
     <w:tblStylePr w:type="firstCol">
       <w:rPr>
+        <w:rFonts w:eastAsia="黑体"/>
         <w:b/>
         <w:bCs/>
       </w:rPr>
     </w:tblStylePr>
     <w:tblStylePr w:type="lastCol">
       <w:rPr>
+        <w:rFonts w:eastAsia="黑体"/>
         <w:b/>
         <w:bCs/>
       </w:rPr>
@@ -4435,6 +4732,7 @@
       <w:spacing w:after="0" w:line="240" w:lineRule="auto"/>
     </w:pPr>
     <w:rPr>
+      <w:rFonts w:eastAsia="黑体"/>
       <w:color w:themeColor="accent5" w:themeShade="BF" w:val="31849B"/>
     </w:rPr>
     <w:tblPr>
@@ -4457,6 +4755,7 @@
         <w:spacing w:after="0" w:before="0" w:line="240" w:lineRule="auto"/>
       </w:pPr>
       <w:rPr>
+        <w:rFonts w:eastAsia="黑体"/>
         <w:b/>
         <w:bCs/>
       </w:rPr>
@@ -4477,6 +4776,7 @@
         <w:spacing w:after="0" w:before="0" w:line="240" w:lineRule="auto"/>
       </w:pPr>
       <w:rPr>
+        <w:rFonts w:eastAsia="黑体"/>
         <w:b/>
         <w:bCs/>
       </w:rPr>
@@ -4494,12 +4794,14 @@
     </w:tblStylePr>
     <w:tblStylePr w:type="firstCol">
       <w:rPr>
+        <w:rFonts w:eastAsia="黑体"/>
         <w:b/>
         <w:bCs/>
       </w:rPr>
     </w:tblStylePr>
     <w:tblStylePr w:type="lastCol">
       <w:rPr>
+        <w:rFonts w:eastAsia="黑体"/>
         <w:b/>
         <w:bCs/>
       </w:rPr>
@@ -4538,6 +4840,7 @@
       <w:spacing w:after="0" w:line="240" w:lineRule="auto"/>
     </w:pPr>
     <w:rPr>
+      <w:rFonts w:eastAsia="黑体"/>
       <w:color w:themeColor="accent6" w:themeShade="BF" w:val="E36C0A"/>
     </w:rPr>
     <w:tblPr>
@@ -4560,6 +4863,7 @@
         <w:spacing w:after="0" w:before="0" w:line="240" w:lineRule="auto"/>
       </w:pPr>
       <w:rPr>
+        <w:rFonts w:eastAsia="黑体"/>
         <w:b/>
         <w:bCs/>
       </w:rPr>
@@ -4580,6 +4884,7 @@
         <w:spacing w:after="0" w:before="0" w:line="240" w:lineRule="auto"/>
       </w:pPr>
       <w:rPr>
+        <w:rFonts w:eastAsia="黑体"/>
         <w:b/>
         <w:bCs/>
       </w:rPr>
@@ -4597,12 +4902,14 @@
     </w:tblStylePr>
     <w:tblStylePr w:type="firstCol">
       <w:rPr>
+        <w:rFonts w:eastAsia="黑体"/>
         <w:b/>
         <w:bCs/>
       </w:rPr>
     </w:tblStylePr>
     <w:tblStylePr w:type="lastCol">
       <w:rPr>
+        <w:rFonts w:eastAsia="黑体"/>
         <w:b/>
         <w:bCs/>
       </w:rPr>
@@ -4662,6 +4969,7 @@
         <w:spacing w:after="0" w:before="0" w:line="240" w:lineRule="auto"/>
       </w:pPr>
       <w:rPr>
+        <w:rFonts w:eastAsia="黑体"/>
         <w:b/>
         <w:bCs/>
         <w:color w:themeColor="background1" w:val="FFFFFF"/>
@@ -4676,6 +4984,7 @@
         <w:spacing w:after="0" w:before="0" w:line="240" w:lineRule="auto"/>
       </w:pPr>
       <w:rPr>
+        <w:rFonts w:eastAsia="黑体"/>
         <w:b/>
         <w:bCs/>
       </w:rPr>
@@ -4691,12 +5000,14 @@
     </w:tblStylePr>
     <w:tblStylePr w:type="firstCol">
       <w:rPr>
+        <w:rFonts w:eastAsia="黑体"/>
         <w:b/>
         <w:bCs/>
       </w:rPr>
     </w:tblStylePr>
     <w:tblStylePr w:type="lastCol">
       <w:rPr>
+        <w:rFonts w:eastAsia="黑体"/>
         <w:b/>
         <w:bCs/>
       </w:rPr>
@@ -4754,6 +5065,7 @@
         <w:spacing w:after="0" w:before="0" w:line="240" w:lineRule="auto"/>
       </w:pPr>
       <w:rPr>
+        <w:rFonts w:eastAsia="黑体"/>
         <w:b/>
         <w:bCs/>
         <w:color w:themeColor="background1" w:val="FFFFFF"/>
@@ -4768,6 +5080,7 @@
         <w:spacing w:after="0" w:before="0" w:line="240" w:lineRule="auto"/>
       </w:pPr>
       <w:rPr>
+        <w:rFonts w:eastAsia="黑体"/>
         <w:b/>
         <w:bCs/>
       </w:rPr>
@@ -4783,12 +5096,14 @@
     </w:tblStylePr>
     <w:tblStylePr w:type="firstCol">
       <w:rPr>
+        <w:rFonts w:eastAsia="黑体"/>
         <w:b/>
         <w:bCs/>
       </w:rPr>
     </w:tblStylePr>
     <w:tblStylePr w:type="lastCol">
       <w:rPr>
+        <w:rFonts w:eastAsia="黑体"/>
         <w:b/>
         <w:bCs/>
       </w:rPr>
@@ -4846,6 +5161,7 @@
         <w:spacing w:after="0" w:before="0" w:line="240" w:lineRule="auto"/>
       </w:pPr>
       <w:rPr>
+        <w:rFonts w:eastAsia="黑体"/>
         <w:b/>
         <w:bCs/>
         <w:color w:themeColor="background1" w:val="FFFFFF"/>
@@ -4860,6 +5176,7 @@
         <w:spacing w:after="0" w:before="0" w:line="240" w:lineRule="auto"/>
       </w:pPr>
       <w:rPr>
+        <w:rFonts w:eastAsia="黑体"/>
         <w:b/>
         <w:bCs/>
       </w:rPr>
@@ -4875,12 +5192,14 @@
     </w:tblStylePr>
     <w:tblStylePr w:type="firstCol">
       <w:rPr>
+        <w:rFonts w:eastAsia="黑体"/>
         <w:b/>
         <w:bCs/>
       </w:rPr>
     </w:tblStylePr>
     <w:tblStylePr w:type="lastCol">
       <w:rPr>
+        <w:rFonts w:eastAsia="黑体"/>
         <w:b/>
         <w:bCs/>
       </w:rPr>
@@ -4938,6 +5257,7 @@
         <w:spacing w:after="0" w:before="0" w:line="240" w:lineRule="auto"/>
       </w:pPr>
       <w:rPr>
+        <w:rFonts w:eastAsia="黑体"/>
         <w:b/>
         <w:bCs/>
         <w:color w:themeColor="background1" w:val="FFFFFF"/>
@@ -4952,6 +5272,7 @@
         <w:spacing w:after="0" w:before="0" w:line="240" w:lineRule="auto"/>
       </w:pPr>
       <w:rPr>
+        <w:rFonts w:eastAsia="黑体"/>
         <w:b/>
         <w:bCs/>
       </w:rPr>
@@ -4967,12 +5288,14 @@
     </w:tblStylePr>
     <w:tblStylePr w:type="firstCol">
       <w:rPr>
+        <w:rFonts w:eastAsia="黑体"/>
         <w:b/>
         <w:bCs/>
       </w:rPr>
     </w:tblStylePr>
     <w:tblStylePr w:type="lastCol">
       <w:rPr>
+        <w:rFonts w:eastAsia="黑体"/>
         <w:b/>
         <w:bCs/>
       </w:rPr>
@@ -5030,6 +5353,7 @@
         <w:spacing w:after="0" w:before="0" w:line="240" w:lineRule="auto"/>
       </w:pPr>
       <w:rPr>
+        <w:rFonts w:eastAsia="黑体"/>
         <w:b/>
         <w:bCs/>
         <w:color w:themeColor="background1" w:val="FFFFFF"/>
@@ -5044,6 +5368,7 @@
         <w:spacing w:after="0" w:before="0" w:line="240" w:lineRule="auto"/>
       </w:pPr>
       <w:rPr>
+        <w:rFonts w:eastAsia="黑体"/>
         <w:b/>
         <w:bCs/>
       </w:rPr>
@@ -5059,12 +5384,14 @@
     </w:tblStylePr>
     <w:tblStylePr w:type="firstCol">
       <w:rPr>
+        <w:rFonts w:eastAsia="黑体"/>
         <w:b/>
         <w:bCs/>
       </w:rPr>
     </w:tblStylePr>
     <w:tblStylePr w:type="lastCol">
       <w:rPr>
+        <w:rFonts w:eastAsia="黑体"/>
         <w:b/>
         <w:bCs/>
       </w:rPr>
@@ -5122,6 +5449,7 @@
         <w:spacing w:after="0" w:before="0" w:line="240" w:lineRule="auto"/>
       </w:pPr>
       <w:rPr>
+        <w:rFonts w:eastAsia="黑体"/>
         <w:b/>
         <w:bCs/>
         <w:color w:themeColor="background1" w:val="FFFFFF"/>
@@ -5136,6 +5464,7 @@
         <w:spacing w:after="0" w:before="0" w:line="240" w:lineRule="auto"/>
       </w:pPr>
       <w:rPr>
+        <w:rFonts w:eastAsia="黑体"/>
         <w:b/>
         <w:bCs/>
       </w:rPr>
@@ -5151,12 +5480,14 @@
     </w:tblStylePr>
     <w:tblStylePr w:type="firstCol">
       <w:rPr>
+        <w:rFonts w:eastAsia="黑体"/>
         <w:b/>
         <w:bCs/>
       </w:rPr>
     </w:tblStylePr>
     <w:tblStylePr w:type="lastCol">
       <w:rPr>
+        <w:rFonts w:eastAsia="黑体"/>
         <w:b/>
         <w:bCs/>
       </w:rPr>
@@ -5214,6 +5545,7 @@
         <w:spacing w:after="0" w:before="0" w:line="240" w:lineRule="auto"/>
       </w:pPr>
       <w:rPr>
+        <w:rFonts w:eastAsia="黑体"/>
         <w:b/>
         <w:bCs/>
         <w:color w:themeColor="background1" w:val="FFFFFF"/>
@@ -5228,6 +5560,7 @@
         <w:spacing w:after="0" w:before="0" w:line="240" w:lineRule="auto"/>
       </w:pPr>
       <w:rPr>
+        <w:rFonts w:eastAsia="黑体"/>
         <w:b/>
         <w:bCs/>
       </w:rPr>
@@ -5243,12 +5576,14 @@
     </w:tblStylePr>
     <w:tblStylePr w:type="firstCol">
       <w:rPr>
+        <w:rFonts w:eastAsia="黑体"/>
         <w:b/>
         <w:bCs/>
       </w:rPr>
     </w:tblStylePr>
     <w:tblStylePr w:type="lastCol">
       <w:rPr>
+        <w:rFonts w:eastAsia="黑体"/>
         <w:b/>
         <w:bCs/>
       </w:rPr>
@@ -5308,7 +5643,7 @@
         <w:spacing w:after="0" w:before="0" w:line="240" w:lineRule="auto"/>
       </w:pPr>
       <w:rPr>
-        <w:rFonts w:asciiTheme="majorHAnsi" w:cstheme="majorBidi" w:eastAsiaTheme="majorEastAsia" w:hAnsiTheme="majorHAnsi"/>
+        <w:rFonts w:asciiTheme="majorHAnsi" w:cstheme="majorBidi" w:hAnsiTheme="majorHAnsi" w:eastAsia="黑体"/>
         <w:b/>
         <w:bCs/>
       </w:rPr>
@@ -5329,7 +5664,7 @@
         <w:spacing w:after="0" w:before="0" w:line="240" w:lineRule="auto"/>
       </w:pPr>
       <w:rPr>
-        <w:rFonts w:asciiTheme="majorHAnsi" w:cstheme="majorBidi" w:eastAsiaTheme="majorEastAsia" w:hAnsiTheme="majorHAnsi"/>
+        <w:rFonts w:asciiTheme="majorHAnsi" w:cstheme="majorBidi" w:hAnsiTheme="majorHAnsi" w:eastAsia="黑体"/>
         <w:b/>
         <w:bCs/>
       </w:rPr>
@@ -5347,14 +5682,14 @@
     </w:tblStylePr>
     <w:tblStylePr w:type="firstCol">
       <w:rPr>
-        <w:rFonts w:asciiTheme="majorHAnsi" w:cstheme="majorBidi" w:eastAsiaTheme="majorEastAsia" w:hAnsiTheme="majorHAnsi"/>
+        <w:rFonts w:asciiTheme="majorHAnsi" w:cstheme="majorBidi" w:hAnsiTheme="majorHAnsi" w:eastAsia="黑体"/>
         <w:b/>
         <w:bCs/>
       </w:rPr>
     </w:tblStylePr>
     <w:tblStylePr w:type="lastCol">
       <w:rPr>
-        <w:rFonts w:asciiTheme="majorHAnsi" w:cstheme="majorBidi" w:eastAsiaTheme="majorEastAsia" w:hAnsiTheme="majorHAnsi"/>
+        <w:rFonts w:asciiTheme="majorHAnsi" w:cstheme="majorBidi" w:hAnsiTheme="majorHAnsi" w:eastAsia="黑体"/>
         <w:b/>
         <w:bCs/>
       </w:rPr>
@@ -5438,7 +5773,7 @@
         <w:spacing w:after="0" w:before="0" w:line="240" w:lineRule="auto"/>
       </w:pPr>
       <w:rPr>
-        <w:rFonts w:asciiTheme="majorHAnsi" w:cstheme="majorBidi" w:eastAsiaTheme="majorEastAsia" w:hAnsiTheme="majorHAnsi"/>
+        <w:rFonts w:asciiTheme="majorHAnsi" w:cstheme="majorBidi" w:hAnsiTheme="majorHAnsi" w:eastAsia="黑体"/>
         <w:b/>
         <w:bCs/>
       </w:rPr>
@@ -5459,7 +5794,7 @@
         <w:spacing w:after="0" w:before="0" w:line="240" w:lineRule="auto"/>
       </w:pPr>
       <w:rPr>
-        <w:rFonts w:asciiTheme="majorHAnsi" w:cstheme="majorBidi" w:eastAsiaTheme="majorEastAsia" w:hAnsiTheme="majorHAnsi"/>
+        <w:rFonts w:asciiTheme="majorHAnsi" w:cstheme="majorBidi" w:hAnsiTheme="majorHAnsi" w:eastAsia="黑体"/>
         <w:b/>
         <w:bCs/>
       </w:rPr>
@@ -5477,14 +5812,14 @@
     </w:tblStylePr>
     <w:tblStylePr w:type="firstCol">
       <w:rPr>
-        <w:rFonts w:asciiTheme="majorHAnsi" w:cstheme="majorBidi" w:eastAsiaTheme="majorEastAsia" w:hAnsiTheme="majorHAnsi"/>
+        <w:rFonts w:asciiTheme="majorHAnsi" w:cstheme="majorBidi" w:hAnsiTheme="majorHAnsi" w:eastAsia="黑体"/>
         <w:b/>
         <w:bCs/>
       </w:rPr>
     </w:tblStylePr>
     <w:tblStylePr w:type="lastCol">
       <w:rPr>
-        <w:rFonts w:asciiTheme="majorHAnsi" w:cstheme="majorBidi" w:eastAsiaTheme="majorEastAsia" w:hAnsiTheme="majorHAnsi"/>
+        <w:rFonts w:asciiTheme="majorHAnsi" w:cstheme="majorBidi" w:hAnsiTheme="majorHAnsi" w:eastAsia="黑体"/>
         <w:b/>
         <w:bCs/>
       </w:rPr>
@@ -5568,7 +5903,7 @@
         <w:spacing w:after="0" w:before="0" w:line="240" w:lineRule="auto"/>
       </w:pPr>
       <w:rPr>
-        <w:rFonts w:asciiTheme="majorHAnsi" w:cstheme="majorBidi" w:eastAsiaTheme="majorEastAsia" w:hAnsiTheme="majorHAnsi"/>
+        <w:rFonts w:asciiTheme="majorHAnsi" w:cstheme="majorBidi" w:hAnsiTheme="majorHAnsi" w:eastAsia="黑体"/>
         <w:b/>
         <w:bCs/>
       </w:rPr>
@@ -5589,7 +5924,7 @@
         <w:spacing w:after="0" w:before="0" w:line="240" w:lineRule="auto"/>
       </w:pPr>
       <w:rPr>
-        <w:rFonts w:asciiTheme="majorHAnsi" w:cstheme="majorBidi" w:eastAsiaTheme="majorEastAsia" w:hAnsiTheme="majorHAnsi"/>
+        <w:rFonts w:asciiTheme="majorHAnsi" w:cstheme="majorBidi" w:hAnsiTheme="majorHAnsi" w:eastAsia="黑体"/>
         <w:b/>
         <w:bCs/>
       </w:rPr>
@@ -5607,14 +5942,14 @@
     </w:tblStylePr>
     <w:tblStylePr w:type="firstCol">
       <w:rPr>
-        <w:rFonts w:asciiTheme="majorHAnsi" w:cstheme="majorBidi" w:eastAsiaTheme="majorEastAsia" w:hAnsiTheme="majorHAnsi"/>
+        <w:rFonts w:asciiTheme="majorHAnsi" w:cstheme="majorBidi" w:hAnsiTheme="majorHAnsi" w:eastAsia="黑体"/>
         <w:b/>
         <w:bCs/>
       </w:rPr>
     </w:tblStylePr>
     <w:tblStylePr w:type="lastCol">
       <w:rPr>
-        <w:rFonts w:asciiTheme="majorHAnsi" w:cstheme="majorBidi" w:eastAsiaTheme="majorEastAsia" w:hAnsiTheme="majorHAnsi"/>
+        <w:rFonts w:asciiTheme="majorHAnsi" w:cstheme="majorBidi" w:hAnsiTheme="majorHAnsi" w:eastAsia="黑体"/>
         <w:b/>
         <w:bCs/>
       </w:rPr>
@@ -5698,7 +6033,7 @@
         <w:spacing w:after="0" w:before="0" w:line="240" w:lineRule="auto"/>
       </w:pPr>
       <w:rPr>
-        <w:rFonts w:asciiTheme="majorHAnsi" w:cstheme="majorBidi" w:eastAsiaTheme="majorEastAsia" w:hAnsiTheme="majorHAnsi"/>
+        <w:rFonts w:asciiTheme="majorHAnsi" w:cstheme="majorBidi" w:hAnsiTheme="majorHAnsi" w:eastAsia="黑体"/>
         <w:b/>
         <w:bCs/>
       </w:rPr>
@@ -5719,7 +6054,7 @@
         <w:spacing w:after="0" w:before="0" w:line="240" w:lineRule="auto"/>
       </w:pPr>
       <w:rPr>
-        <w:rFonts w:asciiTheme="majorHAnsi" w:cstheme="majorBidi" w:eastAsiaTheme="majorEastAsia" w:hAnsiTheme="majorHAnsi"/>
+        <w:rFonts w:asciiTheme="majorHAnsi" w:cstheme="majorBidi" w:hAnsiTheme="majorHAnsi" w:eastAsia="黑体"/>
         <w:b/>
         <w:bCs/>
       </w:rPr>
@@ -5737,14 +6072,14 @@
     </w:tblStylePr>
     <w:tblStylePr w:type="firstCol">
       <w:rPr>
-        <w:rFonts w:asciiTheme="majorHAnsi" w:cstheme="majorBidi" w:eastAsiaTheme="majorEastAsia" w:hAnsiTheme="majorHAnsi"/>
+        <w:rFonts w:asciiTheme="majorHAnsi" w:cstheme="majorBidi" w:hAnsiTheme="majorHAnsi" w:eastAsia="黑体"/>
         <w:b/>
         <w:bCs/>
       </w:rPr>
     </w:tblStylePr>
     <w:tblStylePr w:type="lastCol">
       <w:rPr>
-        <w:rFonts w:asciiTheme="majorHAnsi" w:cstheme="majorBidi" w:eastAsiaTheme="majorEastAsia" w:hAnsiTheme="majorHAnsi"/>
+        <w:rFonts w:asciiTheme="majorHAnsi" w:cstheme="majorBidi" w:hAnsiTheme="majorHAnsi" w:eastAsia="黑体"/>
         <w:b/>
         <w:bCs/>
       </w:rPr>
@@ -5828,7 +6163,7 @@
         <w:spacing w:after="0" w:before="0" w:line="240" w:lineRule="auto"/>
       </w:pPr>
       <w:rPr>
-        <w:rFonts w:asciiTheme="majorHAnsi" w:cstheme="majorBidi" w:eastAsiaTheme="majorEastAsia" w:hAnsiTheme="majorHAnsi"/>
+        <w:rFonts w:asciiTheme="majorHAnsi" w:cstheme="majorBidi" w:hAnsiTheme="majorHAnsi" w:eastAsia="黑体"/>
         <w:b/>
         <w:bCs/>
       </w:rPr>
@@ -5849,7 +6184,7 @@
         <w:spacing w:after="0" w:before="0" w:line="240" w:lineRule="auto"/>
       </w:pPr>
       <w:rPr>
-        <w:rFonts w:asciiTheme="majorHAnsi" w:cstheme="majorBidi" w:eastAsiaTheme="majorEastAsia" w:hAnsiTheme="majorHAnsi"/>
+        <w:rFonts w:asciiTheme="majorHAnsi" w:cstheme="majorBidi" w:hAnsiTheme="majorHAnsi" w:eastAsia="黑体"/>
         <w:b/>
         <w:bCs/>
       </w:rPr>
@@ -5867,14 +6202,14 @@
     </w:tblStylePr>
     <w:tblStylePr w:type="firstCol">
       <w:rPr>
-        <w:rFonts w:asciiTheme="majorHAnsi" w:cstheme="majorBidi" w:eastAsiaTheme="majorEastAsia" w:hAnsiTheme="majorHAnsi"/>
+        <w:rFonts w:asciiTheme="majorHAnsi" w:cstheme="majorBidi" w:hAnsiTheme="majorHAnsi" w:eastAsia="黑体"/>
         <w:b/>
         <w:bCs/>
       </w:rPr>
     </w:tblStylePr>
     <w:tblStylePr w:type="lastCol">
       <w:rPr>
-        <w:rFonts w:asciiTheme="majorHAnsi" w:cstheme="majorBidi" w:eastAsiaTheme="majorEastAsia" w:hAnsiTheme="majorHAnsi"/>
+        <w:rFonts w:asciiTheme="majorHAnsi" w:cstheme="majorBidi" w:hAnsiTheme="majorHAnsi" w:eastAsia="黑体"/>
         <w:b/>
         <w:bCs/>
       </w:rPr>
@@ -5958,7 +6293,7 @@
         <w:spacing w:after="0" w:before="0" w:line="240" w:lineRule="auto"/>
       </w:pPr>
       <w:rPr>
-        <w:rFonts w:asciiTheme="majorHAnsi" w:cstheme="majorBidi" w:eastAsiaTheme="majorEastAsia" w:hAnsiTheme="majorHAnsi"/>
+        <w:rFonts w:asciiTheme="majorHAnsi" w:cstheme="majorBidi" w:hAnsiTheme="majorHAnsi" w:eastAsia="黑体"/>
         <w:b/>
         <w:bCs/>
       </w:rPr>
@@ -5979,7 +6314,7 @@
         <w:spacing w:after="0" w:before="0" w:line="240" w:lineRule="auto"/>
       </w:pPr>
       <w:rPr>
-        <w:rFonts w:asciiTheme="majorHAnsi" w:cstheme="majorBidi" w:eastAsiaTheme="majorEastAsia" w:hAnsiTheme="majorHAnsi"/>
+        <w:rFonts w:asciiTheme="majorHAnsi" w:cstheme="majorBidi" w:hAnsiTheme="majorHAnsi" w:eastAsia="黑体"/>
         <w:b/>
         <w:bCs/>
       </w:rPr>
@@ -5997,14 +6332,14 @@
     </w:tblStylePr>
     <w:tblStylePr w:type="firstCol">
       <w:rPr>
-        <w:rFonts w:asciiTheme="majorHAnsi" w:cstheme="majorBidi" w:eastAsiaTheme="majorEastAsia" w:hAnsiTheme="majorHAnsi"/>
+        <w:rFonts w:asciiTheme="majorHAnsi" w:cstheme="majorBidi" w:hAnsiTheme="majorHAnsi" w:eastAsia="黑体"/>
         <w:b/>
         <w:bCs/>
       </w:rPr>
     </w:tblStylePr>
     <w:tblStylePr w:type="lastCol">
       <w:rPr>
-        <w:rFonts w:asciiTheme="majorHAnsi" w:cstheme="majorBidi" w:eastAsiaTheme="majorEastAsia" w:hAnsiTheme="majorHAnsi"/>
+        <w:rFonts w:asciiTheme="majorHAnsi" w:cstheme="majorBidi" w:hAnsiTheme="majorHAnsi" w:eastAsia="黑体"/>
         <w:b/>
         <w:bCs/>
       </w:rPr>
@@ -6088,7 +6423,7 @@
         <w:spacing w:after="0" w:before="0" w:line="240" w:lineRule="auto"/>
       </w:pPr>
       <w:rPr>
-        <w:rFonts w:asciiTheme="majorHAnsi" w:cstheme="majorBidi" w:eastAsiaTheme="majorEastAsia" w:hAnsiTheme="majorHAnsi"/>
+        <w:rFonts w:asciiTheme="majorHAnsi" w:cstheme="majorBidi" w:hAnsiTheme="majorHAnsi" w:eastAsia="黑体"/>
         <w:b/>
         <w:bCs/>
       </w:rPr>
@@ -6109,7 +6444,7 @@
         <w:spacing w:after="0" w:before="0" w:line="240" w:lineRule="auto"/>
       </w:pPr>
       <w:rPr>
-        <w:rFonts w:asciiTheme="majorHAnsi" w:cstheme="majorBidi" w:eastAsiaTheme="majorEastAsia" w:hAnsiTheme="majorHAnsi"/>
+        <w:rFonts w:asciiTheme="majorHAnsi" w:cstheme="majorBidi" w:hAnsiTheme="majorHAnsi" w:eastAsia="黑体"/>
         <w:b/>
         <w:bCs/>
       </w:rPr>
@@ -6127,14 +6462,14 @@
     </w:tblStylePr>
     <w:tblStylePr w:type="firstCol">
       <w:rPr>
-        <w:rFonts w:asciiTheme="majorHAnsi" w:cstheme="majorBidi" w:eastAsiaTheme="majorEastAsia" w:hAnsiTheme="majorHAnsi"/>
+        <w:rFonts w:asciiTheme="majorHAnsi" w:cstheme="majorBidi" w:hAnsiTheme="majorHAnsi" w:eastAsia="黑体"/>
         <w:b/>
         <w:bCs/>
       </w:rPr>
     </w:tblStylePr>
     <w:tblStylePr w:type="lastCol">
       <w:rPr>
-        <w:rFonts w:asciiTheme="majorHAnsi" w:cstheme="majorBidi" w:eastAsiaTheme="majorEastAsia" w:hAnsiTheme="majorHAnsi"/>
+        <w:rFonts w:asciiTheme="majorHAnsi" w:cstheme="majorBidi" w:hAnsiTheme="majorHAnsi" w:eastAsia="黑体"/>
         <w:b/>
         <w:bCs/>
       </w:rPr>
@@ -6217,6 +6552,7 @@
         <w:spacing w:after="0" w:before="0" w:line="240" w:lineRule="auto"/>
       </w:pPr>
       <w:rPr>
+        <w:rFonts w:eastAsia="黑体"/>
         <w:b/>
         <w:bCs/>
         <w:color w:themeColor="background1" w:val="FFFFFF"/>
@@ -6239,6 +6575,7 @@
         <w:spacing w:after="0" w:before="0" w:line="240" w:lineRule="auto"/>
       </w:pPr>
       <w:rPr>
+        <w:rFonts w:eastAsia="黑体"/>
         <w:b/>
         <w:bCs/>
       </w:rPr>
@@ -6256,12 +6593,14 @@
     </w:tblStylePr>
     <w:tblStylePr w:type="firstCol">
       <w:rPr>
+        <w:rFonts w:eastAsia="黑体"/>
         <w:b/>
         <w:bCs/>
       </w:rPr>
     </w:tblStylePr>
     <w:tblStylePr w:type="lastCol">
       <w:rPr>
+        <w:rFonts w:eastAsia="黑体"/>
         <w:b/>
         <w:bCs/>
       </w:rPr>
@@ -6323,6 +6662,7 @@
         <w:spacing w:after="0" w:before="0" w:line="240" w:lineRule="auto"/>
       </w:pPr>
       <w:rPr>
+        <w:rFonts w:eastAsia="黑体"/>
         <w:b/>
         <w:bCs/>
         <w:color w:themeColor="background1" w:val="FFFFFF"/>
@@ -6345,6 +6685,7 @@
         <w:spacing w:after="0" w:before="0" w:line="240" w:lineRule="auto"/>
       </w:pPr>
       <w:rPr>
+        <w:rFonts w:eastAsia="黑体"/>
         <w:b/>
         <w:bCs/>
       </w:rPr>
@@ -6362,12 +6703,14 @@
     </w:tblStylePr>
     <w:tblStylePr w:type="firstCol">
       <w:rPr>
+        <w:rFonts w:eastAsia="黑体"/>
         <w:b/>
         <w:bCs/>
       </w:rPr>
     </w:tblStylePr>
     <w:tblStylePr w:type="lastCol">
       <w:rPr>
+        <w:rFonts w:eastAsia="黑体"/>
         <w:b/>
         <w:bCs/>
       </w:rPr>
@@ -6429,6 +6772,7 @@
         <w:spacing w:after="0" w:before="0" w:line="240" w:lineRule="auto"/>
       </w:pPr>
       <w:rPr>
+        <w:rFonts w:eastAsia="黑体"/>
         <w:b/>
         <w:bCs/>
         <w:color w:themeColor="background1" w:val="FFFFFF"/>
@@ -6451,6 +6795,7 @@
         <w:spacing w:after="0" w:before="0" w:line="240" w:lineRule="auto"/>
       </w:pPr>
       <w:rPr>
+        <w:rFonts w:eastAsia="黑体"/>
         <w:b/>
         <w:bCs/>
       </w:rPr>
@@ -6468,12 +6813,14 @@
     </w:tblStylePr>
     <w:tblStylePr w:type="firstCol">
       <w:rPr>
+        <w:rFonts w:eastAsia="黑体"/>
         <w:b/>
         <w:bCs/>
       </w:rPr>
     </w:tblStylePr>
     <w:tblStylePr w:type="lastCol">
       <w:rPr>
+        <w:rFonts w:eastAsia="黑体"/>
         <w:b/>
         <w:bCs/>
       </w:rPr>
@@ -6535,6 +6882,7 @@
         <w:spacing w:after="0" w:before="0" w:line="240" w:lineRule="auto"/>
       </w:pPr>
       <w:rPr>
+        <w:rFonts w:eastAsia="黑体"/>
         <w:b/>
         <w:bCs/>
         <w:color w:themeColor="background1" w:val="FFFFFF"/>
@@ -6557,6 +6905,7 @@
         <w:spacing w:after="0" w:before="0" w:line="240" w:lineRule="auto"/>
       </w:pPr>
       <w:rPr>
+        <w:rFonts w:eastAsia="黑体"/>
         <w:b/>
         <w:bCs/>
       </w:rPr>
@@ -6574,12 +6923,14 @@
     </w:tblStylePr>
     <w:tblStylePr w:type="firstCol">
       <w:rPr>
+        <w:rFonts w:eastAsia="黑体"/>
         <w:b/>
         <w:bCs/>
       </w:rPr>
     </w:tblStylePr>
     <w:tblStylePr w:type="lastCol">
       <w:rPr>
+        <w:rFonts w:eastAsia="黑体"/>
         <w:b/>
         <w:bCs/>
       </w:rPr>
@@ -6641,6 +6992,7 @@
         <w:spacing w:after="0" w:before="0" w:line="240" w:lineRule="auto"/>
       </w:pPr>
       <w:rPr>
+        <w:rFonts w:eastAsia="黑体"/>
         <w:b/>
         <w:bCs/>
         <w:color w:themeColor="background1" w:val="FFFFFF"/>
@@ -6663,6 +7015,7 @@
         <w:spacing w:after="0" w:before="0" w:line="240" w:lineRule="auto"/>
       </w:pPr>
       <w:rPr>
+        <w:rFonts w:eastAsia="黑体"/>
         <w:b/>
         <w:bCs/>
       </w:rPr>
@@ -6680,12 +7033,14 @@
     </w:tblStylePr>
     <w:tblStylePr w:type="firstCol">
       <w:rPr>
+        <w:rFonts w:eastAsia="黑体"/>
         <w:b/>
         <w:bCs/>
       </w:rPr>
     </w:tblStylePr>
     <w:tblStylePr w:type="lastCol">
       <w:rPr>
+        <w:rFonts w:eastAsia="黑体"/>
         <w:b/>
         <w:bCs/>
       </w:rPr>
@@ -6747,6 +7102,7 @@
         <w:spacing w:after="0" w:before="0" w:line="240" w:lineRule="auto"/>
       </w:pPr>
       <w:rPr>
+        <w:rFonts w:eastAsia="黑体"/>
         <w:b/>
         <w:bCs/>
         <w:color w:themeColor="background1" w:val="FFFFFF"/>
@@ -6769,6 +7125,7 @@
         <w:spacing w:after="0" w:before="0" w:line="240" w:lineRule="auto"/>
       </w:pPr>
       <w:rPr>
+        <w:rFonts w:eastAsia="黑体"/>
         <w:b/>
         <w:bCs/>
       </w:rPr>
@@ -6786,12 +7143,14 @@
     </w:tblStylePr>
     <w:tblStylePr w:type="firstCol">
       <w:rPr>
+        <w:rFonts w:eastAsia="黑体"/>
         <w:b/>
         <w:bCs/>
       </w:rPr>
     </w:tblStylePr>
     <w:tblStylePr w:type="lastCol">
       <w:rPr>
+        <w:rFonts w:eastAsia="黑体"/>
         <w:b/>
         <w:bCs/>
       </w:rPr>
@@ -6853,6 +7212,7 @@
         <w:spacing w:after="0" w:before="0" w:line="240" w:lineRule="auto"/>
       </w:pPr>
       <w:rPr>
+        <w:rFonts w:eastAsia="黑体"/>
         <w:b/>
         <w:bCs/>
         <w:color w:themeColor="background1" w:val="FFFFFF"/>
@@ -6875,6 +7235,7 @@
         <w:spacing w:after="0" w:before="0" w:line="240" w:lineRule="auto"/>
       </w:pPr>
       <w:rPr>
+        <w:rFonts w:eastAsia="黑体"/>
         <w:b/>
         <w:bCs/>
       </w:rPr>
@@ -6892,12 +7253,14 @@
     </w:tblStylePr>
     <w:tblStylePr w:type="firstCol">
       <w:rPr>
+        <w:rFonts w:eastAsia="黑体"/>
         <w:b/>
         <w:bCs/>
       </w:rPr>
     </w:tblStylePr>
     <w:tblStylePr w:type="lastCol">
       <w:rPr>
+        <w:rFonts w:eastAsia="黑体"/>
         <w:b/>
         <w:bCs/>
       </w:rPr>
@@ -6956,6 +7319,7 @@
         <w:spacing w:after="0" w:before="0" w:line="240" w:lineRule="auto"/>
       </w:pPr>
       <w:rPr>
+        <w:rFonts w:eastAsia="黑体"/>
         <w:b/>
         <w:bCs/>
         <w:color w:themeColor="background1" w:val="FFFFFF"/>
@@ -6978,6 +7342,7 @@
         <w:spacing w:after="0" w:before="0" w:line="240" w:lineRule="auto"/>
       </w:pPr>
       <w:rPr>
+        <w:rFonts w:eastAsia="黑体"/>
         <w:color w:val="auto"/>
       </w:rPr>
       <w:tblPr/>
@@ -6995,6 +7360,7 @@
     </w:tblStylePr>
     <w:tblStylePr w:type="firstCol">
       <w:rPr>
+        <w:rFonts w:eastAsia="黑体"/>
         <w:b/>
         <w:bCs/>
         <w:color w:themeColor="background1" w:val="FFFFFF"/>
@@ -7014,6 +7380,7 @@
     </w:tblStylePr>
     <w:tblStylePr w:type="lastCol">
       <w:rPr>
+        <w:rFonts w:eastAsia="黑体"/>
         <w:b/>
         <w:bCs/>
         <w:color w:themeColor="background1" w:val="FFFFFF"/>
@@ -7062,6 +7429,7 @@
     </w:tblStylePr>
     <w:tblStylePr w:type="nwCell">
       <w:rPr>
+        <w:rFonts w:eastAsia="黑体"/>
         <w:color w:themeColor="background1" w:val="FFFFFF"/>
       </w:rPr>
       <w:tblPr/>
@@ -7105,6 +7473,7 @@
         <w:spacing w:after="0" w:before="0" w:line="240" w:lineRule="auto"/>
       </w:pPr>
       <w:rPr>
+        <w:rFonts w:eastAsia="黑体"/>
         <w:b/>
         <w:bCs/>
         <w:color w:themeColor="background1" w:val="FFFFFF"/>
@@ -7127,6 +7496,7 @@
         <w:spacing w:after="0" w:before="0" w:line="240" w:lineRule="auto"/>
       </w:pPr>
       <w:rPr>
+        <w:rFonts w:eastAsia="黑体"/>
         <w:color w:val="auto"/>
       </w:rPr>
       <w:tblPr/>
@@ -7144,6 +7514,7 @@
     </w:tblStylePr>
     <w:tblStylePr w:type="firstCol">
       <w:rPr>
+        <w:rFonts w:eastAsia="黑体"/>
         <w:b/>
         <w:bCs/>
         <w:color w:themeColor="background1" w:val="FFFFFF"/>
@@ -7163,6 +7534,7 @@
     </w:tblStylePr>
     <w:tblStylePr w:type="lastCol">
       <w:rPr>
+        <w:rFonts w:eastAsia="黑体"/>
         <w:b/>
         <w:bCs/>
         <w:color w:themeColor="background1" w:val="FFFFFF"/>
@@ -7211,6 +7583,7 @@
     </w:tblStylePr>
     <w:tblStylePr w:type="nwCell">
       <w:rPr>
+        <w:rFonts w:eastAsia="黑体"/>
         <w:color w:themeColor="background1" w:val="FFFFFF"/>
       </w:rPr>
       <w:tblPr/>
@@ -7254,6 +7627,7 @@
         <w:spacing w:after="0" w:before="0" w:line="240" w:lineRule="auto"/>
       </w:pPr>
       <w:rPr>
+        <w:rFonts w:eastAsia="黑体"/>
         <w:b/>
         <w:bCs/>
         <w:color w:themeColor="background1" w:val="FFFFFF"/>
@@ -7276,6 +7650,7 @@
         <w:spacing w:after="0" w:before="0" w:line="240" w:lineRule="auto"/>
       </w:pPr>
       <w:rPr>
+        <w:rFonts w:eastAsia="黑体"/>
         <w:color w:val="auto"/>
       </w:rPr>
       <w:tblPr/>
@@ -7293,6 +7668,7 @@
     </w:tblStylePr>
     <w:tblStylePr w:type="firstCol">
       <w:rPr>
+        <w:rFonts w:eastAsia="黑体"/>
         <w:b/>
         <w:bCs/>
         <w:color w:themeColor="background1" w:val="FFFFFF"/>
@@ -7312,6 +7688,7 @@
     </w:tblStylePr>
     <w:tblStylePr w:type="lastCol">
       <w:rPr>
+        <w:rFonts w:eastAsia="黑体"/>
         <w:b/>
         <w:bCs/>
         <w:color w:themeColor="background1" w:val="FFFFFF"/>
@@ -7360,6 +7737,7 @@
     </w:tblStylePr>
     <w:tblStylePr w:type="nwCell">
       <w:rPr>
+        <w:rFonts w:eastAsia="黑体"/>
         <w:color w:themeColor="background1" w:val="FFFFFF"/>
       </w:rPr>
       <w:tblPr/>
@@ -7403,6 +7781,7 @@
         <w:spacing w:after="0" w:before="0" w:line="240" w:lineRule="auto"/>
       </w:pPr>
       <w:rPr>
+        <w:rFonts w:eastAsia="黑体"/>
         <w:b/>
         <w:bCs/>
         <w:color w:themeColor="background1" w:val="FFFFFF"/>
@@ -7425,6 +7804,7 @@
         <w:spacing w:after="0" w:before="0" w:line="240" w:lineRule="auto"/>
       </w:pPr>
       <w:rPr>
+        <w:rFonts w:eastAsia="黑体"/>
         <w:color w:val="auto"/>
       </w:rPr>
       <w:tblPr/>
@@ -7442,6 +7822,7 @@
     </w:tblStylePr>
     <w:tblStylePr w:type="firstCol">
       <w:rPr>
+        <w:rFonts w:eastAsia="黑体"/>
         <w:b/>
         <w:bCs/>
         <w:color w:themeColor="background1" w:val="FFFFFF"/>
@@ -7461,6 +7842,7 @@
     </w:tblStylePr>
     <w:tblStylePr w:type="lastCol">
       <w:rPr>
+        <w:rFonts w:eastAsia="黑体"/>
         <w:b/>
         <w:bCs/>
         <w:color w:themeColor="background1" w:val="FFFFFF"/>
@@ -7509,6 +7891,7 @@
     </w:tblStylePr>
     <w:tblStylePr w:type="nwCell">
       <w:rPr>
+        <w:rFonts w:eastAsia="黑体"/>
         <w:color w:themeColor="background1" w:val="FFFFFF"/>
       </w:rPr>
       <w:tblPr/>
@@ -7552,6 +7935,7 @@
         <w:spacing w:after="0" w:before="0" w:line="240" w:lineRule="auto"/>
       </w:pPr>
       <w:rPr>
+        <w:rFonts w:eastAsia="黑体"/>
         <w:b/>
         <w:bCs/>
         <w:color w:themeColor="background1" w:val="FFFFFF"/>
@@ -7574,6 +7958,7 @@
         <w:spacing w:after="0" w:before="0" w:line="240" w:lineRule="auto"/>
       </w:pPr>
       <w:rPr>
+        <w:rFonts w:eastAsia="黑体"/>
         <w:color w:val="auto"/>
       </w:rPr>
       <w:tblPr/>
@@ -7591,6 +7976,7 @@
     </w:tblStylePr>
     <w:tblStylePr w:type="firstCol">
       <w:rPr>
+        <w:rFonts w:eastAsia="黑体"/>
         <w:b/>
         <w:bCs/>
         <w:color w:themeColor="background1" w:val="FFFFFF"/>
@@ -7610,6 +7996,7 @@
     </w:tblStylePr>
     <w:tblStylePr w:type="lastCol">
       <w:rPr>
+        <w:rFonts w:eastAsia="黑体"/>
         <w:b/>
         <w:bCs/>
         <w:color w:themeColor="background1" w:val="FFFFFF"/>
@@ -7658,6 +8045,7 @@
     </w:tblStylePr>
     <w:tblStylePr w:type="nwCell">
       <w:rPr>
+        <w:rFonts w:eastAsia="黑体"/>
         <w:color w:themeColor="background1" w:val="FFFFFF"/>
       </w:rPr>
       <w:tblPr/>
@@ -7701,6 +8089,7 @@
         <w:spacing w:after="0" w:before="0" w:line="240" w:lineRule="auto"/>
       </w:pPr>
       <w:rPr>
+        <w:rFonts w:eastAsia="黑体"/>
         <w:b/>
         <w:bCs/>
         <w:color w:themeColor="background1" w:val="FFFFFF"/>
@@ -7723,6 +8112,7 @@
         <w:spacing w:after="0" w:before="0" w:line="240" w:lineRule="auto"/>
       </w:pPr>
       <w:rPr>
+        <w:rFonts w:eastAsia="黑体"/>
         <w:color w:val="auto"/>
       </w:rPr>
       <w:tblPr/>
@@ -7740,6 +8130,7 @@
     </w:tblStylePr>
     <w:tblStylePr w:type="firstCol">
       <w:rPr>
+        <w:rFonts w:eastAsia="黑体"/>
         <w:b/>
         <w:bCs/>
         <w:color w:themeColor="background1" w:val="FFFFFF"/>
@@ -7759,6 +8150,7 @@
     </w:tblStylePr>
     <w:tblStylePr w:type="lastCol">
       <w:rPr>
+        <w:rFonts w:eastAsia="黑体"/>
         <w:b/>
         <w:bCs/>
         <w:color w:themeColor="background1" w:val="FFFFFF"/>
@@ -7807,6 +8199,7 @@
     </w:tblStylePr>
     <w:tblStylePr w:type="nwCell">
       <w:rPr>
+        <w:rFonts w:eastAsia="黑体"/>
         <w:color w:themeColor="background1" w:val="FFFFFF"/>
       </w:rPr>
       <w:tblPr/>
@@ -7850,6 +8243,7 @@
         <w:spacing w:after="0" w:before="0" w:line="240" w:lineRule="auto"/>
       </w:pPr>
       <w:rPr>
+        <w:rFonts w:eastAsia="黑体"/>
         <w:b/>
         <w:bCs/>
         <w:color w:themeColor="background1" w:val="FFFFFF"/>
@@ -7872,6 +8266,7 @@
         <w:spacing w:after="0" w:before="0" w:line="240" w:lineRule="auto"/>
       </w:pPr>
       <w:rPr>
+        <w:rFonts w:eastAsia="黑体"/>
         <w:color w:val="auto"/>
       </w:rPr>
       <w:tblPr/>
@@ -7889,6 +8284,7 @@
     </w:tblStylePr>
     <w:tblStylePr w:type="firstCol">
       <w:rPr>
+        <w:rFonts w:eastAsia="黑体"/>
         <w:b/>
         <w:bCs/>
         <w:color w:themeColor="background1" w:val="FFFFFF"/>
@@ -7908,6 +8304,7 @@
     </w:tblStylePr>
     <w:tblStylePr w:type="lastCol">
       <w:rPr>
+        <w:rFonts w:eastAsia="黑体"/>
         <w:b/>
         <w:bCs/>
         <w:color w:themeColor="background1" w:val="FFFFFF"/>
@@ -7956,6 +8353,7 @@
     </w:tblStylePr>
     <w:tblStylePr w:type="nwCell">
       <w:rPr>
+        <w:rFonts w:eastAsia="黑体"/>
         <w:color w:themeColor="background1" w:val="FFFFFF"/>
       </w:rPr>
       <w:tblPr/>
@@ -7980,6 +8378,7 @@
       <w:spacing w:after="0" w:line="240" w:lineRule="auto"/>
     </w:pPr>
     <w:rPr>
+      <w:rFonts w:eastAsia="黑体"/>
       <w:color w:themeColor="text1" w:val="000000"/>
     </w:rPr>
     <w:tblPr>
@@ -7999,7 +8398,7 @@
     </w:tblPr>
     <w:tblStylePr w:type="firstRow">
       <w:rPr>
-        <w:rFonts w:asciiTheme="majorHAnsi" w:cstheme="majorBidi" w:eastAsiaTheme="majorEastAsia" w:hAnsiTheme="majorHAnsi"/>
+        <w:rFonts w:asciiTheme="majorHAnsi" w:cstheme="majorBidi" w:hAnsiTheme="majorHAnsi" w:eastAsia="黑体"/>
       </w:rPr>
       <w:tblPr/>
       <w:tcPr>
@@ -8011,6 +8410,7 @@
     </w:tblStylePr>
     <w:tblStylePr w:type="lastRow">
       <w:rPr>
+        <w:rFonts w:eastAsia="黑体"/>
         <w:b/>
         <w:bCs/>
         <w:color w:themeColor="text2" w:val="1F497D"/>
@@ -8025,12 +8425,14 @@
     </w:tblStylePr>
     <w:tblStylePr w:type="firstCol">
       <w:rPr>
+        <w:rFonts w:eastAsia="黑体"/>
         <w:b/>
         <w:bCs/>
       </w:rPr>
     </w:tblStylePr>
     <w:tblStylePr w:type="lastCol">
       <w:rPr>
+        <w:rFonts w:eastAsia="黑体"/>
         <w:b/>
         <w:bCs/>
       </w:rPr>
@@ -8064,6 +8466,7 @@
       <w:spacing w:after="0" w:line="240" w:lineRule="auto"/>
     </w:pPr>
     <w:rPr>
+      <w:rFonts w:eastAsia="黑体"/>
       <w:color w:themeColor="text1" w:val="000000"/>
     </w:rPr>
     <w:tblPr>
@@ -8083,7 +8486,7 @@
     </w:tblPr>
     <w:tblStylePr w:type="firstRow">
       <w:rPr>
-        <w:rFonts w:asciiTheme="majorHAnsi" w:cstheme="majorBidi" w:eastAsiaTheme="majorEastAsia" w:hAnsiTheme="majorHAnsi"/>
+        <w:rFonts w:asciiTheme="majorHAnsi" w:cstheme="majorBidi" w:hAnsiTheme="majorHAnsi" w:eastAsia="黑体"/>
       </w:rPr>
       <w:tblPr/>
       <w:tcPr>
@@ -8095,6 +8498,7 @@
     </w:tblStylePr>
     <w:tblStylePr w:type="lastRow">
       <w:rPr>
+        <w:rFonts w:eastAsia="黑体"/>
         <w:b/>
         <w:bCs/>
         <w:color w:themeColor="text2" w:val="1F497D"/>
@@ -8109,12 +8513,14 @@
     </w:tblStylePr>
     <w:tblStylePr w:type="firstCol">
       <w:rPr>
+        <w:rFonts w:eastAsia="黑体"/>
         <w:b/>
         <w:bCs/>
       </w:rPr>
     </w:tblStylePr>
     <w:tblStylePr w:type="lastCol">
       <w:rPr>
+        <w:rFonts w:eastAsia="黑体"/>
         <w:b/>
         <w:bCs/>
       </w:rPr>
@@ -8148,6 +8554,7 @@
       <w:spacing w:after="0" w:line="240" w:lineRule="auto"/>
     </w:pPr>
     <w:rPr>
+      <w:rFonts w:eastAsia="黑体"/>
       <w:color w:themeColor="text1" w:val="000000"/>
     </w:rPr>
     <w:tblPr>
@@ -8167,7 +8574,7 @@
     </w:tblPr>
     <w:tblStylePr w:type="firstRow">
       <w:rPr>
-        <w:rFonts w:asciiTheme="majorHAnsi" w:cstheme="majorBidi" w:eastAsiaTheme="majorEastAsia" w:hAnsiTheme="majorHAnsi"/>
+        <w:rFonts w:asciiTheme="majorHAnsi" w:cstheme="majorBidi" w:hAnsiTheme="majorHAnsi" w:eastAsia="黑体"/>
       </w:rPr>
       <w:tblPr/>
       <w:tcPr>
@@ -8179,6 +8586,7 @@
     </w:tblStylePr>
     <w:tblStylePr w:type="lastRow">
       <w:rPr>
+        <w:rFonts w:eastAsia="黑体"/>
         <w:b/>
         <w:bCs/>
         <w:color w:themeColor="text2" w:val="1F497D"/>
@@ -8193,12 +8601,14 @@
     </w:tblStylePr>
     <w:tblStylePr w:type="firstCol">
       <w:rPr>
+        <w:rFonts w:eastAsia="黑体"/>
         <w:b/>
         <w:bCs/>
       </w:rPr>
     </w:tblStylePr>
     <w:tblStylePr w:type="lastCol">
       <w:rPr>
+        <w:rFonts w:eastAsia="黑体"/>
         <w:b/>
         <w:bCs/>
       </w:rPr>
@@ -8232,6 +8642,7 @@
       <w:spacing w:after="0" w:line="240" w:lineRule="auto"/>
     </w:pPr>
     <w:rPr>
+      <w:rFonts w:eastAsia="黑体"/>
       <w:color w:themeColor="text1" w:val="000000"/>
     </w:rPr>
     <w:tblPr>
@@ -8251,7 +8662,7 @@
     </w:tblPr>
     <w:tblStylePr w:type="firstRow">
       <w:rPr>
-        <w:rFonts w:asciiTheme="majorHAnsi" w:cstheme="majorBidi" w:eastAsiaTheme="majorEastAsia" w:hAnsiTheme="majorHAnsi"/>
+        <w:rFonts w:asciiTheme="majorHAnsi" w:cstheme="majorBidi" w:hAnsiTheme="majorHAnsi" w:eastAsia="黑体"/>
       </w:rPr>
       <w:tblPr/>
       <w:tcPr>
@@ -8263,6 +8674,7 @@
     </w:tblStylePr>
     <w:tblStylePr w:type="lastRow">
       <w:rPr>
+        <w:rFonts w:eastAsia="黑体"/>
         <w:b/>
         <w:bCs/>
         <w:color w:themeColor="text2" w:val="1F497D"/>
@@ -8277,12 +8689,14 @@
     </w:tblStylePr>
     <w:tblStylePr w:type="firstCol">
       <w:rPr>
+        <w:rFonts w:eastAsia="黑体"/>
         <w:b/>
         <w:bCs/>
       </w:rPr>
     </w:tblStylePr>
     <w:tblStylePr w:type="lastCol">
       <w:rPr>
+        <w:rFonts w:eastAsia="黑体"/>
         <w:b/>
         <w:bCs/>
       </w:rPr>
@@ -8316,6 +8730,7 @@
       <w:spacing w:after="0" w:line="240" w:lineRule="auto"/>
     </w:pPr>
     <w:rPr>
+      <w:rFonts w:eastAsia="黑体"/>
       <w:color w:themeColor="text1" w:val="000000"/>
     </w:rPr>
     <w:tblPr>
@@ -8335,7 +8750,7 @@
     </w:tblPr>
     <w:tblStylePr w:type="firstRow">
       <w:rPr>
-        <w:rFonts w:asciiTheme="majorHAnsi" w:cstheme="majorBidi" w:eastAsiaTheme="majorEastAsia" w:hAnsiTheme="majorHAnsi"/>
+        <w:rFonts w:asciiTheme="majorHAnsi" w:cstheme="majorBidi" w:hAnsiTheme="majorHAnsi" w:eastAsia="黑体"/>
       </w:rPr>
       <w:tblPr/>
       <w:tcPr>
@@ -8347,6 +8762,7 @@
     </w:tblStylePr>
     <w:tblStylePr w:type="lastRow">
       <w:rPr>
+        <w:rFonts w:eastAsia="黑体"/>
         <w:b/>
         <w:bCs/>
         <w:color w:themeColor="text2" w:val="1F497D"/>
@@ -8361,12 +8777,14 @@
     </w:tblStylePr>
     <w:tblStylePr w:type="firstCol">
       <w:rPr>
+        <w:rFonts w:eastAsia="黑体"/>
         <w:b/>
         <w:bCs/>
       </w:rPr>
     </w:tblStylePr>
     <w:tblStylePr w:type="lastCol">
       <w:rPr>
+        <w:rFonts w:eastAsia="黑体"/>
         <w:b/>
         <w:bCs/>
       </w:rPr>
@@ -8400,6 +8818,7 @@
       <w:spacing w:after="0" w:line="240" w:lineRule="auto"/>
     </w:pPr>
     <w:rPr>
+      <w:rFonts w:eastAsia="黑体"/>
       <w:color w:themeColor="text1" w:val="000000"/>
     </w:rPr>
     <w:tblPr>
@@ -8419,7 +8838,7 @@
     </w:tblPr>
     <w:tblStylePr w:type="firstRow">
       <w:rPr>
-        <w:rFonts w:asciiTheme="majorHAnsi" w:cstheme="majorBidi" w:eastAsiaTheme="majorEastAsia" w:hAnsiTheme="majorHAnsi"/>
+        <w:rFonts w:asciiTheme="majorHAnsi" w:cstheme="majorBidi" w:hAnsiTheme="majorHAnsi" w:eastAsia="黑体"/>
       </w:rPr>
       <w:tblPr/>
       <w:tcPr>
@@ -8431,6 +8850,7 @@
     </w:tblStylePr>
     <w:tblStylePr w:type="lastRow">
       <w:rPr>
+        <w:rFonts w:eastAsia="黑体"/>
         <w:b/>
         <w:bCs/>
         <w:color w:themeColor="text2" w:val="1F497D"/>
@@ -8445,12 +8865,14 @@
     </w:tblStylePr>
     <w:tblStylePr w:type="firstCol">
       <w:rPr>
+        <w:rFonts w:eastAsia="黑体"/>
         <w:b/>
         <w:bCs/>
       </w:rPr>
     </w:tblStylePr>
     <w:tblStylePr w:type="lastCol">
       <w:rPr>
+        <w:rFonts w:eastAsia="黑体"/>
         <w:b/>
         <w:bCs/>
       </w:rPr>
@@ -8484,6 +8906,7 @@
       <w:spacing w:after="0" w:line="240" w:lineRule="auto"/>
     </w:pPr>
     <w:rPr>
+      <w:rFonts w:eastAsia="黑体"/>
       <w:color w:themeColor="text1" w:val="000000"/>
     </w:rPr>
     <w:tblPr>
@@ -8503,7 +8926,7 @@
     </w:tblPr>
     <w:tblStylePr w:type="firstRow">
       <w:rPr>
-        <w:rFonts w:asciiTheme="majorHAnsi" w:cstheme="majorBidi" w:eastAsiaTheme="majorEastAsia" w:hAnsiTheme="majorHAnsi"/>
+        <w:rFonts w:asciiTheme="majorHAnsi" w:cstheme="majorBidi" w:hAnsiTheme="majorHAnsi" w:eastAsia="黑体"/>
       </w:rPr>
       <w:tblPr/>
       <w:tcPr>
@@ -8515,6 +8938,7 @@
     </w:tblStylePr>
     <w:tblStylePr w:type="lastRow">
       <w:rPr>
+        <w:rFonts w:eastAsia="黑体"/>
         <w:b/>
         <w:bCs/>
         <w:color w:themeColor="text2" w:val="1F497D"/>
@@ -8529,12 +8953,14 @@
     </w:tblStylePr>
     <w:tblStylePr w:type="firstCol">
       <w:rPr>
+        <w:rFonts w:eastAsia="黑体"/>
         <w:b/>
         <w:bCs/>
       </w:rPr>
     </w:tblStylePr>
     <w:tblStylePr w:type="lastCol">
       <w:rPr>
+        <w:rFonts w:eastAsia="黑体"/>
         <w:b/>
         <w:bCs/>
       </w:rPr>
@@ -8568,7 +8994,7 @@
       <w:spacing w:after="0" w:line="240" w:lineRule="auto"/>
     </w:pPr>
     <w:rPr>
-      <w:rFonts w:asciiTheme="majorHAnsi" w:cstheme="majorBidi" w:eastAsiaTheme="majorEastAsia" w:hAnsiTheme="majorHAnsi"/>
+      <w:rFonts w:asciiTheme="majorHAnsi" w:cstheme="majorBidi" w:hAnsiTheme="majorHAnsi" w:eastAsia="黑体"/>
       <w:color w:themeColor="text1" w:val="000000"/>
     </w:rPr>
     <w:tblPr>
@@ -8590,6 +9016,7 @@
     </w:tblPr>
     <w:tblStylePr w:type="firstRow">
       <w:rPr>
+        <w:rFonts w:eastAsia="黑体"/>
         <w:sz w:val="24"/>
         <w:szCs w:val="24"/>
       </w:rPr>
@@ -8696,7 +9123,7 @@
       <w:spacing w:after="0" w:line="240" w:lineRule="auto"/>
     </w:pPr>
     <w:rPr>
-      <w:rFonts w:asciiTheme="majorHAnsi" w:cstheme="majorBidi" w:eastAsiaTheme="majorEastAsia" w:hAnsiTheme="majorHAnsi"/>
+      <w:rFonts w:asciiTheme="majorHAnsi" w:cstheme="majorBidi" w:hAnsiTheme="majorHAnsi" w:eastAsia="黑体"/>
       <w:color w:themeColor="text1" w:val="000000"/>
     </w:rPr>
     <w:tblPr>
@@ -8718,6 +9145,7 @@
     </w:tblPr>
     <w:tblStylePr w:type="firstRow">
       <w:rPr>
+        <w:rFonts w:eastAsia="黑体"/>
         <w:sz w:val="24"/>
         <w:szCs w:val="24"/>
       </w:rPr>
@@ -8824,7 +9252,7 @@
       <w:spacing w:after="0" w:line="240" w:lineRule="auto"/>
     </w:pPr>
     <w:rPr>
-      <w:rFonts w:asciiTheme="majorHAnsi" w:cstheme="majorBidi" w:eastAsiaTheme="majorEastAsia" w:hAnsiTheme="majorHAnsi"/>
+      <w:rFonts w:asciiTheme="majorHAnsi" w:cstheme="majorBidi" w:hAnsiTheme="majorHAnsi" w:eastAsia="黑体"/>
       <w:color w:themeColor="text1" w:val="000000"/>
     </w:rPr>
     <w:tblPr>
@@ -8846,6 +9274,7 @@
     </w:tblPr>
     <w:tblStylePr w:type="firstRow">
       <w:rPr>
+        <w:rFonts w:eastAsia="黑体"/>
         <w:sz w:val="24"/>
         <w:szCs w:val="24"/>
       </w:rPr>
@@ -8952,7 +9381,7 @@
       <w:spacing w:after="0" w:line="240" w:lineRule="auto"/>
     </w:pPr>
     <w:rPr>
-      <w:rFonts w:asciiTheme="majorHAnsi" w:cstheme="majorBidi" w:eastAsiaTheme="majorEastAsia" w:hAnsiTheme="majorHAnsi"/>
+      <w:rFonts w:asciiTheme="majorHAnsi" w:cstheme="majorBidi" w:hAnsiTheme="majorHAnsi" w:eastAsia="黑体"/>
       <w:color w:themeColor="text1" w:val="000000"/>
     </w:rPr>
     <w:tblPr>
@@ -8974,6 +9403,7 @@
     </w:tblPr>
     <w:tblStylePr w:type="firstRow">
       <w:rPr>
+        <w:rFonts w:eastAsia="黑体"/>
         <w:sz w:val="24"/>
         <w:szCs w:val="24"/>
       </w:rPr>
@@ -9080,7 +9510,7 @@
       <w:spacing w:after="0" w:line="240" w:lineRule="auto"/>
     </w:pPr>
     <w:rPr>
-      <w:rFonts w:asciiTheme="majorHAnsi" w:cstheme="majorBidi" w:eastAsiaTheme="majorEastAsia" w:hAnsiTheme="majorHAnsi"/>
+      <w:rFonts w:asciiTheme="majorHAnsi" w:cstheme="majorBidi" w:hAnsiTheme="majorHAnsi" w:eastAsia="黑体"/>
       <w:color w:themeColor="text1" w:val="000000"/>
     </w:rPr>
     <w:tblPr>
@@ -9102,6 +9532,7 @@
     </w:tblPr>
     <w:tblStylePr w:type="firstRow">
       <w:rPr>
+        <w:rFonts w:eastAsia="黑体"/>
         <w:sz w:val="24"/>
         <w:szCs w:val="24"/>
       </w:rPr>
@@ -9208,7 +9639,7 @@
       <w:spacing w:after="0" w:line="240" w:lineRule="auto"/>
     </w:pPr>
     <w:rPr>
-      <w:rFonts w:asciiTheme="majorHAnsi" w:cstheme="majorBidi" w:eastAsiaTheme="majorEastAsia" w:hAnsiTheme="majorHAnsi"/>
+      <w:rFonts w:asciiTheme="majorHAnsi" w:cstheme="majorBidi" w:hAnsiTheme="majorHAnsi" w:eastAsia="黑体"/>
       <w:color w:themeColor="text1" w:val="000000"/>
     </w:rPr>
     <w:tblPr>
@@ -9230,6 +9661,7 @@
     </w:tblPr>
     <w:tblStylePr w:type="firstRow">
       <w:rPr>
+        <w:rFonts w:eastAsia="黑体"/>
         <w:sz w:val="24"/>
         <w:szCs w:val="24"/>
       </w:rPr>
@@ -9336,7 +9768,7 @@
       <w:spacing w:after="0" w:line="240" w:lineRule="auto"/>
     </w:pPr>
     <w:rPr>
-      <w:rFonts w:asciiTheme="majorHAnsi" w:cstheme="majorBidi" w:eastAsiaTheme="majorEastAsia" w:hAnsiTheme="majorHAnsi"/>
+      <w:rFonts w:asciiTheme="majorHAnsi" w:cstheme="majorBidi" w:hAnsiTheme="majorHAnsi" w:eastAsia="黑体"/>
       <w:color w:themeColor="text1" w:val="000000"/>
     </w:rPr>
     <w:tblPr>
@@ -9358,6 +9790,7 @@
     </w:tblPr>
     <w:tblStylePr w:type="firstRow">
       <w:rPr>
+        <w:rFonts w:eastAsia="黑体"/>
         <w:sz w:val="24"/>
         <w:szCs w:val="24"/>
       </w:rPr>
@@ -9487,12 +9920,14 @@
     </w:tcPr>
     <w:tblStylePr w:type="firstRow">
       <w:rPr>
+        <w:rFonts w:eastAsia="黑体"/>
         <w:b/>
         <w:bCs/>
       </w:rPr>
     </w:tblStylePr>
     <w:tblStylePr w:type="lastRow">
       <w:rPr>
+        <w:rFonts w:eastAsia="黑体"/>
         <w:b/>
         <w:bCs/>
       </w:rPr>
@@ -9505,12 +9940,14 @@
     </w:tblStylePr>
     <w:tblStylePr w:type="firstCol">
       <w:rPr>
+        <w:rFonts w:eastAsia="黑体"/>
         <w:b/>
         <w:bCs/>
       </w:rPr>
     </w:tblStylePr>
     <w:tblStylePr w:type="lastCol">
       <w:rPr>
+        <w:rFonts w:eastAsia="黑体"/>
         <w:b/>
         <w:bCs/>
       </w:rPr>
@@ -9560,12 +9997,14 @@
     </w:tcPr>
     <w:tblStylePr w:type="firstRow">
       <w:rPr>
+        <w:rFonts w:eastAsia="黑体"/>
         <w:b/>
         <w:bCs/>
       </w:rPr>
     </w:tblStylePr>
     <w:tblStylePr w:type="lastRow">
       <w:rPr>
+        <w:rFonts w:eastAsia="黑体"/>
         <w:b/>
         <w:bCs/>
       </w:rPr>
@@ -9578,12 +10017,14 @@
     </w:tblStylePr>
     <w:tblStylePr w:type="firstCol">
       <w:rPr>
+        <w:rFonts w:eastAsia="黑体"/>
         <w:b/>
         <w:bCs/>
       </w:rPr>
     </w:tblStylePr>
     <w:tblStylePr w:type="lastCol">
       <w:rPr>
+        <w:rFonts w:eastAsia="黑体"/>
         <w:b/>
         <w:bCs/>
       </w:rPr>
@@ -9633,12 +10074,14 @@
     </w:tcPr>
     <w:tblStylePr w:type="firstRow">
       <w:rPr>
+        <w:rFonts w:eastAsia="黑体"/>
         <w:b/>
         <w:bCs/>
       </w:rPr>
     </w:tblStylePr>
     <w:tblStylePr w:type="lastRow">
       <w:rPr>
+        <w:rFonts w:eastAsia="黑体"/>
         <w:b/>
         <w:bCs/>
       </w:rPr>
@@ -9651,12 +10094,14 @@
     </w:tblStylePr>
     <w:tblStylePr w:type="firstCol">
       <w:rPr>
+        <w:rFonts w:eastAsia="黑体"/>
         <w:b/>
         <w:bCs/>
       </w:rPr>
     </w:tblStylePr>
     <w:tblStylePr w:type="lastCol">
       <w:rPr>
+        <w:rFonts w:eastAsia="黑体"/>
         <w:b/>
         <w:bCs/>
       </w:rPr>
@@ -9706,12 +10151,14 @@
     </w:tcPr>
     <w:tblStylePr w:type="firstRow">
       <w:rPr>
+        <w:rFonts w:eastAsia="黑体"/>
         <w:b/>
         <w:bCs/>
       </w:rPr>
     </w:tblStylePr>
     <w:tblStylePr w:type="lastRow">
       <w:rPr>
+        <w:rFonts w:eastAsia="黑体"/>
         <w:b/>
         <w:bCs/>
       </w:rPr>
@@ -9724,12 +10171,14 @@
     </w:tblStylePr>
     <w:tblStylePr w:type="firstCol">
       <w:rPr>
+        <w:rFonts w:eastAsia="黑体"/>
         <w:b/>
         <w:bCs/>
       </w:rPr>
     </w:tblStylePr>
     <w:tblStylePr w:type="lastCol">
       <w:rPr>
+        <w:rFonts w:eastAsia="黑体"/>
         <w:b/>
         <w:bCs/>
       </w:rPr>
@@ -9779,12 +10228,14 @@
     </w:tcPr>
     <w:tblStylePr w:type="firstRow">
       <w:rPr>
+        <w:rFonts w:eastAsia="黑体"/>
         <w:b/>
         <w:bCs/>
       </w:rPr>
     </w:tblStylePr>
     <w:tblStylePr w:type="lastRow">
       <w:rPr>
+        <w:rFonts w:eastAsia="黑体"/>
         <w:b/>
         <w:bCs/>
       </w:rPr>
@@ -9797,12 +10248,14 @@
     </w:tblStylePr>
     <w:tblStylePr w:type="firstCol">
       <w:rPr>
+        <w:rFonts w:eastAsia="黑体"/>
         <w:b/>
         <w:bCs/>
       </w:rPr>
     </w:tblStylePr>
     <w:tblStylePr w:type="lastCol">
       <w:rPr>
+        <w:rFonts w:eastAsia="黑体"/>
         <w:b/>
         <w:bCs/>
       </w:rPr>
@@ -9852,12 +10305,14 @@
     </w:tcPr>
     <w:tblStylePr w:type="firstRow">
       <w:rPr>
+        <w:rFonts w:eastAsia="黑体"/>
         <w:b/>
         <w:bCs/>
       </w:rPr>
     </w:tblStylePr>
     <w:tblStylePr w:type="lastRow">
       <w:rPr>
+        <w:rFonts w:eastAsia="黑体"/>
         <w:b/>
         <w:bCs/>
       </w:rPr>
@@ -9870,12 +10325,14 @@
     </w:tblStylePr>
     <w:tblStylePr w:type="firstCol">
       <w:rPr>
+        <w:rFonts w:eastAsia="黑体"/>
         <w:b/>
         <w:bCs/>
       </w:rPr>
     </w:tblStylePr>
     <w:tblStylePr w:type="lastCol">
       <w:rPr>
+        <w:rFonts w:eastAsia="黑体"/>
         <w:b/>
         <w:bCs/>
       </w:rPr>
@@ -9925,12 +10382,14 @@
     </w:tcPr>
     <w:tblStylePr w:type="firstRow">
       <w:rPr>
+        <w:rFonts w:eastAsia="黑体"/>
         <w:b/>
         <w:bCs/>
       </w:rPr>
     </w:tblStylePr>
     <w:tblStylePr w:type="lastRow">
       <w:rPr>
+        <w:rFonts w:eastAsia="黑体"/>
         <w:b/>
         <w:bCs/>
       </w:rPr>
@@ -9943,12 +10402,14 @@
     </w:tblStylePr>
     <w:tblStylePr w:type="firstCol">
       <w:rPr>
+        <w:rFonts w:eastAsia="黑体"/>
         <w:b/>
         <w:bCs/>
       </w:rPr>
     </w:tblStylePr>
     <w:tblStylePr w:type="lastCol">
       <w:rPr>
+        <w:rFonts w:eastAsia="黑体"/>
         <w:b/>
         <w:bCs/>
       </w:rPr>
@@ -9975,7 +10436,7 @@
       <w:spacing w:after="0" w:line="240" w:lineRule="auto"/>
     </w:pPr>
     <w:rPr>
-      <w:rFonts w:asciiTheme="majorHAnsi" w:cstheme="majorBidi" w:eastAsiaTheme="majorEastAsia" w:hAnsiTheme="majorHAnsi"/>
+      <w:rFonts w:asciiTheme="majorHAnsi" w:cstheme="majorBidi" w:hAnsiTheme="majorHAnsi" w:eastAsia="黑体"/>
       <w:color w:themeColor="text1" w:val="000000"/>
     </w:rPr>
     <w:tblPr>
@@ -10002,6 +10463,7 @@
     </w:tcPr>
     <w:tblStylePr w:type="firstRow">
       <w:rPr>
+        <w:rFonts w:eastAsia="黑体"/>
         <w:b/>
         <w:bCs/>
         <w:color w:themeColor="text1" w:val="000000"/>
@@ -10013,6 +10475,7 @@
     </w:tblStylePr>
     <w:tblStylePr w:type="lastRow">
       <w:rPr>
+        <w:rFonts w:eastAsia="黑体"/>
         <w:b/>
         <w:bCs/>
         <w:color w:themeColor="text1" w:val="000000"/>
@@ -10032,6 +10495,7 @@
     </w:tblStylePr>
     <w:tblStylePr w:type="firstCol">
       <w:rPr>
+        <w:rFonts w:eastAsia="黑体"/>
         <w:b/>
         <w:bCs/>
         <w:color w:themeColor="text1" w:val="000000"/>
@@ -10051,6 +10515,7 @@
     </w:tblStylePr>
     <w:tblStylePr w:type="lastCol">
       <w:rPr>
+        <w:rFonts w:eastAsia="黑体"/>
         <w:b w:val="0"/>
         <w:bCs w:val="0"/>
         <w:color w:themeColor="text1" w:val="000000"/>
@@ -10100,7 +10565,7 @@
       <w:spacing w:after="0" w:line="240" w:lineRule="auto"/>
     </w:pPr>
     <w:rPr>
-      <w:rFonts w:asciiTheme="majorHAnsi" w:cstheme="majorBidi" w:eastAsiaTheme="majorEastAsia" w:hAnsiTheme="majorHAnsi"/>
+      <w:rFonts w:asciiTheme="majorHAnsi" w:cstheme="majorBidi" w:hAnsiTheme="majorHAnsi" w:eastAsia="黑体"/>
       <w:color w:themeColor="text1" w:val="000000"/>
     </w:rPr>
     <w:tblPr>
@@ -10127,6 +10592,7 @@
     </w:tcPr>
     <w:tblStylePr w:type="firstRow">
       <w:rPr>
+        <w:rFonts w:eastAsia="黑体"/>
         <w:b/>
         <w:bCs/>
         <w:color w:themeColor="text1" w:val="000000"/>
@@ -10138,6 +10604,7 @@
     </w:tblStylePr>
     <w:tblStylePr w:type="lastRow">
       <w:rPr>
+        <w:rFonts w:eastAsia="黑体"/>
         <w:b/>
         <w:bCs/>
         <w:color w:themeColor="text1" w:val="000000"/>
@@ -10157,6 +10624,7 @@
     </w:tblStylePr>
     <w:tblStylePr w:type="firstCol">
       <w:rPr>
+        <w:rFonts w:eastAsia="黑体"/>
         <w:b/>
         <w:bCs/>
         <w:color w:themeColor="text1" w:val="000000"/>
@@ -10176,6 +10644,7 @@
     </w:tblStylePr>
     <w:tblStylePr w:type="lastCol">
       <w:rPr>
+        <w:rFonts w:eastAsia="黑体"/>
         <w:b w:val="0"/>
         <w:bCs w:val="0"/>
         <w:color w:themeColor="text1" w:val="000000"/>
@@ -10225,7 +10694,7 @@
       <w:spacing w:after="0" w:line="240" w:lineRule="auto"/>
     </w:pPr>
     <w:rPr>
-      <w:rFonts w:asciiTheme="majorHAnsi" w:cstheme="majorBidi" w:eastAsiaTheme="majorEastAsia" w:hAnsiTheme="majorHAnsi"/>
+      <w:rFonts w:asciiTheme="majorHAnsi" w:cstheme="majorBidi" w:hAnsiTheme="majorHAnsi" w:eastAsia="黑体"/>
       <w:color w:themeColor="text1" w:val="000000"/>
     </w:rPr>
     <w:tblPr>
@@ -10252,6 +10721,7 @@
     </w:tcPr>
     <w:tblStylePr w:type="firstRow">
       <w:rPr>
+        <w:rFonts w:eastAsia="黑体"/>
         <w:b/>
         <w:bCs/>
         <w:color w:themeColor="text1" w:val="000000"/>
@@ -10263,6 +10733,7 @@
     </w:tblStylePr>
     <w:tblStylePr w:type="lastRow">
       <w:rPr>
+        <w:rFonts w:eastAsia="黑体"/>
         <w:b/>
         <w:bCs/>
         <w:color w:themeColor="text1" w:val="000000"/>
@@ -10282,6 +10753,7 @@
     </w:tblStylePr>
     <w:tblStylePr w:type="firstCol">
       <w:rPr>
+        <w:rFonts w:eastAsia="黑体"/>
         <w:b/>
         <w:bCs/>
         <w:color w:themeColor="text1" w:val="000000"/>
@@ -10301,6 +10773,7 @@
     </w:tblStylePr>
     <w:tblStylePr w:type="lastCol">
       <w:rPr>
+        <w:rFonts w:eastAsia="黑体"/>
         <w:b w:val="0"/>
         <w:bCs w:val="0"/>
         <w:color w:themeColor="text1" w:val="000000"/>
@@ -10350,7 +10823,7 @@
       <w:spacing w:after="0" w:line="240" w:lineRule="auto"/>
     </w:pPr>
     <w:rPr>
-      <w:rFonts w:asciiTheme="majorHAnsi" w:cstheme="majorBidi" w:eastAsiaTheme="majorEastAsia" w:hAnsiTheme="majorHAnsi"/>
+      <w:rFonts w:asciiTheme="majorHAnsi" w:cstheme="majorBidi" w:hAnsiTheme="majorHAnsi" w:eastAsia="黑体"/>
       <w:color w:themeColor="text1" w:val="000000"/>
     </w:rPr>
     <w:tblPr>
@@ -10377,6 +10850,7 @@
     </w:tcPr>
     <w:tblStylePr w:type="firstRow">
       <w:rPr>
+        <w:rFonts w:eastAsia="黑体"/>
         <w:b/>
         <w:bCs/>
         <w:color w:themeColor="text1" w:val="000000"/>
@@ -10388,6 +10862,7 @@
     </w:tblStylePr>
     <w:tblStylePr w:type="lastRow">
       <w:rPr>
+        <w:rFonts w:eastAsia="黑体"/>
         <w:b/>
         <w:bCs/>
         <w:color w:themeColor="text1" w:val="000000"/>
@@ -10407,6 +10882,7 @@
     </w:tblStylePr>
     <w:tblStylePr w:type="firstCol">
       <w:rPr>
+        <w:rFonts w:eastAsia="黑体"/>
         <w:b/>
         <w:bCs/>
         <w:color w:themeColor="text1" w:val="000000"/>
@@ -10426,6 +10902,7 @@
     </w:tblStylePr>
     <w:tblStylePr w:type="lastCol">
       <w:rPr>
+        <w:rFonts w:eastAsia="黑体"/>
         <w:b w:val="0"/>
         <w:bCs w:val="0"/>
         <w:color w:themeColor="text1" w:val="000000"/>
@@ -10475,7 +10952,7 @@
       <w:spacing w:after="0" w:line="240" w:lineRule="auto"/>
     </w:pPr>
     <w:rPr>
-      <w:rFonts w:asciiTheme="majorHAnsi" w:cstheme="majorBidi" w:eastAsiaTheme="majorEastAsia" w:hAnsiTheme="majorHAnsi"/>
+      <w:rFonts w:asciiTheme="majorHAnsi" w:cstheme="majorBidi" w:hAnsiTheme="majorHAnsi" w:eastAsia="黑体"/>
       <w:color w:themeColor="text1" w:val="000000"/>
     </w:rPr>
     <w:tblPr>
@@ -10502,6 +10979,7 @@
     </w:tcPr>
     <w:tblStylePr w:type="firstRow">
       <w:rPr>
+        <w:rFonts w:eastAsia="黑体"/>
         <w:b/>
         <w:bCs/>
         <w:color w:themeColor="text1" w:val="000000"/>
@@ -10513,6 +10991,7 @@
     </w:tblStylePr>
     <w:tblStylePr w:type="lastRow">
       <w:rPr>
+        <w:rFonts w:eastAsia="黑体"/>
         <w:b/>
         <w:bCs/>
         <w:color w:themeColor="text1" w:val="000000"/>
@@ -10532,6 +11011,7 @@
     </w:tblStylePr>
     <w:tblStylePr w:type="firstCol">
       <w:rPr>
+        <w:rFonts w:eastAsia="黑体"/>
         <w:b/>
         <w:bCs/>
         <w:color w:themeColor="text1" w:val="000000"/>
@@ -10551,6 +11031,7 @@
     </w:tblStylePr>
     <w:tblStylePr w:type="lastCol">
       <w:rPr>
+        <w:rFonts w:eastAsia="黑体"/>
         <w:b w:val="0"/>
         <w:bCs w:val="0"/>
         <w:color w:themeColor="text1" w:val="000000"/>
@@ -10600,7 +11081,7 @@
       <w:spacing w:after="0" w:line="240" w:lineRule="auto"/>
     </w:pPr>
     <w:rPr>
-      <w:rFonts w:asciiTheme="majorHAnsi" w:cstheme="majorBidi" w:eastAsiaTheme="majorEastAsia" w:hAnsiTheme="majorHAnsi"/>
+      <w:rFonts w:asciiTheme="majorHAnsi" w:cstheme="majorBidi" w:hAnsiTheme="majorHAnsi" w:eastAsia="黑体"/>
       <w:color w:themeColor="text1" w:val="000000"/>
     </w:rPr>
     <w:tblPr>
@@ -10627,6 +11108,7 @@
     </w:tcPr>
     <w:tblStylePr w:type="firstRow">
       <w:rPr>
+        <w:rFonts w:eastAsia="黑体"/>
         <w:b/>
         <w:bCs/>
         <w:color w:themeColor="text1" w:val="000000"/>
@@ -10638,6 +11120,7 @@
     </w:tblStylePr>
     <w:tblStylePr w:type="lastRow">
       <w:rPr>
+        <w:rFonts w:eastAsia="黑体"/>
         <w:b/>
         <w:bCs/>
         <w:color w:themeColor="text1" w:val="000000"/>
@@ -10657,6 +11140,7 @@
     </w:tblStylePr>
     <w:tblStylePr w:type="firstCol">
       <w:rPr>
+        <w:rFonts w:eastAsia="黑体"/>
         <w:b/>
         <w:bCs/>
         <w:color w:themeColor="text1" w:val="000000"/>
@@ -10676,6 +11160,7 @@
     </w:tblStylePr>
     <w:tblStylePr w:type="lastCol">
       <w:rPr>
+        <w:rFonts w:eastAsia="黑体"/>
         <w:b w:val="0"/>
         <w:bCs w:val="0"/>
         <w:color w:themeColor="text1" w:val="000000"/>
@@ -10725,7 +11210,7 @@
       <w:spacing w:after="0" w:line="240" w:lineRule="auto"/>
     </w:pPr>
     <w:rPr>
-      <w:rFonts w:asciiTheme="majorHAnsi" w:cstheme="majorBidi" w:eastAsiaTheme="majorEastAsia" w:hAnsiTheme="majorHAnsi"/>
+      <w:rFonts w:asciiTheme="majorHAnsi" w:cstheme="majorBidi" w:hAnsiTheme="majorHAnsi" w:eastAsia="黑体"/>
       <w:color w:themeColor="text1" w:val="000000"/>
     </w:rPr>
     <w:tblPr>
@@ -10752,6 +11237,7 @@
     </w:tcPr>
     <w:tblStylePr w:type="firstRow">
       <w:rPr>
+        <w:rFonts w:eastAsia="黑体"/>
         <w:b/>
         <w:bCs/>
         <w:color w:themeColor="text1" w:val="000000"/>
@@ -10763,6 +11249,7 @@
     </w:tblStylePr>
     <w:tblStylePr w:type="lastRow">
       <w:rPr>
+        <w:rFonts w:eastAsia="黑体"/>
         <w:b/>
         <w:bCs/>
         <w:color w:themeColor="text1" w:val="000000"/>
@@ -10782,6 +11269,7 @@
     </w:tblStylePr>
     <w:tblStylePr w:type="firstCol">
       <w:rPr>
+        <w:rFonts w:eastAsia="黑体"/>
         <w:b/>
         <w:bCs/>
         <w:color w:themeColor="text1" w:val="000000"/>
@@ -10801,6 +11289,7 @@
     </w:tblStylePr>
     <w:tblStylePr w:type="lastCol">
       <w:rPr>
+        <w:rFonts w:eastAsia="黑体"/>
         <w:b w:val="0"/>
         <w:bCs w:val="0"/>
         <w:color w:themeColor="text1" w:val="000000"/>
@@ -10873,6 +11362,7 @@
     </w:tcPr>
     <w:tblStylePr w:type="firstRow">
       <w:rPr>
+        <w:rFonts w:eastAsia="黑体"/>
         <w:b/>
         <w:bCs/>
         <w:i w:val="0"/>
@@ -10894,6 +11384,7 @@
     </w:tblStylePr>
     <w:tblStylePr w:type="lastRow">
       <w:rPr>
+        <w:rFonts w:eastAsia="黑体"/>
         <w:b/>
         <w:bCs/>
         <w:i w:val="0"/>
@@ -10915,6 +11406,7 @@
     </w:tblStylePr>
     <w:tblStylePr w:type="firstCol">
       <w:rPr>
+        <w:rFonts w:eastAsia="黑体"/>
         <w:b/>
         <w:bCs/>
         <w:i w:val="0"/>
@@ -10934,6 +11426,7 @@
     </w:tblStylePr>
     <w:tblStylePr w:type="lastCol">
       <w:rPr>
+        <w:rFonts w:eastAsia="黑体"/>
         <w:b/>
         <w:bCs/>
         <w:i w:val="0"/>
@@ -11014,6 +11507,7 @@
     </w:tcPr>
     <w:tblStylePr w:type="firstRow">
       <w:rPr>
+        <w:rFonts w:eastAsia="黑体"/>
         <w:b/>
         <w:bCs/>
         <w:i w:val="0"/>
@@ -11035,6 +11529,7 @@
     </w:tblStylePr>
     <w:tblStylePr w:type="lastRow">
       <w:rPr>
+        <w:rFonts w:eastAsia="黑体"/>
         <w:b/>
         <w:bCs/>
         <w:i w:val="0"/>
@@ -11056,6 +11551,7 @@
     </w:tblStylePr>
     <w:tblStylePr w:type="firstCol">
       <w:rPr>
+        <w:rFonts w:eastAsia="黑体"/>
         <w:b/>
         <w:bCs/>
         <w:i w:val="0"/>
@@ -11075,6 +11571,7 @@
     </w:tblStylePr>
     <w:tblStylePr w:type="lastCol">
       <w:rPr>
+        <w:rFonts w:eastAsia="黑体"/>
         <w:b/>
         <w:bCs/>
         <w:i w:val="0"/>
@@ -11155,6 +11652,7 @@
     </w:tcPr>
     <w:tblStylePr w:type="firstRow">
       <w:rPr>
+        <w:rFonts w:eastAsia="黑体"/>
         <w:b/>
         <w:bCs/>
         <w:i w:val="0"/>
@@ -11176,6 +11674,7 @@
     </w:tblStylePr>
     <w:tblStylePr w:type="lastRow">
       <w:rPr>
+        <w:rFonts w:eastAsia="黑体"/>
         <w:b/>
         <w:bCs/>
         <w:i w:val="0"/>
@@ -11197,6 +11696,7 @@
     </w:tblStylePr>
     <w:tblStylePr w:type="firstCol">
       <w:rPr>
+        <w:rFonts w:eastAsia="黑体"/>
         <w:b/>
         <w:bCs/>
         <w:i w:val="0"/>
@@ -11216,6 +11716,7 @@
     </w:tblStylePr>
     <w:tblStylePr w:type="lastCol">
       <w:rPr>
+        <w:rFonts w:eastAsia="黑体"/>
         <w:b/>
         <w:bCs/>
         <w:i w:val="0"/>
@@ -11296,6 +11797,7 @@
     </w:tcPr>
     <w:tblStylePr w:type="firstRow">
       <w:rPr>
+        <w:rFonts w:eastAsia="黑体"/>
         <w:b/>
         <w:bCs/>
         <w:i w:val="0"/>
@@ -11317,6 +11819,7 @@
     </w:tblStylePr>
     <w:tblStylePr w:type="lastRow">
       <w:rPr>
+        <w:rFonts w:eastAsia="黑体"/>
         <w:b/>
         <w:bCs/>
         <w:i w:val="0"/>
@@ -11338,6 +11841,7 @@
     </w:tblStylePr>
     <w:tblStylePr w:type="firstCol">
       <w:rPr>
+        <w:rFonts w:eastAsia="黑体"/>
         <w:b/>
         <w:bCs/>
         <w:i w:val="0"/>
@@ -11357,6 +11861,7 @@
     </w:tblStylePr>
     <w:tblStylePr w:type="lastCol">
       <w:rPr>
+        <w:rFonts w:eastAsia="黑体"/>
         <w:b/>
         <w:bCs/>
         <w:i w:val="0"/>
@@ -11437,6 +11942,7 @@
     </w:tcPr>
     <w:tblStylePr w:type="firstRow">
       <w:rPr>
+        <w:rFonts w:eastAsia="黑体"/>
         <w:b/>
         <w:bCs/>
         <w:i w:val="0"/>
@@ -11458,6 +11964,7 @@
     </w:tblStylePr>
     <w:tblStylePr w:type="lastRow">
       <w:rPr>
+        <w:rFonts w:eastAsia="黑体"/>
         <w:b/>
         <w:bCs/>
         <w:i w:val="0"/>
@@ -11479,6 +11986,7 @@
     </w:tblStylePr>
     <w:tblStylePr w:type="firstCol">
       <w:rPr>
+        <w:rFonts w:eastAsia="黑体"/>
         <w:b/>
         <w:bCs/>
         <w:i w:val="0"/>
@@ -11498,6 +12006,7 @@
     </w:tblStylePr>
     <w:tblStylePr w:type="lastCol">
       <w:rPr>
+        <w:rFonts w:eastAsia="黑体"/>
         <w:b/>
         <w:bCs/>
         <w:i w:val="0"/>
@@ -11578,6 +12087,7 @@
     </w:tcPr>
     <w:tblStylePr w:type="firstRow">
       <w:rPr>
+        <w:rFonts w:eastAsia="黑体"/>
         <w:b/>
         <w:bCs/>
         <w:i w:val="0"/>
@@ -11599,6 +12109,7 @@
     </w:tblStylePr>
     <w:tblStylePr w:type="lastRow">
       <w:rPr>
+        <w:rFonts w:eastAsia="黑体"/>
         <w:b/>
         <w:bCs/>
         <w:i w:val="0"/>
@@ -11620,6 +12131,7 @@
     </w:tblStylePr>
     <w:tblStylePr w:type="firstCol">
       <w:rPr>
+        <w:rFonts w:eastAsia="黑体"/>
         <w:b/>
         <w:bCs/>
         <w:i w:val="0"/>
@@ -11639,6 +12151,7 @@
     </w:tblStylePr>
     <w:tblStylePr w:type="lastCol">
       <w:rPr>
+        <w:rFonts w:eastAsia="黑体"/>
         <w:b/>
         <w:bCs/>
         <w:i w:val="0"/>
@@ -11719,6 +12232,7 @@
     </w:tcPr>
     <w:tblStylePr w:type="firstRow">
       <w:rPr>
+        <w:rFonts w:eastAsia="黑体"/>
         <w:b/>
         <w:bCs/>
         <w:i w:val="0"/>
@@ -11740,6 +12254,7 @@
     </w:tblStylePr>
     <w:tblStylePr w:type="lastRow">
       <w:rPr>
+        <w:rFonts w:eastAsia="黑体"/>
         <w:b/>
         <w:bCs/>
         <w:i w:val="0"/>
@@ -11761,6 +12276,7 @@
     </w:tblStylePr>
     <w:tblStylePr w:type="firstCol">
       <w:rPr>
+        <w:rFonts w:eastAsia="黑体"/>
         <w:b/>
         <w:bCs/>
         <w:i w:val="0"/>
@@ -11780,6 +12296,7 @@
     </w:tblStylePr>
     <w:tblStylePr w:type="lastCol">
       <w:rPr>
+        <w:rFonts w:eastAsia="黑体"/>
         <w:b/>
         <w:bCs/>
         <w:i w:val="0"/>
@@ -11837,6 +12354,7 @@
       <w:spacing w:after="0" w:line="240" w:lineRule="auto"/>
     </w:pPr>
     <w:rPr>
+      <w:rFonts w:eastAsia="黑体"/>
       <w:color w:themeColor="background1" w:val="FFFFFF"/>
     </w:rPr>
     <w:tblPr>
@@ -11855,6 +12373,7 @@
     </w:tcPr>
     <w:tblStylePr w:type="firstRow">
       <w:rPr>
+        <w:rFonts w:eastAsia="黑体"/>
         <w:b/>
         <w:bCs/>
       </w:rPr>
@@ -11951,6 +12470,7 @@
       <w:spacing w:after="0" w:line="240" w:lineRule="auto"/>
     </w:pPr>
     <w:rPr>
+      <w:rFonts w:eastAsia="黑体"/>
       <w:color w:themeColor="background1" w:val="FFFFFF"/>
     </w:rPr>
     <w:tblPr>
@@ -11969,6 +12489,7 @@
     </w:tcPr>
     <w:tblStylePr w:type="firstRow">
       <w:rPr>
+        <w:rFonts w:eastAsia="黑体"/>
         <w:b/>
         <w:bCs/>
       </w:rPr>
@@ -12065,6 +12586,7 @@
       <w:spacing w:after="0" w:line="240" w:lineRule="auto"/>
     </w:pPr>
     <w:rPr>
+      <w:rFonts w:eastAsia="黑体"/>
       <w:color w:themeColor="background1" w:val="FFFFFF"/>
     </w:rPr>
     <w:tblPr>
@@ -12083,6 +12605,7 @@
     </w:tcPr>
     <w:tblStylePr w:type="firstRow">
       <w:rPr>
+        <w:rFonts w:eastAsia="黑体"/>
         <w:b/>
         <w:bCs/>
       </w:rPr>
@@ -12179,6 +12702,7 @@
       <w:spacing w:after="0" w:line="240" w:lineRule="auto"/>
     </w:pPr>
     <w:rPr>
+      <w:rFonts w:eastAsia="黑体"/>
       <w:color w:themeColor="background1" w:val="FFFFFF"/>
     </w:rPr>
     <w:tblPr>
@@ -12197,6 +12721,7 @@
     </w:tcPr>
     <w:tblStylePr w:type="firstRow">
       <w:rPr>
+        <w:rFonts w:eastAsia="黑体"/>
         <w:b/>
         <w:bCs/>
       </w:rPr>
@@ -12293,6 +12818,7 @@
       <w:spacing w:after="0" w:line="240" w:lineRule="auto"/>
     </w:pPr>
     <w:rPr>
+      <w:rFonts w:eastAsia="黑体"/>
       <w:color w:themeColor="background1" w:val="FFFFFF"/>
     </w:rPr>
     <w:tblPr>
@@ -12311,6 +12837,7 @@
     </w:tcPr>
     <w:tblStylePr w:type="firstRow">
       <w:rPr>
+        <w:rFonts w:eastAsia="黑体"/>
         <w:b/>
         <w:bCs/>
       </w:rPr>
@@ -12407,6 +12934,7 @@
       <w:spacing w:after="0" w:line="240" w:lineRule="auto"/>
     </w:pPr>
     <w:rPr>
+      <w:rFonts w:eastAsia="黑体"/>
       <w:color w:themeColor="background1" w:val="FFFFFF"/>
     </w:rPr>
     <w:tblPr>
@@ -12425,6 +12953,7 @@
     </w:tcPr>
     <w:tblStylePr w:type="firstRow">
       <w:rPr>
+        <w:rFonts w:eastAsia="黑体"/>
         <w:b/>
         <w:bCs/>
       </w:rPr>
@@ -12521,6 +13050,7 @@
       <w:spacing w:after="0" w:line="240" w:lineRule="auto"/>
     </w:pPr>
     <w:rPr>
+      <w:rFonts w:eastAsia="黑体"/>
       <w:color w:themeColor="background1" w:val="FFFFFF"/>
     </w:rPr>
     <w:tblPr>
@@ -12539,6 +13069,7 @@
     </w:tcPr>
     <w:tblStylePr w:type="firstRow">
       <w:rPr>
+        <w:rFonts w:eastAsia="黑体"/>
         <w:b/>
         <w:bCs/>
       </w:rPr>
@@ -12635,6 +13166,7 @@
       <w:spacing w:after="0" w:line="240" w:lineRule="auto"/>
     </w:pPr>
     <w:rPr>
+      <w:rFonts w:eastAsia="黑体"/>
       <w:color w:themeColor="text1" w:val="000000"/>
     </w:rPr>
     <w:tblPr>
@@ -12661,6 +13193,7 @@
     </w:tcPr>
     <w:tblStylePr w:type="firstRow">
       <w:rPr>
+        <w:rFonts w:eastAsia="黑体"/>
         <w:b/>
         <w:bCs/>
       </w:rPr>
@@ -12679,6 +13212,7 @@
     </w:tblStylePr>
     <w:tblStylePr w:type="lastRow">
       <w:rPr>
+        <w:rFonts w:eastAsia="黑体"/>
         <w:b/>
         <w:bCs/>
         <w:color w:themeColor="background1" w:val="FFFFFF"/>
@@ -12693,6 +13227,7 @@
     </w:tblStylePr>
     <w:tblStylePr w:type="firstCol">
       <w:rPr>
+        <w:rFonts w:eastAsia="黑体"/>
         <w:color w:themeColor="background1" w:val="FFFFFF"/>
       </w:rPr>
       <w:tblPr/>
@@ -12710,6 +13245,7 @@
     </w:tblStylePr>
     <w:tblStylePr w:type="lastCol">
       <w:rPr>
+        <w:rFonts w:eastAsia="黑体"/>
         <w:color w:themeColor="background1" w:val="FFFFFF"/>
       </w:rPr>
       <w:tblPr/>
@@ -12739,11 +13275,13 @@
     </w:tblStylePr>
     <w:tblStylePr w:type="neCell">
       <w:rPr>
+        <w:rFonts w:eastAsia="黑体"/>
         <w:color w:themeColor="text1" w:val="000000"/>
       </w:rPr>
     </w:tblStylePr>
     <w:tblStylePr w:type="nwCell">
       <w:rPr>
+        <w:rFonts w:eastAsia="黑体"/>
         <w:color w:themeColor="text1" w:val="000000"/>
       </w:rPr>
     </w:tblStylePr>
@@ -12757,6 +13295,7 @@
       <w:spacing w:after="0" w:line="240" w:lineRule="auto"/>
     </w:pPr>
     <w:rPr>
+      <w:rFonts w:eastAsia="黑体"/>
       <w:color w:themeColor="text1" w:val="000000"/>
     </w:rPr>
     <w:tblPr>
@@ -12783,6 +13322,7 @@
     </w:tcPr>
     <w:tblStylePr w:type="firstRow">
       <w:rPr>
+        <w:rFonts w:eastAsia="黑体"/>
         <w:b/>
         <w:bCs/>
       </w:rPr>
@@ -12801,6 +13341,7 @@
     </w:tblStylePr>
     <w:tblStylePr w:type="lastRow">
       <w:rPr>
+        <w:rFonts w:eastAsia="黑体"/>
         <w:b/>
         <w:bCs/>
         <w:color w:themeColor="background1" w:val="FFFFFF"/>
@@ -12815,6 +13356,7 @@
     </w:tblStylePr>
     <w:tblStylePr w:type="firstCol">
       <w:rPr>
+        <w:rFonts w:eastAsia="黑体"/>
         <w:color w:themeColor="background1" w:val="FFFFFF"/>
       </w:rPr>
       <w:tblPr/>
@@ -12832,6 +13374,7 @@
     </w:tblStylePr>
     <w:tblStylePr w:type="lastCol">
       <w:rPr>
+        <w:rFonts w:eastAsia="黑体"/>
         <w:color w:themeColor="background1" w:val="FFFFFF"/>
       </w:rPr>
       <w:tblPr/>
@@ -12861,11 +13404,13 @@
     </w:tblStylePr>
     <w:tblStylePr w:type="neCell">
       <w:rPr>
+        <w:rFonts w:eastAsia="黑体"/>
         <w:color w:themeColor="text1" w:val="000000"/>
       </w:rPr>
     </w:tblStylePr>
     <w:tblStylePr w:type="nwCell">
       <w:rPr>
+        <w:rFonts w:eastAsia="黑体"/>
         <w:color w:themeColor="text1" w:val="000000"/>
       </w:rPr>
     </w:tblStylePr>
@@ -12879,6 +13424,7 @@
       <w:spacing w:after="0" w:line="240" w:lineRule="auto"/>
     </w:pPr>
     <w:rPr>
+      <w:rFonts w:eastAsia="黑体"/>
       <w:color w:themeColor="text1" w:val="000000"/>
     </w:rPr>
     <w:tblPr>
@@ -12905,6 +13451,7 @@
     </w:tcPr>
     <w:tblStylePr w:type="firstRow">
       <w:rPr>
+        <w:rFonts w:eastAsia="黑体"/>
         <w:b/>
         <w:bCs/>
       </w:rPr>
@@ -12923,6 +13470,7 @@
     </w:tblStylePr>
     <w:tblStylePr w:type="lastRow">
       <w:rPr>
+        <w:rFonts w:eastAsia="黑体"/>
         <w:b/>
         <w:bCs/>
         <w:color w:themeColor="background1" w:val="FFFFFF"/>
@@ -12937,6 +13485,7 @@
     </w:tblStylePr>
     <w:tblStylePr w:type="firstCol">
       <w:rPr>
+        <w:rFonts w:eastAsia="黑体"/>
         <w:color w:themeColor="background1" w:val="FFFFFF"/>
       </w:rPr>
       <w:tblPr/>
@@ -12954,6 +13503,7 @@
     </w:tblStylePr>
     <w:tblStylePr w:type="lastCol">
       <w:rPr>
+        <w:rFonts w:eastAsia="黑体"/>
         <w:color w:themeColor="background1" w:val="FFFFFF"/>
       </w:rPr>
       <w:tblPr/>
@@ -12983,11 +13533,13 @@
     </w:tblStylePr>
     <w:tblStylePr w:type="neCell">
       <w:rPr>
+        <w:rFonts w:eastAsia="黑体"/>
         <w:color w:themeColor="text1" w:val="000000"/>
       </w:rPr>
     </w:tblStylePr>
     <w:tblStylePr w:type="nwCell">
       <w:rPr>
+        <w:rFonts w:eastAsia="黑体"/>
         <w:color w:themeColor="text1" w:val="000000"/>
       </w:rPr>
     </w:tblStylePr>
@@ -13001,6 +13553,7 @@
       <w:spacing w:after="0" w:line="240" w:lineRule="auto"/>
     </w:pPr>
     <w:rPr>
+      <w:rFonts w:eastAsia="黑体"/>
       <w:color w:themeColor="text1" w:val="000000"/>
     </w:rPr>
     <w:tblPr>
@@ -13027,6 +13580,7 @@
     </w:tcPr>
     <w:tblStylePr w:type="firstRow">
       <w:rPr>
+        <w:rFonts w:eastAsia="黑体"/>
         <w:b/>
         <w:bCs/>
       </w:rPr>
@@ -13045,6 +13599,7 @@
     </w:tblStylePr>
     <w:tblStylePr w:type="lastRow">
       <w:rPr>
+        <w:rFonts w:eastAsia="黑体"/>
         <w:b/>
         <w:bCs/>
         <w:color w:themeColor="background1" w:val="FFFFFF"/>
@@ -13059,6 +13614,7 @@
     </w:tblStylePr>
     <w:tblStylePr w:type="firstCol">
       <w:rPr>
+        <w:rFonts w:eastAsia="黑体"/>
         <w:color w:themeColor="background1" w:val="FFFFFF"/>
       </w:rPr>
       <w:tblPr/>
@@ -13076,6 +13632,7 @@
     </w:tblStylePr>
     <w:tblStylePr w:type="lastCol">
       <w:rPr>
+        <w:rFonts w:eastAsia="黑体"/>
         <w:color w:themeColor="background1" w:val="FFFFFF"/>
       </w:rPr>
       <w:tblPr/>
@@ -13113,6 +13670,7 @@
       <w:spacing w:after="0" w:line="240" w:lineRule="auto"/>
     </w:pPr>
     <w:rPr>
+      <w:rFonts w:eastAsia="黑体"/>
       <w:color w:themeColor="text1" w:val="000000"/>
     </w:rPr>
     <w:tblPr>
@@ -13139,6 +13697,7 @@
     </w:tcPr>
     <w:tblStylePr w:type="firstRow">
       <w:rPr>
+        <w:rFonts w:eastAsia="黑体"/>
         <w:b/>
         <w:bCs/>
       </w:rPr>
@@ -13157,6 +13716,7 @@
     </w:tblStylePr>
     <w:tblStylePr w:type="lastRow">
       <w:rPr>
+        <w:rFonts w:eastAsia="黑体"/>
         <w:b/>
         <w:bCs/>
         <w:color w:themeColor="background1" w:val="FFFFFF"/>
@@ -13171,6 +13731,7 @@
     </w:tblStylePr>
     <w:tblStylePr w:type="firstCol">
       <w:rPr>
+        <w:rFonts w:eastAsia="黑体"/>
         <w:color w:themeColor="background1" w:val="FFFFFF"/>
       </w:rPr>
       <w:tblPr/>
@@ -13188,6 +13749,7 @@
     </w:tblStylePr>
     <w:tblStylePr w:type="lastCol">
       <w:rPr>
+        <w:rFonts w:eastAsia="黑体"/>
         <w:color w:themeColor="background1" w:val="FFFFFF"/>
       </w:rPr>
       <w:tblPr/>
@@ -13217,11 +13779,13 @@
     </w:tblStylePr>
     <w:tblStylePr w:type="neCell">
       <w:rPr>
+        <w:rFonts w:eastAsia="黑体"/>
         <w:color w:themeColor="text1" w:val="000000"/>
       </w:rPr>
     </w:tblStylePr>
     <w:tblStylePr w:type="nwCell">
       <w:rPr>
+        <w:rFonts w:eastAsia="黑体"/>
         <w:color w:themeColor="text1" w:val="000000"/>
       </w:rPr>
     </w:tblStylePr>
@@ -13235,6 +13799,7 @@
       <w:spacing w:after="0" w:line="240" w:lineRule="auto"/>
     </w:pPr>
     <w:rPr>
+      <w:rFonts w:eastAsia="黑体"/>
       <w:color w:themeColor="text1" w:val="000000"/>
     </w:rPr>
     <w:tblPr>
@@ -13261,6 +13826,7 @@
     </w:tcPr>
     <w:tblStylePr w:type="firstRow">
       <w:rPr>
+        <w:rFonts w:eastAsia="黑体"/>
         <w:b/>
         <w:bCs/>
       </w:rPr>
@@ -13279,6 +13845,7 @@
     </w:tblStylePr>
     <w:tblStylePr w:type="lastRow">
       <w:rPr>
+        <w:rFonts w:eastAsia="黑体"/>
         <w:b/>
         <w:bCs/>
         <w:color w:themeColor="background1" w:val="FFFFFF"/>
@@ -13293,6 +13860,7 @@
     </w:tblStylePr>
     <w:tblStylePr w:type="firstCol">
       <w:rPr>
+        <w:rFonts w:eastAsia="黑体"/>
         <w:color w:themeColor="background1" w:val="FFFFFF"/>
       </w:rPr>
       <w:tblPr/>
@@ -13310,6 +13878,7 @@
     </w:tblStylePr>
     <w:tblStylePr w:type="lastCol">
       <w:rPr>
+        <w:rFonts w:eastAsia="黑体"/>
         <w:color w:themeColor="background1" w:val="FFFFFF"/>
       </w:rPr>
       <w:tblPr/>
@@ -13339,11 +13908,13 @@
     </w:tblStylePr>
     <w:tblStylePr w:type="neCell">
       <w:rPr>
+        <w:rFonts w:eastAsia="黑体"/>
         <w:color w:themeColor="text1" w:val="000000"/>
       </w:rPr>
     </w:tblStylePr>
     <w:tblStylePr w:type="nwCell">
       <w:rPr>
+        <w:rFonts w:eastAsia="黑体"/>
         <w:color w:themeColor="text1" w:val="000000"/>
       </w:rPr>
     </w:tblStylePr>
@@ -13357,6 +13928,7 @@
       <w:spacing w:after="0" w:line="240" w:lineRule="auto"/>
     </w:pPr>
     <w:rPr>
+      <w:rFonts w:eastAsia="黑体"/>
       <w:color w:themeColor="text1" w:val="000000"/>
     </w:rPr>
     <w:tblPr>
@@ -13383,6 +13955,7 @@
     </w:tcPr>
     <w:tblStylePr w:type="firstRow">
       <w:rPr>
+        <w:rFonts w:eastAsia="黑体"/>
         <w:b/>
         <w:bCs/>
       </w:rPr>
@@ -13401,6 +13974,7 @@
     </w:tblStylePr>
     <w:tblStylePr w:type="lastRow">
       <w:rPr>
+        <w:rFonts w:eastAsia="黑体"/>
         <w:b/>
         <w:bCs/>
         <w:color w:themeColor="background1" w:val="FFFFFF"/>
@@ -13415,6 +13989,7 @@
     </w:tblStylePr>
     <w:tblStylePr w:type="firstCol">
       <w:rPr>
+        <w:rFonts w:eastAsia="黑体"/>
         <w:color w:themeColor="background1" w:val="FFFFFF"/>
       </w:rPr>
       <w:tblPr/>
@@ -13432,6 +14007,7 @@
     </w:tblStylePr>
     <w:tblStylePr w:type="lastCol">
       <w:rPr>
+        <w:rFonts w:eastAsia="黑体"/>
         <w:color w:themeColor="background1" w:val="FFFFFF"/>
       </w:rPr>
       <w:tblPr/>
@@ -13461,11 +14037,13 @@
     </w:tblStylePr>
     <w:tblStylePr w:type="neCell">
       <w:rPr>
+        <w:rFonts w:eastAsia="黑体"/>
         <w:color w:themeColor="text1" w:val="000000"/>
       </w:rPr>
     </w:tblStylePr>
     <w:tblStylePr w:type="nwCell">
       <w:rPr>
+        <w:rFonts w:eastAsia="黑体"/>
         <w:color w:themeColor="text1" w:val="000000"/>
       </w:rPr>
     </w:tblStylePr>
@@ -13479,6 +14057,7 @@
       <w:spacing w:after="0" w:line="240" w:lineRule="auto"/>
     </w:pPr>
     <w:rPr>
+      <w:rFonts w:eastAsia="黑体"/>
       <w:color w:themeColor="text1" w:val="000000"/>
     </w:rPr>
     <w:tblPr>
@@ -13497,6 +14076,7 @@
     </w:tcPr>
     <w:tblStylePr w:type="firstRow">
       <w:rPr>
+        <w:rFonts w:eastAsia="黑体"/>
         <w:b/>
         <w:bCs/>
         <w:color w:themeColor="background1" w:val="FFFFFF"/>
@@ -13511,6 +14091,7 @@
     </w:tblStylePr>
     <w:tblStylePr w:type="lastRow">
       <w:rPr>
+        <w:rFonts w:eastAsia="黑体"/>
         <w:b/>
         <w:bCs/>
         <w:color w:themeColor="accent2" w:themeShade="CC" w:val="9E3A38"/>
@@ -13525,12 +14106,14 @@
     </w:tblStylePr>
     <w:tblStylePr w:type="firstCol">
       <w:rPr>
+        <w:rFonts w:eastAsia="黑体"/>
         <w:b/>
         <w:bCs/>
       </w:rPr>
     </w:tblStylePr>
     <w:tblStylePr w:type="lastCol">
       <w:rPr>
+        <w:rFonts w:eastAsia="黑体"/>
         <w:b/>
         <w:bCs/>
       </w:rPr>
@@ -13565,6 +14148,7 @@
       <w:spacing w:after="0" w:line="240" w:lineRule="auto"/>
     </w:pPr>
     <w:rPr>
+      <w:rFonts w:eastAsia="黑体"/>
       <w:color w:themeColor="text1" w:val="000000"/>
     </w:rPr>
     <w:tblPr>
@@ -13583,6 +14167,7 @@
     </w:tcPr>
     <w:tblStylePr w:type="firstRow">
       <w:rPr>
+        <w:rFonts w:eastAsia="黑体"/>
         <w:b/>
         <w:bCs/>
         <w:color w:themeColor="background1" w:val="FFFFFF"/>
@@ -13597,6 +14182,7 @@
     </w:tblStylePr>
     <w:tblStylePr w:type="lastRow">
       <w:rPr>
+        <w:rFonts w:eastAsia="黑体"/>
         <w:b/>
         <w:bCs/>
         <w:color w:themeColor="accent2" w:themeShade="CC" w:val="9E3A38"/>
@@ -13611,12 +14197,14 @@
     </w:tblStylePr>
     <w:tblStylePr w:type="firstCol">
       <w:rPr>
+        <w:rFonts w:eastAsia="黑体"/>
         <w:b/>
         <w:bCs/>
       </w:rPr>
     </w:tblStylePr>
     <w:tblStylePr w:type="lastCol">
       <w:rPr>
+        <w:rFonts w:eastAsia="黑体"/>
         <w:b/>
         <w:bCs/>
       </w:rPr>
@@ -13651,6 +14239,7 @@
       <w:spacing w:after="0" w:line="240" w:lineRule="auto"/>
     </w:pPr>
     <w:rPr>
+      <w:rFonts w:eastAsia="黑体"/>
       <w:color w:themeColor="text1" w:val="000000"/>
     </w:rPr>
     <w:tblPr>
@@ -13669,6 +14258,7 @@
     </w:tcPr>
     <w:tblStylePr w:type="firstRow">
       <w:rPr>
+        <w:rFonts w:eastAsia="黑体"/>
         <w:b/>
         <w:bCs/>
         <w:color w:themeColor="background1" w:val="FFFFFF"/>
@@ -13683,6 +14273,7 @@
     </w:tblStylePr>
     <w:tblStylePr w:type="lastRow">
       <w:rPr>
+        <w:rFonts w:eastAsia="黑体"/>
         <w:b/>
         <w:bCs/>
         <w:color w:themeColor="accent2" w:themeShade="CC" w:val="9E3A38"/>
@@ -13697,12 +14288,14 @@
     </w:tblStylePr>
     <w:tblStylePr w:type="firstCol">
       <w:rPr>
+        <w:rFonts w:eastAsia="黑体"/>
         <w:b/>
         <w:bCs/>
       </w:rPr>
     </w:tblStylePr>
     <w:tblStylePr w:type="lastCol">
       <w:rPr>
+        <w:rFonts w:eastAsia="黑体"/>
         <w:b/>
         <w:bCs/>
       </w:rPr>
@@ -13737,6 +14330,7 @@
       <w:spacing w:after="0" w:line="240" w:lineRule="auto"/>
     </w:pPr>
     <w:rPr>
+      <w:rFonts w:eastAsia="黑体"/>
       <w:color w:themeColor="text1" w:val="000000"/>
     </w:rPr>
     <w:tblPr>
@@ -13755,6 +14349,7 @@
     </w:tcPr>
     <w:tblStylePr w:type="firstRow">
       <w:rPr>
+        <w:rFonts w:eastAsia="黑体"/>
         <w:b/>
         <w:bCs/>
         <w:color w:themeColor="background1" w:val="FFFFFF"/>
@@ -13769,6 +14364,7 @@
     </w:tblStylePr>
     <w:tblStylePr w:type="lastRow">
       <w:rPr>
+        <w:rFonts w:eastAsia="黑体"/>
         <w:b/>
         <w:bCs/>
         <w:color w:themeColor="accent4" w:themeShade="CC" w:val="664E82"/>
@@ -13783,12 +14379,14 @@
     </w:tblStylePr>
     <w:tblStylePr w:type="firstCol">
       <w:rPr>
+        <w:rFonts w:eastAsia="黑体"/>
         <w:b/>
         <w:bCs/>
       </w:rPr>
     </w:tblStylePr>
     <w:tblStylePr w:type="lastCol">
       <w:rPr>
+        <w:rFonts w:eastAsia="黑体"/>
         <w:b/>
         <w:bCs/>
       </w:rPr>
@@ -13823,6 +14421,7 @@
       <w:spacing w:after="0" w:line="240" w:lineRule="auto"/>
     </w:pPr>
     <w:rPr>
+      <w:rFonts w:eastAsia="黑体"/>
       <w:color w:themeColor="text1" w:val="000000"/>
     </w:rPr>
     <w:tblPr>
@@ -13841,6 +14440,7 @@
     </w:tcPr>
     <w:tblStylePr w:type="firstRow">
       <w:rPr>
+        <w:rFonts w:eastAsia="黑体"/>
         <w:b/>
         <w:bCs/>
         <w:color w:themeColor="background1" w:val="FFFFFF"/>
@@ -13855,6 +14455,7 @@
     </w:tblStylePr>
     <w:tblStylePr w:type="lastRow">
       <w:rPr>
+        <w:rFonts w:eastAsia="黑体"/>
         <w:b/>
         <w:bCs/>
         <w:color w:themeColor="accent3" w:themeShade="CC" w:val="7E9C40"/>
@@ -13869,12 +14470,14 @@
     </w:tblStylePr>
     <w:tblStylePr w:type="firstCol">
       <w:rPr>
+        <w:rFonts w:eastAsia="黑体"/>
         <w:b/>
         <w:bCs/>
       </w:rPr>
     </w:tblStylePr>
     <w:tblStylePr w:type="lastCol">
       <w:rPr>
+        <w:rFonts w:eastAsia="黑体"/>
         <w:b/>
         <w:bCs/>
       </w:rPr>
@@ -13909,6 +14512,7 @@
       <w:spacing w:after="0" w:line="240" w:lineRule="auto"/>
     </w:pPr>
     <w:rPr>
+      <w:rFonts w:eastAsia="黑体"/>
       <w:color w:themeColor="text1" w:val="000000"/>
     </w:rPr>
     <w:tblPr>
@@ -13927,6 +14531,7 @@
     </w:tcPr>
     <w:tblStylePr w:type="firstRow">
       <w:rPr>
+        <w:rFonts w:eastAsia="黑体"/>
         <w:b/>
         <w:bCs/>
         <w:color w:themeColor="background1" w:val="FFFFFF"/>
@@ -13941,6 +14546,7 @@
     </w:tblStylePr>
     <w:tblStylePr w:type="lastRow">
       <w:rPr>
+        <w:rFonts w:eastAsia="黑体"/>
         <w:b/>
         <w:bCs/>
         <w:color w:themeColor="accent6" w:themeShade="CC" w:val="F2730A"/>
@@ -13955,12 +14561,14 @@
     </w:tblStylePr>
     <w:tblStylePr w:type="firstCol">
       <w:rPr>
+        <w:rFonts w:eastAsia="黑体"/>
         <w:b/>
         <w:bCs/>
       </w:rPr>
     </w:tblStylePr>
     <w:tblStylePr w:type="lastCol">
       <w:rPr>
+        <w:rFonts w:eastAsia="黑体"/>
         <w:b/>
         <w:bCs/>
       </w:rPr>
@@ -13995,6 +14603,7 @@
       <w:spacing w:after="0" w:line="240" w:lineRule="auto"/>
     </w:pPr>
     <w:rPr>
+      <w:rFonts w:eastAsia="黑体"/>
       <w:color w:themeColor="text1" w:val="000000"/>
     </w:rPr>
     <w:tblPr>
@@ -14013,6 +14622,7 @@
     </w:tcPr>
     <w:tblStylePr w:type="firstRow">
       <w:rPr>
+        <w:rFonts w:eastAsia="黑体"/>
         <w:b/>
         <w:bCs/>
         <w:color w:themeColor="background1" w:val="FFFFFF"/>
@@ -14027,6 +14637,7 @@
     </w:tblStylePr>
     <w:tblStylePr w:type="lastRow">
       <w:rPr>
+        <w:rFonts w:eastAsia="黑体"/>
         <w:b/>
         <w:bCs/>
         <w:color w:themeColor="accent5" w:themeShade="CC" w:val="348DA5"/>
@@ -14041,12 +14652,14 @@
     </w:tblStylePr>
     <w:tblStylePr w:type="firstCol">
       <w:rPr>
+        <w:rFonts w:eastAsia="黑体"/>
         <w:b/>
         <w:bCs/>
       </w:rPr>
     </w:tblStylePr>
     <w:tblStylePr w:type="lastCol">
       <w:rPr>
+        <w:rFonts w:eastAsia="黑体"/>
         <w:b/>
         <w:bCs/>
       </w:rPr>
@@ -14081,6 +14694,7 @@
       <w:spacing w:after="0" w:line="240" w:lineRule="auto"/>
     </w:pPr>
     <w:rPr>
+      <w:rFonts w:eastAsia="黑体"/>
       <w:color w:themeColor="text1" w:val="000000"/>
     </w:rPr>
     <w:tblPr>
@@ -14102,6 +14716,7 @@
     </w:tcPr>
     <w:tblStylePr w:type="firstRow">
       <w:rPr>
+        <w:rFonts w:eastAsia="黑体"/>
         <w:b/>
         <w:bCs/>
       </w:rPr>
@@ -14112,6 +14727,7 @@
     </w:tblStylePr>
     <w:tblStylePr w:type="lastRow">
       <w:rPr>
+        <w:rFonts w:eastAsia="黑体"/>
         <w:b/>
         <w:bCs/>
         <w:color w:themeColor="text1" w:val="000000"/>
@@ -14123,6 +14739,7 @@
     </w:tblStylePr>
     <w:tblStylePr w:type="firstCol">
       <w:rPr>
+        <w:rFonts w:eastAsia="黑体"/>
         <w:color w:themeColor="background1" w:val="FFFFFF"/>
       </w:rPr>
       <w:tblPr/>
@@ -14132,6 +14749,7 @@
     </w:tblStylePr>
     <w:tblStylePr w:type="lastCol">
       <w:rPr>
+        <w:rFonts w:eastAsia="黑体"/>
         <w:color w:themeColor="background1" w:val="FFFFFF"/>
       </w:rPr>
       <w:tblPr/>
@@ -14161,6 +14779,7 @@
       <w:spacing w:after="0" w:line="240" w:lineRule="auto"/>
     </w:pPr>
     <w:rPr>
+      <w:rFonts w:eastAsia="黑体"/>
       <w:color w:themeColor="text1" w:val="000000"/>
     </w:rPr>
     <w:tblPr>
@@ -14182,6 +14801,7 @@
     </w:tcPr>
     <w:tblStylePr w:type="firstRow">
       <w:rPr>
+        <w:rFonts w:eastAsia="黑体"/>
         <w:b/>
         <w:bCs/>
       </w:rPr>
@@ -14192,6 +14812,7 @@
     </w:tblStylePr>
     <w:tblStylePr w:type="lastRow">
       <w:rPr>
+        <w:rFonts w:eastAsia="黑体"/>
         <w:b/>
         <w:bCs/>
         <w:color w:themeColor="text1" w:val="000000"/>
@@ -14203,6 +14824,7 @@
     </w:tblStylePr>
     <w:tblStylePr w:type="firstCol">
       <w:rPr>
+        <w:rFonts w:eastAsia="黑体"/>
         <w:color w:themeColor="background1" w:val="FFFFFF"/>
       </w:rPr>
       <w:tblPr/>
@@ -14212,6 +14834,7 @@
     </w:tblStylePr>
     <w:tblStylePr w:type="lastCol">
       <w:rPr>
+        <w:rFonts w:eastAsia="黑体"/>
         <w:color w:themeColor="background1" w:val="FFFFFF"/>
       </w:rPr>
       <w:tblPr/>
@@ -14241,6 +14864,7 @@
       <w:spacing w:after="0" w:line="240" w:lineRule="auto"/>
     </w:pPr>
     <w:rPr>
+      <w:rFonts w:eastAsia="黑体"/>
       <w:color w:themeColor="text1" w:val="000000"/>
     </w:rPr>
     <w:tblPr>
@@ -14262,6 +14886,7 @@
     </w:tcPr>
     <w:tblStylePr w:type="firstRow">
       <w:rPr>
+        <w:rFonts w:eastAsia="黑体"/>
         <w:b/>
         <w:bCs/>
       </w:rPr>
@@ -14272,6 +14897,7 @@
     </w:tblStylePr>
     <w:tblStylePr w:type="lastRow">
       <w:rPr>
+        <w:rFonts w:eastAsia="黑体"/>
         <w:b/>
         <w:bCs/>
         <w:color w:themeColor="text1" w:val="000000"/>
@@ -14283,6 +14909,7 @@
     </w:tblStylePr>
     <w:tblStylePr w:type="firstCol">
       <w:rPr>
+        <w:rFonts w:eastAsia="黑体"/>
         <w:color w:themeColor="background1" w:val="FFFFFF"/>
       </w:rPr>
       <w:tblPr/>
@@ -14292,6 +14919,7 @@
     </w:tblStylePr>
     <w:tblStylePr w:type="lastCol">
       <w:rPr>
+        <w:rFonts w:eastAsia="黑体"/>
         <w:color w:themeColor="background1" w:val="FFFFFF"/>
       </w:rPr>
       <w:tblPr/>
@@ -14321,6 +14949,7 @@
       <w:spacing w:after="0" w:line="240" w:lineRule="auto"/>
     </w:pPr>
     <w:rPr>
+      <w:rFonts w:eastAsia="黑体"/>
       <w:color w:themeColor="text1" w:val="000000"/>
     </w:rPr>
     <w:tblPr>
@@ -14342,6 +14971,7 @@
     </w:tcPr>
     <w:tblStylePr w:type="firstRow">
       <w:rPr>
+        <w:rFonts w:eastAsia="黑体"/>
         <w:b/>
         <w:bCs/>
       </w:rPr>
@@ -14352,6 +14982,7 @@
     </w:tblStylePr>
     <w:tblStylePr w:type="lastRow">
       <w:rPr>
+        <w:rFonts w:eastAsia="黑体"/>
         <w:b/>
         <w:bCs/>
         <w:color w:themeColor="text1" w:val="000000"/>
@@ -14363,6 +14994,7 @@
     </w:tblStylePr>
     <w:tblStylePr w:type="firstCol">
       <w:rPr>
+        <w:rFonts w:eastAsia="黑体"/>
         <w:color w:themeColor="background1" w:val="FFFFFF"/>
       </w:rPr>
       <w:tblPr/>
@@ -14372,6 +15004,7 @@
     </w:tblStylePr>
     <w:tblStylePr w:type="lastCol">
       <w:rPr>
+        <w:rFonts w:eastAsia="黑体"/>
         <w:color w:themeColor="background1" w:val="FFFFFF"/>
       </w:rPr>
       <w:tblPr/>
@@ -14401,6 +15034,7 @@
       <w:spacing w:after="0" w:line="240" w:lineRule="auto"/>
     </w:pPr>
     <w:rPr>
+      <w:rFonts w:eastAsia="黑体"/>
       <w:color w:themeColor="text1" w:val="000000"/>
     </w:rPr>
     <w:tblPr>
@@ -14422,6 +15056,7 @@
     </w:tcPr>
     <w:tblStylePr w:type="firstRow">
       <w:rPr>
+        <w:rFonts w:eastAsia="黑体"/>
         <w:b/>
         <w:bCs/>
       </w:rPr>
@@ -14432,6 +15067,7 @@
     </w:tblStylePr>
     <w:tblStylePr w:type="lastRow">
       <w:rPr>
+        <w:rFonts w:eastAsia="黑体"/>
         <w:b/>
         <w:bCs/>
         <w:color w:themeColor="text1" w:val="000000"/>
@@ -14443,6 +15079,7 @@
     </w:tblStylePr>
     <w:tblStylePr w:type="firstCol">
       <w:rPr>
+        <w:rFonts w:eastAsia="黑体"/>
         <w:color w:themeColor="background1" w:val="FFFFFF"/>
       </w:rPr>
       <w:tblPr/>
@@ -14452,6 +15089,7 @@
     </w:tblStylePr>
     <w:tblStylePr w:type="lastCol">
       <w:rPr>
+        <w:rFonts w:eastAsia="黑体"/>
         <w:color w:themeColor="background1" w:val="FFFFFF"/>
       </w:rPr>
       <w:tblPr/>
@@ -14481,6 +15119,7 @@
       <w:spacing w:after="0" w:line="240" w:lineRule="auto"/>
     </w:pPr>
     <w:rPr>
+      <w:rFonts w:eastAsia="黑体"/>
       <w:color w:themeColor="text1" w:val="000000"/>
     </w:rPr>
     <w:tblPr>
@@ -14502,6 +15141,7 @@
     </w:tcPr>
     <w:tblStylePr w:type="firstRow">
       <w:rPr>
+        <w:rFonts w:eastAsia="黑体"/>
         <w:b/>
         <w:bCs/>
       </w:rPr>
@@ -14512,6 +15152,7 @@
     </w:tblStylePr>
     <w:tblStylePr w:type="lastRow">
       <w:rPr>
+        <w:rFonts w:eastAsia="黑体"/>
         <w:b/>
         <w:bCs/>
         <w:color w:themeColor="text1" w:val="000000"/>
@@ -14523,6 +15164,7 @@
     </w:tblStylePr>
     <w:tblStylePr w:type="firstCol">
       <w:rPr>
+        <w:rFonts w:eastAsia="黑体"/>
         <w:color w:themeColor="background1" w:val="FFFFFF"/>
       </w:rPr>
       <w:tblPr/>
@@ -14532,6 +15174,7 @@
     </w:tblStylePr>
     <w:tblStylePr w:type="lastCol">
       <w:rPr>
+        <w:rFonts w:eastAsia="黑体"/>
         <w:color w:themeColor="background1" w:val="FFFFFF"/>
       </w:rPr>
       <w:tblPr/>
@@ -14561,6 +15204,7 @@
       <w:spacing w:after="0" w:line="240" w:lineRule="auto"/>
     </w:pPr>
     <w:rPr>
+      <w:rFonts w:eastAsia="黑体"/>
       <w:color w:themeColor="text1" w:val="000000"/>
     </w:rPr>
     <w:tblPr>
@@ -14582,6 +15226,7 @@
     </w:tcPr>
     <w:tblStylePr w:type="firstRow">
       <w:rPr>
+        <w:rFonts w:eastAsia="黑体"/>
         <w:b/>
         <w:bCs/>
       </w:rPr>
@@ -14592,6 +15237,7 @@
     </w:tblStylePr>
     <w:tblStylePr w:type="lastRow">
       <w:rPr>
+        <w:rFonts w:eastAsia="黑体"/>
         <w:b/>
         <w:bCs/>
         <w:color w:themeColor="text1" w:val="000000"/>
@@ -14603,6 +15249,7 @@
     </w:tblStylePr>
     <w:tblStylePr w:type="firstCol">
       <w:rPr>
+        <w:rFonts w:eastAsia="黑体"/>
         <w:color w:themeColor="background1" w:val="FFFFFF"/>
       </w:rPr>
       <w:tblPr/>
@@ -14612,6 +15259,7 @@
     </w:tblStylePr>
     <w:tblStylePr w:type="lastCol">
       <w:rPr>
+        <w:rFonts w:eastAsia="黑体"/>
         <w:color w:themeColor="background1" w:val="FFFFFF"/>
       </w:rPr>
       <w:tblPr/>
@@ -14644,6 +15292,7 @@
     <w:name w:val="KeywordTok"/>
     <w:basedOn w:val="VerbatimChar"/>
     <w:rPr>
+      <w:rFonts w:eastAsia="黑体"/>
       <w:b/>
       <w:color w:val="007020"/>
     </w:rPr>
@@ -14652,6 +15301,7 @@
     <w:name w:val="DataTypeTok"/>
     <w:basedOn w:val="VerbatimChar"/>
     <w:rPr>
+      <w:rFonts w:eastAsia="黑体"/>
       <w:color w:val="902000"/>
     </w:rPr>
   </w:style>
@@ -14659,6 +15309,7 @@
     <w:name w:val="DecValTok"/>
     <w:basedOn w:val="VerbatimChar"/>
     <w:rPr>
+      <w:rFonts w:eastAsia="黑体"/>
       <w:color w:val="40a070"/>
     </w:rPr>
   </w:style>
@@ -14666,6 +15317,7 @@
     <w:name w:val="BaseNTok"/>
     <w:basedOn w:val="VerbatimChar"/>
     <w:rPr>
+      <w:rFonts w:eastAsia="黑体"/>
       <w:color w:val="40a070"/>
     </w:rPr>
   </w:style>
@@ -14673,6 +15325,7 @@
     <w:name w:val="FloatTok"/>
     <w:basedOn w:val="VerbatimChar"/>
     <w:rPr>
+      <w:rFonts w:eastAsia="黑体"/>
       <w:color w:val="40a070"/>
     </w:rPr>
   </w:style>
@@ -14680,6 +15333,7 @@
     <w:name w:val="ConstantTok"/>
     <w:basedOn w:val="VerbatimChar"/>
     <w:rPr>
+      <w:rFonts w:eastAsia="黑体"/>
       <w:color w:val="880000"/>
     </w:rPr>
   </w:style>
@@ -14687,6 +15341,7 @@
     <w:name w:val="CharTok"/>
     <w:basedOn w:val="VerbatimChar"/>
     <w:rPr>
+      <w:rFonts w:eastAsia="黑体"/>
       <w:color w:val="4070a0"/>
     </w:rPr>
   </w:style>
@@ -14694,6 +15349,7 @@
     <w:name w:val="SpecialCharTok"/>
     <w:basedOn w:val="VerbatimChar"/>
     <w:rPr>
+      <w:rFonts w:eastAsia="黑体"/>
       <w:color w:val="4070a0"/>
     </w:rPr>
   </w:style>
@@ -14701,6 +15357,7 @@
     <w:name w:val="StringTok"/>
     <w:basedOn w:val="VerbatimChar"/>
     <w:rPr>
+      <w:rFonts w:eastAsia="黑体"/>
       <w:color w:val="4070a0"/>
     </w:rPr>
   </w:style>
@@ -14708,6 +15365,7 @@
     <w:name w:val="VerbatimStringTok"/>
     <w:basedOn w:val="VerbatimChar"/>
     <w:rPr>
+      <w:rFonts w:eastAsia="黑体"/>
       <w:color w:val="4070a0"/>
     </w:rPr>
   </w:style>
@@ -14715,6 +15373,7 @@
     <w:name w:val="SpecialStringTok"/>
     <w:basedOn w:val="VerbatimChar"/>
     <w:rPr>
+      <w:rFonts w:eastAsia="黑体"/>
       <w:color w:val="bb6688"/>
     </w:rPr>
   </w:style>
@@ -14722,6 +15381,7 @@
     <w:name w:val="ImportTok"/>
     <w:basedOn w:val="VerbatimChar"/>
     <w:rPr>
+      <w:rFonts w:eastAsia="黑体"/>
       <w:b/>
       <w:color w:val="008000"/>
     </w:rPr>
@@ -14730,6 +15390,7 @@
     <w:name w:val="CommentTok"/>
     <w:basedOn w:val="VerbatimChar"/>
     <w:rPr>
+      <w:rFonts w:eastAsia="黑体"/>
       <w:i/>
       <w:color w:val="60a0b0"/>
     </w:rPr>
@@ -14738,6 +15399,7 @@
     <w:name w:val="DocumentationTok"/>
     <w:basedOn w:val="VerbatimChar"/>
     <w:rPr>
+      <w:rFonts w:eastAsia="黑体"/>
       <w:i/>
       <w:color w:val="ba2121"/>
     </w:rPr>
@@ -14746,6 +15408,7 @@
     <w:name w:val="AnnotationTok"/>
     <w:basedOn w:val="VerbatimChar"/>
     <w:rPr>
+      <w:rFonts w:eastAsia="黑体"/>
       <w:b/>
       <w:i/>
       <w:color w:val="60a0b0"/>
@@ -14755,6 +15418,7 @@
     <w:name w:val="CommentVarTok"/>
     <w:basedOn w:val="VerbatimChar"/>
     <w:rPr>
+      <w:rFonts w:eastAsia="黑体"/>
       <w:b/>
       <w:i/>
       <w:color w:val="60a0b0"/>
@@ -14764,6 +15428,7 @@
     <w:name w:val="OtherTok"/>
     <w:basedOn w:val="VerbatimChar"/>
     <w:rPr>
+      <w:rFonts w:eastAsia="黑体"/>
       <w:color w:val="007020"/>
     </w:rPr>
   </w:style>
@@ -14771,6 +15436,7 @@
     <w:name w:val="FunctionTok"/>
     <w:basedOn w:val="VerbatimChar"/>
     <w:rPr>
+      <w:rFonts w:eastAsia="黑体"/>
       <w:color w:val="06287e"/>
     </w:rPr>
   </w:style>
@@ -14778,6 +15444,7 @@
     <w:name w:val="VariableTok"/>
     <w:basedOn w:val="VerbatimChar"/>
     <w:rPr>
+      <w:rFonts w:eastAsia="黑体"/>
       <w:color w:val="19177c"/>
     </w:rPr>
   </w:style>
@@ -14785,6 +15452,7 @@
     <w:name w:val="ControlFlowTok"/>
     <w:basedOn w:val="VerbatimChar"/>
     <w:rPr>
+      <w:rFonts w:eastAsia="黑体"/>
       <w:b/>
       <w:color w:val="007020"/>
     </w:rPr>
@@ -14793,6 +15461,7 @@
     <w:name w:val="OperatorTok"/>
     <w:basedOn w:val="VerbatimChar"/>
     <w:rPr>
+      <w:rFonts w:eastAsia="黑体"/>
       <w:color w:val="666666"/>
     </w:rPr>
   </w:style>
@@ -14800,18 +15469,22 @@
     <w:name w:val="BuiltInTok"/>
     <w:basedOn w:val="VerbatimChar"/>
     <w:rPr>
+      <w:rFonts w:eastAsia="黑体"/>
       <w:color w:val="008000"/>
     </w:rPr>
   </w:style>
   <w:style w:type="character" w:customStyle="1" w:styleId="ExtensionTok">
     <w:name w:val="ExtensionTok"/>
     <w:basedOn w:val="VerbatimChar"/>
-    <w:rPr/>
+    <w:rPr>
+      <w:rFonts w:eastAsia="黑体"/>
+    </w:rPr>
   </w:style>
   <w:style w:type="character" w:customStyle="1" w:styleId="PreprocessorTok">
     <w:name w:val="PreprocessorTok"/>
     <w:basedOn w:val="VerbatimChar"/>
     <w:rPr>
+      <w:rFonts w:eastAsia="黑体"/>
       <w:color w:val="bc7a00"/>
     </w:rPr>
   </w:style>
@@ -14819,18 +15492,22 @@
     <w:name w:val="AttributeTok"/>
     <w:basedOn w:val="VerbatimChar"/>
     <w:rPr>
+      <w:rFonts w:eastAsia="黑体"/>
       <w:color w:val="7d9029"/>
     </w:rPr>
   </w:style>
   <w:style w:type="character" w:customStyle="1" w:styleId="RegionMarkerTok">
     <w:name w:val="RegionMarkerTok"/>
     <w:basedOn w:val="VerbatimChar"/>
-    <w:rPr/>
+    <w:rPr>
+      <w:rFonts w:eastAsia="黑体"/>
+    </w:rPr>
   </w:style>
   <w:style w:type="character" w:customStyle="1" w:styleId="InformationTok">
     <w:name w:val="InformationTok"/>
     <w:basedOn w:val="VerbatimChar"/>
     <w:rPr>
+      <w:rFonts w:eastAsia="黑体"/>
       <w:b/>
       <w:i/>
       <w:color w:val="60a0b0"/>
@@ -14840,6 +15517,7 @@
     <w:name w:val="WarningTok"/>
     <w:basedOn w:val="VerbatimChar"/>
     <w:rPr>
+      <w:rFonts w:eastAsia="黑体"/>
       <w:b/>
       <w:i/>
       <w:color w:val="60a0b0"/>
@@ -14849,6 +15527,7 @@
     <w:name w:val="AlertTok"/>
     <w:basedOn w:val="VerbatimChar"/>
     <w:rPr>
+      <w:rFonts w:eastAsia="黑体"/>
       <w:b/>
       <w:color w:val="ff0000"/>
     </w:rPr>
@@ -14857,6 +15536,7 @@
     <w:name w:val="ErrorTok"/>
     <w:basedOn w:val="VerbatimChar"/>
     <w:rPr>
+      <w:rFonts w:eastAsia="黑体"/>
       <w:b/>
       <w:color w:val="ff0000"/>
     </w:rPr>
@@ -14864,7 +15544,9 @@
   <w:style w:type="character" w:customStyle="1" w:styleId="NormalTok">
     <w:name w:val="NormalTok"/>
     <w:basedOn w:val="VerbatimChar"/>
-    <w:rPr/>
+    <w:rPr>
+      <w:rFonts w:eastAsia="黑体"/>
+    </w:rPr>
   </w:style>
 </w:styles>
 </file>
@@ -14913,12 +15595,12 @@
     <a:fontScheme name="Office">
       <a:majorFont>
         <a:latin typeface="Calibri"/>
-        <a:ea typeface=""/>
+        <a:ea typeface="黑体"/>
         <a:cs typeface=""/>
         <a:font script="Jpan" typeface="ＭＳ ゴシック"/>
         <a:font script="Hang" typeface="맑은 고딕"/>
-        <a:font script="Hans" typeface="宋体"/>
-        <a:font script="Hant" typeface="新細明體"/>
+        <a:font script="Hans" typeface="黑体"/>
+        <a:font script="Hant" typeface="黑体"/>
         <a:font script="Arab" typeface="Times New Roman"/>
         <a:font script="Hebr" typeface="Times New Roman"/>
         <a:font script="Thai" typeface="Angsana New"/>
@@ -14948,12 +15630,12 @@
       </a:majorFont>
       <a:minorFont>
         <a:latin typeface="Cambria"/>
-        <a:ea typeface=""/>
+        <a:ea typeface="黑体"/>
         <a:cs typeface=""/>
         <a:font script="Jpan" typeface="ＭＳ 明朝"/>
         <a:font script="Hang" typeface="맑은 고딕"/>
-        <a:font script="Hans" typeface="宋体"/>
-        <a:font script="Hant" typeface="新細明體"/>
+        <a:font script="Hans" typeface="黑体"/>
+        <a:font script="Hant" typeface="黑体"/>
         <a:font script="Arab" typeface="Arial"/>
         <a:font script="Hebr" typeface="Arial"/>
         <a:font script="Thai" typeface="Cordia New"/>

--- a/08-传感器电路/12-其他传感器电路/触摸传感器电路/触摸传感器电路.docx
+++ b/08-传感器电路/12-其他传感器电路/触摸传感器电路/触摸传感器电路.docx
@@ -2524,7 +2524,7 @@
           <w:color w:val="555555"/>
           <w:sz w:val="21"/>
         </w:rPr>
-        <w:t>材料收集者：杜文杰，WX手机：19519196569，QQ:3478827729</w:t>
+        <w:t>材料收集者：杜文杰，微信/手机：19519196569，QQ:3478827729</w:t>
       </w:r>
     </w:p>
     <w:sectPr>
